--- a/ניסויים לפרוייקט/ניסוי 1/ExperimentOne.docx
+++ b/ניסויים לפרוייקט/ניסוי 1/ExperimentOne.docx
@@ -1,6 +1,6 @@
 
 <file path=word/document.xml><?xml version="1.0" encoding="utf-8"?>
-<w:document xmlns:wpc="http://schemas.microsoft.com/office/word/2010/wordprocessingCanvas" xmlns:cx="http://schemas.microsoft.com/office/drawing/2014/chartex" xmlns:cx1="http://schemas.microsoft.com/office/drawing/2015/9/8/chartex" xmlns:cx2="http://schemas.microsoft.com/office/drawing/2015/10/21/chartex" xmlns:cx3="http://schemas.microsoft.com/office/drawing/2016/5/9/chartex" xmlns:cx4="http://schemas.microsoft.com/office/drawing/2016/5/10/chartex" xmlns:cx5="http://schemas.microsoft.com/office/drawing/2016/5/11/chartex" xmlns:cx6="http://schemas.microsoft.com/office/drawing/2016/5/12/chartex" xmlns:cx7="http://schemas.microsoft.com/office/drawing/2016/5/13/chartex" xmlns:cx8="http://schemas.microsoft.com/office/drawing/2016/5/14/chartex" xmlns:mc="http://schemas.openxmlformats.org/markup-compatibility/2006" xmlns:aink="http://schemas.microsoft.com/office/drawing/2016/ink" xmlns:am3d="http://schemas.microsoft.com/office/drawing/2017/model3d" xmlns:o="urn:schemas-microsoft-com:office:office" xmlns:r="http://schemas.openxmlformats.org/officeDocument/2006/relationships" xmlns:m="http://schemas.openxmlformats.org/officeDocument/2006/math" xmlns:v="urn:schemas-microsoft-com:vml" xmlns:wp14="http://schemas.microsoft.com/office/word/2010/wordprocessingDrawing" xmlns:wp="http://schemas.openxmlformats.org/drawingml/2006/wordprocessingDrawing" xmlns:w10="urn:schemas-microsoft-com:office:word" xmlns:w="http://schemas.openxmlformats.org/wordprocessingml/2006/main" xmlns:w14="http://schemas.microsoft.com/office/word/2010/wordml" xmlns:w15="http://schemas.microsoft.com/office/word/2012/wordml" xmlns:w16cid="http://schemas.microsoft.com/office/word/2016/wordml/cid" xmlns:w16se="http://schemas.microsoft.com/office/word/2015/wordml/symex" xmlns:wpg="http://schemas.microsoft.com/office/word/2010/wordprocessingGroup" xmlns:wpi="http://schemas.microsoft.com/office/word/2010/wordprocessingInk" xmlns:wne="http://schemas.microsoft.com/office/word/2006/wordml" xmlns:wps="http://schemas.microsoft.com/office/word/2010/wordprocessingShape" mc:Ignorable="w14 w15 w16se w16cid wp14">
+<w:document xmlns:wpc="http://schemas.microsoft.com/office/word/2010/wordprocessingCanvas" xmlns:cx="http://schemas.microsoft.com/office/drawing/2014/chartex" xmlns:cx1="http://schemas.microsoft.com/office/drawing/2015/9/8/chartex" xmlns:cx2="http://schemas.microsoft.com/office/drawing/2015/10/21/chartex" xmlns:cx3="http://schemas.microsoft.com/office/drawing/2016/5/9/chartex" xmlns:cx4="http://schemas.microsoft.com/office/drawing/2016/5/10/chartex" xmlns:cx5="http://schemas.microsoft.com/office/drawing/2016/5/11/chartex" xmlns:cx6="http://schemas.microsoft.com/office/drawing/2016/5/12/chartex" xmlns:cx7="http://schemas.microsoft.com/office/drawing/2016/5/13/chartex" xmlns:cx8="http://schemas.microsoft.com/office/drawing/2016/5/14/chartex" xmlns:mc="http://schemas.openxmlformats.org/markup-compatibility/2006" xmlns:aink="http://schemas.microsoft.com/office/drawing/2016/ink" xmlns:am3d="http://schemas.microsoft.com/office/drawing/2017/model3d" xmlns:o="urn:schemas-microsoft-com:office:office" xmlns:oel="http://schemas.microsoft.com/office/2019/extlst" xmlns:r="http://schemas.openxmlformats.org/officeDocument/2006/relationships" xmlns:m="http://schemas.openxmlformats.org/officeDocument/2006/math" xmlns:v="urn:schemas-microsoft-com:vml" xmlns:wp14="http://schemas.microsoft.com/office/word/2010/wordprocessingDrawing" xmlns:wp="http://schemas.openxmlformats.org/drawingml/2006/wordprocessingDrawing" xmlns:w10="urn:schemas-microsoft-com:office:word" xmlns:w="http://schemas.openxmlformats.org/wordprocessingml/2006/main" xmlns:w14="http://schemas.microsoft.com/office/word/2010/wordml" xmlns:w15="http://schemas.microsoft.com/office/word/2012/wordml" xmlns:w16cex="http://schemas.microsoft.com/office/word/2018/wordml/cex" xmlns:w16cid="http://schemas.microsoft.com/office/word/2016/wordml/cid" xmlns:w16="http://schemas.microsoft.com/office/word/2018/wordml" xmlns:w16du="http://schemas.microsoft.com/office/word/2023/wordml/word16du" xmlns:w16sdtdh="http://schemas.microsoft.com/office/word/2020/wordml/sdtdatahash" xmlns:w16sdtfl="http://schemas.microsoft.com/office/word/2024/wordml/sdtformatlock" xmlns:w16se="http://schemas.microsoft.com/office/word/2015/wordml/symex" xmlns:wpg="http://schemas.microsoft.com/office/word/2010/wordprocessingGroup" xmlns:wpi="http://schemas.microsoft.com/office/word/2010/wordprocessingInk" xmlns:wne="http://schemas.microsoft.com/office/word/2006/wordml" xmlns:wps="http://schemas.microsoft.com/office/word/2010/wordprocessingShape" mc:Ignorable="w14 w15 w16se w16cid w16 w16cex w16sdtdh w16sdtfl w16du wp14">
   <w:body>
     <w:p>
       <w:pPr>
@@ -397,7 +397,6 @@
         </w:rPr>
         <w:t xml:space="preserve">שני </w:t>
       </w:r>
-      <w:proofErr w:type="spellStart"/>
       <w:r>
         <w:rPr>
           <w:rFonts w:ascii="Tahoma" w:hAnsi="Tahoma" w:cs="Tahoma"/>
@@ -417,15 +416,7 @@
           <w:rFonts w:ascii="Tahoma" w:hAnsi="Tahoma" w:cs="Tahoma"/>
           <w:rtl/>
         </w:rPr>
-        <w:t>ת</w:t>
-      </w:r>
-      <w:proofErr w:type="spellEnd"/>
-      <w:r>
-        <w:rPr>
-          <w:rFonts w:ascii="Tahoma" w:hAnsi="Tahoma" w:cs="Tahoma"/>
-          <w:rtl/>
-        </w:rPr>
-        <w:t xml:space="preserve"> בשפת </w:t>
+        <w:t xml:space="preserve">ת בשפת </w:t>
       </w:r>
       <w:r>
         <w:rPr>
@@ -458,23 +449,7 @@
           <w:rFonts w:ascii="Tahoma" w:hAnsi="Tahoma" w:cs="Tahoma" w:hint="cs"/>
           <w:rtl/>
         </w:rPr>
-        <w:t xml:space="preserve">ות </w:t>
-      </w:r>
-      <w:proofErr w:type="spellStart"/>
-      <w:r>
-        <w:rPr>
-          <w:rFonts w:ascii="Tahoma" w:hAnsi="Tahoma" w:cs="Tahoma" w:hint="cs"/>
-          <w:rtl/>
-        </w:rPr>
-        <w:t>תוכנית</w:t>
-      </w:r>
-      <w:proofErr w:type="spellEnd"/>
-      <w:r>
-        <w:rPr>
-          <w:rFonts w:ascii="Tahoma" w:hAnsi="Tahoma" w:cs="Tahoma" w:hint="cs"/>
-          <w:rtl/>
-        </w:rPr>
-        <w:t xml:space="preserve"> לבקר שישמש ה</w:t>
+        <w:t>ות תוכנית לבקר שישמש ה</w:t>
       </w:r>
       <w:r>
         <w:rPr>
@@ -996,131 +971,120 @@
         </w:rPr>
         <w:t xml:space="preserve">להשתמש </w:t>
       </w:r>
-      <w:proofErr w:type="spellStart"/>
       <w:r>
         <w:rPr>
           <w:rFonts w:ascii="Tahoma" w:hAnsi="Tahoma" w:cs="Tahoma" w:hint="cs"/>
           <w:rtl/>
         </w:rPr>
-        <w:t>בפונקציוליות</w:t>
-      </w:r>
-      <w:proofErr w:type="spellEnd"/>
+        <w:t xml:space="preserve">בפונקציוליות של </w:t>
+      </w:r>
       <w:r>
         <w:rPr>
           <w:rFonts w:ascii="Tahoma" w:hAnsi="Tahoma" w:cs="Tahoma" w:hint="cs"/>
-          <w:rtl/>
-        </w:rPr>
-        <w:t xml:space="preserve"> של </w:t>
+        </w:rPr>
+        <w:t>WIFI</w:t>
+      </w:r>
+      <w:r>
+        <w:rPr>
+          <w:rFonts w:ascii="Tahoma" w:hAnsi="Tahoma" w:cs="Tahoma"/>
+          <w:rtl/>
+        </w:rPr>
+        <w:t xml:space="preserve"> באמצעות </w:t>
+      </w:r>
+      <w:r>
+        <w:rPr>
+          <w:rFonts w:ascii="Tahoma" w:hAnsi="Tahoma" w:cs="Tahoma"/>
+        </w:rPr>
+        <w:t>ESP3</w:t>
+      </w:r>
+      <w:r>
+        <w:rPr>
+          <w:rFonts w:ascii="Tahoma" w:hAnsi="Tahoma" w:cs="Tahoma"/>
+        </w:rPr>
+        <w:t>2</w:t>
       </w:r>
       <w:r>
         <w:rPr>
           <w:rFonts w:ascii="Tahoma" w:hAnsi="Tahoma" w:cs="Tahoma" w:hint="cs"/>
-        </w:rPr>
-        <w:t>WIFI</w:t>
-      </w:r>
-      <w:r>
-        <w:rPr>
-          <w:rFonts w:ascii="Tahoma" w:hAnsi="Tahoma" w:cs="Tahoma"/>
-          <w:rtl/>
-        </w:rPr>
-        <w:t xml:space="preserve"> באמצעות </w:t>
-      </w:r>
-      <w:r>
-        <w:rPr>
-          <w:rFonts w:ascii="Tahoma" w:hAnsi="Tahoma" w:cs="Tahoma"/>
-        </w:rPr>
-        <w:t>ESP3</w:t>
-      </w:r>
-      <w:r>
-        <w:rPr>
-          <w:rFonts w:ascii="Tahoma" w:hAnsi="Tahoma" w:cs="Tahoma"/>
-        </w:rPr>
-        <w:t>2</w:t>
+          <w:rtl/>
+        </w:rPr>
+        <w:t xml:space="preserve"> </w:t>
+      </w:r>
+      <w:r>
+        <w:rPr>
+          <w:rFonts w:ascii="Tahoma" w:hAnsi="Tahoma" w:cs="Tahoma"/>
+          <w:rtl/>
+        </w:rPr>
+        <w:t xml:space="preserve">השימוש </w:t>
       </w:r>
       <w:r>
         <w:rPr>
           <w:rFonts w:ascii="Tahoma" w:hAnsi="Tahoma" w:cs="Tahoma" w:hint="cs"/>
           <w:rtl/>
         </w:rPr>
+        <w:t>הוכחתי</w:t>
+      </w:r>
+      <w:r>
+        <w:rPr>
+          <w:rFonts w:ascii="Tahoma" w:hAnsi="Tahoma" w:cs="Tahoma"/>
+          <w:rtl/>
+        </w:rPr>
+        <w:t xml:space="preserve"> את יכולתי לעבוד עם </w:t>
+      </w:r>
+      <w:r>
+        <w:rPr>
+          <w:rFonts w:ascii="Tahoma" w:hAnsi="Tahoma" w:cs="Tahoma"/>
+        </w:rPr>
+        <w:t>Arduino IDE</w:t>
+      </w:r>
+      <w:r>
+        <w:rPr>
+          <w:rFonts w:ascii="Tahoma" w:hAnsi="Tahoma" w:cs="Tahoma"/>
+          <w:rtl/>
+        </w:rPr>
+        <w:t xml:space="preserve"> לצריבת קוד ולניהול תצוגה בזמן אמת</w:t>
+      </w:r>
+      <w:r>
+        <w:rPr>
+          <w:rFonts w:ascii="Tahoma" w:hAnsi="Tahoma" w:cs="Tahoma" w:hint="cs"/>
+          <w:rtl/>
+        </w:rPr>
         <w:t xml:space="preserve"> </w:t>
       </w:r>
-      <w:r>
-        <w:rPr>
-          <w:rFonts w:ascii="Tahoma" w:hAnsi="Tahoma" w:cs="Tahoma"/>
-          <w:rtl/>
-        </w:rPr>
-        <w:t xml:space="preserve">השימוש </w:t>
-      </w:r>
+    </w:p>
+    <w:p>
+      <w:pPr>
+        <w:spacing w:after="0"/>
+        <w:rPr>
+          <w:rFonts w:ascii="Tahoma" w:hAnsi="Tahoma" w:cs="Tahoma"/>
+        </w:rPr>
+      </w:pPr>
       <w:r>
         <w:rPr>
           <w:rFonts w:ascii="Tahoma" w:hAnsi="Tahoma" w:cs="Tahoma" w:hint="cs"/>
           <w:rtl/>
         </w:rPr>
-        <w:t>הוכחתי</w:t>
-      </w:r>
-      <w:r>
-        <w:rPr>
-          <w:rFonts w:ascii="Tahoma" w:hAnsi="Tahoma" w:cs="Tahoma"/>
-          <w:rtl/>
-        </w:rPr>
-        <w:t xml:space="preserve"> את יכולתי לעבוד עם </w:t>
-      </w:r>
-      <w:r>
-        <w:rPr>
-          <w:rFonts w:ascii="Tahoma" w:hAnsi="Tahoma" w:cs="Tahoma"/>
-        </w:rPr>
-        <w:t>Arduino IDE</w:t>
-      </w:r>
-      <w:r>
-        <w:rPr>
-          <w:rFonts w:ascii="Tahoma" w:hAnsi="Tahoma" w:cs="Tahoma"/>
-          <w:rtl/>
-        </w:rPr>
-        <w:t xml:space="preserve"> לצריבת קוד ולניהול תצוגה בזמן אמת</w:t>
+        <w:t>על כן הבנו שעל מנת לחבר עם נקודה חמה ב</w:t>
+      </w:r>
+      <w:r>
+        <w:rPr>
+          <w:rFonts w:ascii="Tahoma" w:hAnsi="Tahoma" w:cs="Tahoma"/>
+        </w:rPr>
+        <w:t>iPhone</w:t>
       </w:r>
       <w:r>
         <w:rPr>
           <w:rFonts w:ascii="Tahoma" w:hAnsi="Tahoma" w:cs="Tahoma" w:hint="cs"/>
           <w:rtl/>
         </w:rPr>
-        <w:t xml:space="preserve"> </w:t>
-      </w:r>
-    </w:p>
-    <w:p>
-      <w:pPr>
-        <w:spacing w:after="0"/>
-        <w:rPr>
-          <w:rFonts w:ascii="Tahoma" w:hAnsi="Tahoma" w:cs="Tahoma"/>
-        </w:rPr>
-      </w:pPr>
-      <w:r>
-        <w:rPr>
-          <w:rFonts w:ascii="Tahoma" w:hAnsi="Tahoma" w:cs="Tahoma" w:hint="cs"/>
-          <w:rtl/>
-        </w:rPr>
-        <w:t>על כן הבנו שעל מנת לחבר עם נקודה חמה ב</w:t>
-      </w:r>
-      <w:r>
-        <w:rPr>
-          <w:rFonts w:ascii="Tahoma" w:hAnsi="Tahoma" w:cs="Tahoma"/>
-        </w:rPr>
-        <w:t>iPhone</w:t>
-      </w:r>
-      <w:r>
-        <w:rPr>
-          <w:rFonts w:ascii="Tahoma" w:hAnsi="Tahoma" w:cs="Tahoma" w:hint="cs"/>
-          <w:rtl/>
-        </w:rPr>
         <w:t xml:space="preserve"> צריך לעשות כמה שינויים : ראשית עלינו לוודא שאין סימנים מיוחדים ב</w:t>
       </w:r>
-      <w:proofErr w:type="spellStart"/>
       <w:r>
         <w:rPr>
           <w:rFonts w:ascii="Tahoma" w:hAnsi="Tahoma" w:cs="Tahoma"/>
         </w:rPr>
         <w:t>ssid</w:t>
       </w:r>
-      <w:proofErr w:type="spellEnd"/>
       <w:r>
         <w:rPr>
           <w:rFonts w:ascii="Tahoma" w:hAnsi="Tahoma" w:cs="Tahoma" w:hint="cs"/>
@@ -1216,7 +1180,7 @@
     <w:p>
       <w:pPr>
         <w:rPr>
-          <w:rFonts w:ascii="Tahoma" w:hAnsi="Tahoma" w:cs="Tahoma" w:hint="cs"/>
+          <w:rFonts w:ascii="Tahoma" w:hAnsi="Tahoma" w:cs="Tahoma"/>
           <w:rtl/>
         </w:rPr>
       </w:pPr>
@@ -1255,7 +1219,7 @@
     <w:p>
       <w:pPr>
         <w:rPr>
-          <w:rFonts w:ascii="Tahoma" w:hAnsi="Tahoma" w:cs="Tahoma" w:hint="cs"/>
+          <w:rFonts w:ascii="Tahoma" w:hAnsi="Tahoma" w:cs="Tahoma"/>
           <w:b/>
           <w:bCs/>
           <w:sz w:val="28"/>
@@ -1271,27 +1235,18 @@
         <w:lastRenderedPageBreak/>
         <w:t>עלינו לוודא שאין סימנים מיוחדים ב</w:t>
       </w:r>
-      <w:proofErr w:type="spellStart"/>
       <w:r>
         <w:rPr>
           <w:rFonts w:ascii="Tahoma" w:hAnsi="Tahoma" w:cs="Tahoma"/>
         </w:rPr>
         <w:t>ssid</w:t>
       </w:r>
-      <w:proofErr w:type="spellEnd"/>
       <w:r>
         <w:rPr>
           <w:rFonts w:ascii="Tahoma" w:hAnsi="Tahoma" w:cs="Tahoma" w:hint="cs"/>
           <w:rtl/>
         </w:rPr>
-        <w:t>, דבר זה נעשה על ידי שינוי ש</w:t>
-      </w:r>
-      <w:r>
-        <w:rPr>
-          <w:rFonts w:ascii="Tahoma" w:hAnsi="Tahoma" w:cs="Tahoma" w:hint="cs"/>
-          <w:rtl/>
-        </w:rPr>
-        <w:t xml:space="preserve">ם לשם בלי סימנים מיוחדים. </w:t>
+        <w:t xml:space="preserve">, דבר זה נעשה על ידי שינוי שם לשם בלי סימנים מיוחדים. </w:t>
       </w:r>
     </w:p>
     <w:p>
@@ -1314,7 +1269,7 @@
           <w:lang w:val="he-IL"/>
         </w:rPr>
         <w:drawing>
-          <wp:anchor distT="0" distB="0" distL="114300" distR="114300" simplePos="0" relativeHeight="251666432" behindDoc="0" locked="0" layoutInCell="1" allowOverlap="1">
+          <wp:anchor distT="0" distB="0" distL="114300" distR="114300" simplePos="0" relativeHeight="251666432" behindDoc="0" locked="0" layoutInCell="1" allowOverlap="1" wp14:anchorId="4D2BAF96" wp14:editId="1FFBE35D">
             <wp:simplePos x="0" y="0"/>
             <wp:positionH relativeFrom="margin">
               <wp:posOffset>2181860</wp:posOffset>
@@ -1382,7 +1337,7 @@
           <w:noProof/>
         </w:rPr>
         <w:drawing>
-          <wp:anchor distT="0" distB="0" distL="114300" distR="114300" simplePos="0" relativeHeight="251662336" behindDoc="0" locked="0" layoutInCell="1" allowOverlap="1" wp14:anchorId="276C23DF">
+          <wp:anchor distT="0" distB="0" distL="114300" distR="114300" simplePos="0" relativeHeight="251662336" behindDoc="0" locked="0" layoutInCell="1" allowOverlap="1" wp14:anchorId="276C23DF" wp14:editId="1D4E2068">
             <wp:simplePos x="0" y="0"/>
             <wp:positionH relativeFrom="column">
               <wp:posOffset>4092178</wp:posOffset>
@@ -1748,7 +1703,7 @@
         <mc:AlternateContent>
           <mc:Choice Requires="wps">
             <w:drawing>
-              <wp:anchor distT="0" distB="0" distL="114300" distR="114300" simplePos="0" relativeHeight="251672576" behindDoc="0" locked="0" layoutInCell="1" allowOverlap="1">
+              <wp:anchor distT="0" distB="0" distL="114300" distR="114300" simplePos="0" relativeHeight="251672576" behindDoc="0" locked="0" layoutInCell="1" allowOverlap="1" wp14:anchorId="593E0368" wp14:editId="3B158D84">
                 <wp:simplePos x="0" y="0"/>
                 <wp:positionH relativeFrom="column">
                   <wp:posOffset>1202635</wp:posOffset>
@@ -1899,7 +1854,7 @@
           <w:szCs w:val="28"/>
         </w:rPr>
         <w:drawing>
-          <wp:anchor distT="0" distB="0" distL="114300" distR="114300" simplePos="0" relativeHeight="251669504" behindDoc="0" locked="0" layoutInCell="1" allowOverlap="1" wp14:anchorId="16C52D16">
+          <wp:anchor distT="0" distB="0" distL="114300" distR="114300" simplePos="0" relativeHeight="251669504" behindDoc="0" locked="0" layoutInCell="1" allowOverlap="1" wp14:anchorId="16C52D16" wp14:editId="44E2C789">
             <wp:simplePos x="0" y="0"/>
             <wp:positionH relativeFrom="margin">
               <wp:posOffset>-298938</wp:posOffset>
@@ -2203,7 +2158,7 @@
           <w:szCs w:val="28"/>
         </w:rPr>
         <w:drawing>
-          <wp:anchor distT="0" distB="0" distL="114300" distR="114300" simplePos="0" relativeHeight="251685888" behindDoc="1" locked="0" layoutInCell="1" allowOverlap="1" wp14:anchorId="362BDB39">
+          <wp:anchor distT="0" distB="0" distL="114300" distR="114300" simplePos="0" relativeHeight="251685888" behindDoc="1" locked="0" layoutInCell="1" allowOverlap="1" wp14:anchorId="362BDB39" wp14:editId="4B0DB0A8">
             <wp:simplePos x="0" y="0"/>
             <wp:positionH relativeFrom="margin">
               <wp:posOffset>1695450</wp:posOffset>
@@ -2292,7 +2247,7 @@
     <w:p>
       <w:pPr>
         <w:rPr>
-          <w:rFonts w:ascii="Tahoma" w:hAnsi="Tahoma" w:cs="Tahoma" w:hint="cs"/>
+          <w:rFonts w:ascii="Tahoma" w:hAnsi="Tahoma" w:cs="Tahoma"/>
           <w:b/>
           <w:bCs/>
           <w:sz w:val="28"/>
@@ -2376,7 +2331,7 @@
       <w:pPr>
         <w:bidi w:val="0"/>
         <w:rPr>
-          <w:rFonts w:ascii="Tahoma" w:hAnsi="Tahoma" w:cs="Tahoma" w:hint="cs"/>
+          <w:rFonts w:ascii="Tahoma" w:hAnsi="Tahoma" w:cs="Tahoma"/>
           <w:b/>
           <w:bCs/>
           <w:sz w:val="28"/>
@@ -2391,7 +2346,7 @@
         <mc:AlternateContent>
           <mc:Choice Requires="wps">
             <w:drawing>
-              <wp:anchor distT="0" distB="0" distL="114300" distR="114300" simplePos="0" relativeHeight="251665408" behindDoc="0" locked="0" layoutInCell="1" allowOverlap="1">
+              <wp:anchor distT="0" distB="0" distL="114300" distR="114300" simplePos="0" relativeHeight="251665408" behindDoc="0" locked="0" layoutInCell="1" allowOverlap="1" wp14:anchorId="673EE75C" wp14:editId="733E9574">
                 <wp:simplePos x="0" y="0"/>
                 <wp:positionH relativeFrom="margin">
                   <wp:posOffset>1816100</wp:posOffset>
@@ -2693,7 +2648,6 @@
         </w:rPr>
         <w:t>&lt;</w:t>
       </w:r>
-      <w:proofErr w:type="spellStart"/>
       <w:r>
         <w:rPr>
           <w:rFonts w:ascii="Consolas" w:eastAsia="Times New Roman" w:hAnsi="Consolas" w:cs="Times New Roman"/>
@@ -2703,7 +2657,6 @@
         </w:rPr>
         <w:t>WiFi.h</w:t>
       </w:r>
-      <w:proofErr w:type="spellEnd"/>
       <w:r>
         <w:rPr>
           <w:rFonts w:ascii="Consolas" w:eastAsia="Times New Roman" w:hAnsi="Consolas" w:cs="Times New Roman"/>
@@ -2746,9 +2699,111 @@
           <w:sz w:val="21"/>
           <w:szCs w:val="21"/>
         </w:rPr>
-        <w:t xml:space="preserve">// </w:t>
-      </w:r>
-      <w:proofErr w:type="spellStart"/>
+        <w:t>// WiFi credentials</w:t>
+      </w:r>
+    </w:p>
+    <w:p>
+      <w:pPr>
+        <w:shd w:val="clear" w:color="auto" w:fill="1E1E1E"/>
+        <w:bidi w:val="0"/>
+        <w:spacing w:after="0" w:line="285" w:lineRule="atLeast"/>
+        <w:rPr>
+          <w:rFonts w:ascii="Consolas" w:eastAsia="Times New Roman" w:hAnsi="Consolas" w:cs="Times New Roman"/>
+          <w:color w:val="D4D4D4"/>
+          <w:sz w:val="21"/>
+          <w:szCs w:val="21"/>
+        </w:rPr>
+      </w:pPr>
+      <w:r>
+        <w:rPr>
+          <w:rFonts w:ascii="Consolas" w:eastAsia="Times New Roman" w:hAnsi="Consolas" w:cs="Times New Roman"/>
+          <w:color w:val="569CD6"/>
+          <w:sz w:val="21"/>
+          <w:szCs w:val="21"/>
+        </w:rPr>
+        <w:t>const</w:t>
+      </w:r>
+      <w:r>
+        <w:rPr>
+          <w:rFonts w:ascii="Consolas" w:eastAsia="Times New Roman" w:hAnsi="Consolas" w:cs="Times New Roman"/>
+          <w:color w:val="D4D4D4"/>
+          <w:sz w:val="21"/>
+          <w:szCs w:val="21"/>
+        </w:rPr>
+        <w:t xml:space="preserve"> </w:t>
+      </w:r>
+      <w:r>
+        <w:rPr>
+          <w:rFonts w:ascii="Consolas" w:eastAsia="Times New Roman" w:hAnsi="Consolas" w:cs="Times New Roman"/>
+          <w:color w:val="569CD6"/>
+          <w:sz w:val="21"/>
+          <w:szCs w:val="21"/>
+        </w:rPr>
+        <w:t>char</w:t>
+      </w:r>
+      <w:r>
+        <w:rPr>
+          <w:rFonts w:ascii="Consolas" w:eastAsia="Times New Roman" w:hAnsi="Consolas" w:cs="Times New Roman"/>
+          <w:color w:val="DCDCDC"/>
+          <w:sz w:val="21"/>
+          <w:szCs w:val="21"/>
+        </w:rPr>
+        <w:t>*</w:t>
+      </w:r>
+      <w:r>
+        <w:rPr>
+          <w:rFonts w:ascii="Consolas" w:eastAsia="Times New Roman" w:hAnsi="Consolas" w:cs="Times New Roman"/>
+          <w:color w:val="D4D4D4"/>
+          <w:sz w:val="21"/>
+          <w:szCs w:val="21"/>
+        </w:rPr>
+        <w:t xml:space="preserve"> ssid </w:t>
+      </w:r>
+      <w:r>
+        <w:rPr>
+          <w:rFonts w:ascii="Consolas" w:eastAsia="Times New Roman" w:hAnsi="Consolas" w:cs="Times New Roman"/>
+          <w:color w:val="DCDCDC"/>
+          <w:sz w:val="21"/>
+          <w:szCs w:val="21"/>
+        </w:rPr>
+        <w:t>=</w:t>
+      </w:r>
+      <w:r>
+        <w:rPr>
+          <w:rFonts w:ascii="Consolas" w:eastAsia="Times New Roman" w:hAnsi="Consolas" w:cs="Times New Roman"/>
+          <w:color w:val="D4D4D4"/>
+          <w:sz w:val="21"/>
+          <w:szCs w:val="21"/>
+        </w:rPr>
+        <w:t xml:space="preserve"> </w:t>
+      </w:r>
+      <w:r>
+        <w:rPr>
+          <w:rFonts w:ascii="Consolas" w:eastAsia="Times New Roman" w:hAnsi="Consolas" w:cs="Times New Roman"/>
+          <w:color w:val="CE9178"/>
+          <w:sz w:val="21"/>
+          <w:szCs w:val="21"/>
+        </w:rPr>
+        <w:t>"SHELLY_SLAVUTIN_IPHONE"</w:t>
+      </w:r>
+      <w:r>
+        <w:rPr>
+          <w:rFonts w:ascii="Consolas" w:eastAsia="Times New Roman" w:hAnsi="Consolas" w:cs="Times New Roman"/>
+          <w:color w:val="DCDCDC"/>
+          <w:sz w:val="21"/>
+          <w:szCs w:val="21"/>
+        </w:rPr>
+        <w:t>;</w:t>
+      </w:r>
+      <w:r>
+        <w:rPr>
+          <w:rFonts w:ascii="Consolas" w:eastAsia="Times New Roman" w:hAnsi="Consolas" w:cs="Times New Roman"/>
+          <w:color w:val="D4D4D4"/>
+          <w:sz w:val="21"/>
+          <w:szCs w:val="21"/>
+        </w:rPr>
+        <w:t xml:space="preserve"> </w:t>
+      </w:r>
       <w:r>
         <w:rPr>
           <w:rFonts w:ascii="Consolas" w:eastAsia="Times New Roman" w:hAnsi="Consolas" w:cs="Times New Roman"/>
@@ -2756,9 +2811,121 @@
           <w:sz w:val="21"/>
           <w:szCs w:val="21"/>
         </w:rPr>
-        <w:t>WiFi</w:t>
-      </w:r>
-      <w:proofErr w:type="spellEnd"/>
+        <w:t>// WiFi name</w:t>
+      </w:r>
+    </w:p>
+    <w:p>
+      <w:pPr>
+        <w:shd w:val="clear" w:color="auto" w:fill="1E1E1E"/>
+        <w:bidi w:val="0"/>
+        <w:spacing w:after="0" w:line="285" w:lineRule="atLeast"/>
+        <w:rPr>
+          <w:rFonts w:ascii="Consolas" w:eastAsia="Times New Roman" w:hAnsi="Consolas" w:cs="Times New Roman"/>
+          <w:color w:val="D4D4D4"/>
+          <w:sz w:val="21"/>
+          <w:szCs w:val="21"/>
+        </w:rPr>
+      </w:pPr>
+      <w:r>
+        <w:rPr>
+          <w:rFonts w:ascii="Consolas" w:eastAsia="Times New Roman" w:hAnsi="Consolas" w:cs="Times New Roman"/>
+          <w:color w:val="569CD6"/>
+          <w:sz w:val="21"/>
+          <w:szCs w:val="21"/>
+        </w:rPr>
+        <w:t>const</w:t>
+      </w:r>
+      <w:r>
+        <w:rPr>
+          <w:rFonts w:ascii="Consolas" w:eastAsia="Times New Roman" w:hAnsi="Consolas" w:cs="Times New Roman"/>
+          <w:color w:val="D4D4D4"/>
+          <w:sz w:val="21"/>
+          <w:szCs w:val="21"/>
+        </w:rPr>
+        <w:t xml:space="preserve"> </w:t>
+      </w:r>
+      <w:r>
+        <w:rPr>
+          <w:rFonts w:ascii="Consolas" w:eastAsia="Times New Roman" w:hAnsi="Consolas" w:cs="Times New Roman"/>
+          <w:color w:val="569CD6"/>
+          <w:sz w:val="21"/>
+          <w:szCs w:val="21"/>
+        </w:rPr>
+        <w:t>char</w:t>
+      </w:r>
+      <w:r>
+        <w:rPr>
+          <w:rFonts w:ascii="Consolas" w:eastAsia="Times New Roman" w:hAnsi="Consolas" w:cs="Times New Roman"/>
+          <w:color w:val="DCDCDC"/>
+          <w:sz w:val="21"/>
+          <w:szCs w:val="21"/>
+        </w:rPr>
+        <w:t>*</w:t>
+      </w:r>
+      <w:r>
+        <w:rPr>
+          <w:rFonts w:ascii="Consolas" w:eastAsia="Times New Roman" w:hAnsi="Consolas" w:cs="Times New Roman"/>
+          <w:color w:val="D4D4D4"/>
+          <w:sz w:val="21"/>
+          <w:szCs w:val="21"/>
+        </w:rPr>
+        <w:t xml:space="preserve"> password </w:t>
+      </w:r>
+      <w:r>
+        <w:rPr>
+          <w:rFonts w:ascii="Consolas" w:eastAsia="Times New Roman" w:hAnsi="Consolas" w:cs="Times New Roman"/>
+          <w:color w:val="DCDCDC"/>
+          <w:sz w:val="21"/>
+          <w:szCs w:val="21"/>
+        </w:rPr>
+        <w:t>=</w:t>
+      </w:r>
+      <w:r>
+        <w:rPr>
+          <w:rFonts w:ascii="Consolas" w:eastAsia="Times New Roman" w:hAnsi="Consolas" w:cs="Times New Roman"/>
+          <w:color w:val="D4D4D4"/>
+          <w:sz w:val="21"/>
+          <w:szCs w:val="21"/>
+        </w:rPr>
+        <w:t xml:space="preserve"> </w:t>
+      </w:r>
+      <w:r>
+        <w:rPr>
+          <w:rFonts w:ascii="Consolas" w:eastAsia="Times New Roman" w:hAnsi="Consolas" w:cs="Times New Roman"/>
+          <w:color w:val="CE9178"/>
+          <w:sz w:val="21"/>
+          <w:szCs w:val="21"/>
+        </w:rPr>
+        <w:t>"shellyslavutin</w:t>
+      </w:r>
+      <w:proofErr w:type="gramStart"/>
+      <w:r>
+        <w:rPr>
+          <w:rFonts w:ascii="Consolas" w:eastAsia="Times New Roman" w:hAnsi="Consolas" w:cs="Times New Roman"/>
+          <w:color w:val="CE9178"/>
+          <w:sz w:val="21"/>
+          <w:szCs w:val="21"/>
+        </w:rPr>
+        <w:t>"</w:t>
+      </w:r>
+      <w:r>
+        <w:rPr>
+          <w:rFonts w:ascii="Consolas" w:eastAsia="Times New Roman" w:hAnsi="Consolas" w:cs="Times New Roman"/>
+          <w:color w:val="DCDCDC"/>
+          <w:sz w:val="21"/>
+          <w:szCs w:val="21"/>
+        </w:rPr>
+        <w:t>;</w:t>
+      </w:r>
+      <w:r>
+        <w:rPr>
+          <w:rFonts w:ascii="Consolas" w:eastAsia="Times New Roman" w:hAnsi="Consolas" w:cs="Times New Roman"/>
+          <w:color w:val="D4D4D4"/>
+          <w:sz w:val="21"/>
+          <w:szCs w:val="21"/>
+        </w:rPr>
+        <w:t xml:space="preserve">  </w:t>
+      </w:r>
       <w:r>
         <w:rPr>
           <w:rFonts w:ascii="Consolas" w:eastAsia="Times New Roman" w:hAnsi="Consolas" w:cs="Times New Roman"/>
@@ -2766,7 +2933,52 @@
           <w:sz w:val="21"/>
           <w:szCs w:val="21"/>
         </w:rPr>
-        <w:t xml:space="preserve"> credentials</w:t>
+        <w:t>/</w:t>
+      </w:r>
+      <w:proofErr w:type="gramEnd"/>
+      <w:r>
+        <w:rPr>
+          <w:rFonts w:ascii="Consolas" w:eastAsia="Times New Roman" w:hAnsi="Consolas" w:cs="Times New Roman"/>
+          <w:color w:val="727C81"/>
+          <w:sz w:val="21"/>
+          <w:szCs w:val="21"/>
+        </w:rPr>
+        <w:t>/ WiFi password</w:t>
+      </w:r>
+    </w:p>
+    <w:p>
+      <w:pPr>
+        <w:shd w:val="clear" w:color="auto" w:fill="1E1E1E"/>
+        <w:bidi w:val="0"/>
+        <w:spacing w:after="0" w:line="285" w:lineRule="atLeast"/>
+        <w:rPr>
+          <w:rFonts w:ascii="Consolas" w:eastAsia="Times New Roman" w:hAnsi="Consolas" w:cs="Times New Roman"/>
+          <w:color w:val="D4D4D4"/>
+          <w:sz w:val="21"/>
+          <w:szCs w:val="21"/>
+        </w:rPr>
+      </w:pPr>
+    </w:p>
+    <w:p>
+      <w:pPr>
+        <w:shd w:val="clear" w:color="auto" w:fill="1E1E1E"/>
+        <w:bidi w:val="0"/>
+        <w:spacing w:after="0" w:line="285" w:lineRule="atLeast"/>
+        <w:rPr>
+          <w:rFonts w:ascii="Consolas" w:eastAsia="Times New Roman" w:hAnsi="Consolas" w:cs="Times New Roman"/>
+          <w:color w:val="D4D4D4"/>
+          <w:sz w:val="21"/>
+          <w:szCs w:val="21"/>
+        </w:rPr>
+      </w:pPr>
+      <w:r>
+        <w:rPr>
+          <w:rFonts w:ascii="Consolas" w:eastAsia="Times New Roman" w:hAnsi="Consolas" w:cs="Times New Roman"/>
+          <w:color w:val="727C81"/>
+          <w:sz w:val="21"/>
+          <w:szCs w:val="21"/>
+        </w:rPr>
+        <w:t>// Button pin</w:t>
       </w:r>
     </w:p>
     <w:p>
@@ -2788,6 +3000,81 @@
           <w:sz w:val="21"/>
           <w:szCs w:val="21"/>
         </w:rPr>
+        <w:t>#define</w:t>
+      </w:r>
+      <w:r>
+        <w:rPr>
+          <w:rFonts w:ascii="Consolas" w:eastAsia="Times New Roman" w:hAnsi="Consolas" w:cs="Times New Roman"/>
+          <w:color w:val="D4D4D4"/>
+          <w:sz w:val="21"/>
+          <w:szCs w:val="21"/>
+        </w:rPr>
+        <w:t xml:space="preserve"> BUTTON_PIN </w:t>
+      </w:r>
+      <w:r>
+        <w:rPr>
+          <w:rFonts w:ascii="Consolas" w:eastAsia="Times New Roman" w:hAnsi="Consolas" w:cs="Times New Roman"/>
+          <w:color w:val="B5CEA8"/>
+          <w:sz w:val="21"/>
+          <w:szCs w:val="21"/>
+        </w:rPr>
+        <w:t>19</w:t>
+      </w:r>
+    </w:p>
+    <w:p>
+      <w:pPr>
+        <w:shd w:val="clear" w:color="auto" w:fill="1E1E1E"/>
+        <w:bidi w:val="0"/>
+        <w:spacing w:after="0" w:line="285" w:lineRule="atLeast"/>
+        <w:rPr>
+          <w:rFonts w:ascii="Consolas" w:eastAsia="Times New Roman" w:hAnsi="Consolas" w:cs="Times New Roman"/>
+          <w:color w:val="D4D4D4"/>
+          <w:sz w:val="21"/>
+          <w:szCs w:val="21"/>
+        </w:rPr>
+      </w:pPr>
+    </w:p>
+    <w:p>
+      <w:pPr>
+        <w:shd w:val="clear" w:color="auto" w:fill="1E1E1E"/>
+        <w:bidi w:val="0"/>
+        <w:spacing w:after="0" w:line="285" w:lineRule="atLeast"/>
+        <w:rPr>
+          <w:rFonts w:ascii="Consolas" w:eastAsia="Times New Roman" w:hAnsi="Consolas" w:cs="Times New Roman"/>
+          <w:color w:val="D4D4D4"/>
+          <w:sz w:val="21"/>
+          <w:szCs w:val="21"/>
+        </w:rPr>
+      </w:pPr>
+      <w:r>
+        <w:rPr>
+          <w:rFonts w:ascii="Consolas" w:eastAsia="Times New Roman" w:hAnsi="Consolas" w:cs="Times New Roman"/>
+          <w:color w:val="727C81"/>
+          <w:sz w:val="21"/>
+          <w:szCs w:val="21"/>
+        </w:rPr>
+        <w:t xml:space="preserve">// Slave IP and port </w:t>
+      </w:r>
+    </w:p>
+    <w:p>
+      <w:pPr>
+        <w:shd w:val="clear" w:color="auto" w:fill="1E1E1E"/>
+        <w:bidi w:val="0"/>
+        <w:spacing w:after="0" w:line="285" w:lineRule="atLeast"/>
+        <w:rPr>
+          <w:rFonts w:ascii="Consolas" w:eastAsia="Times New Roman" w:hAnsi="Consolas" w:cs="Times New Roman"/>
+          <w:color w:val="D4D4D4"/>
+          <w:sz w:val="21"/>
+          <w:szCs w:val="21"/>
+        </w:rPr>
+      </w:pPr>
+      <w:r>
+        <w:rPr>
+          <w:rFonts w:ascii="Consolas" w:eastAsia="Times New Roman" w:hAnsi="Consolas" w:cs="Times New Roman"/>
+          <w:color w:val="569CD6"/>
+          <w:sz w:val="21"/>
+          <w:szCs w:val="21"/>
+        </w:rPr>
         <w:t>const</w:t>
       </w:r>
       <w:r>
@@ -2824,19 +3111,44 @@
           <w:sz w:val="21"/>
           <w:szCs w:val="21"/>
         </w:rPr>
+        <w:t xml:space="preserve"> slaveIP </w:t>
+      </w:r>
+      <w:r>
+        <w:rPr>
+          <w:rFonts w:ascii="Consolas" w:eastAsia="Times New Roman" w:hAnsi="Consolas" w:cs="Times New Roman"/>
+          <w:color w:val="DCDCDC"/>
+          <w:sz w:val="21"/>
+          <w:szCs w:val="21"/>
+        </w:rPr>
+        <w:t>=</w:t>
+      </w:r>
+      <w:r>
+        <w:rPr>
+          <w:rFonts w:ascii="Consolas" w:eastAsia="Times New Roman" w:hAnsi="Consolas" w:cs="Times New Roman"/>
+          <w:color w:val="D4D4D4"/>
+          <w:sz w:val="21"/>
+          <w:szCs w:val="21"/>
+        </w:rPr>
         <w:t xml:space="preserve"> </w:t>
       </w:r>
-      <w:proofErr w:type="spellStart"/>
-      <w:r>
-        <w:rPr>
-          <w:rFonts w:ascii="Consolas" w:eastAsia="Times New Roman" w:hAnsi="Consolas" w:cs="Times New Roman"/>
-          <w:color w:val="D4D4D4"/>
-          <w:sz w:val="21"/>
-          <w:szCs w:val="21"/>
-        </w:rPr>
-        <w:t>ssid</w:t>
-      </w:r>
-      <w:proofErr w:type="spellEnd"/>
+      <w:r>
+        <w:rPr>
+          <w:rFonts w:ascii="Consolas" w:eastAsia="Times New Roman" w:hAnsi="Consolas" w:cs="Times New Roman"/>
+          <w:color w:val="CE9178"/>
+          <w:sz w:val="21"/>
+          <w:szCs w:val="21"/>
+        </w:rPr>
+        <w:t>"172.20.10.8"</w:t>
+      </w:r>
+      <w:r>
+        <w:rPr>
+          <w:rFonts w:ascii="Consolas" w:eastAsia="Times New Roman" w:hAnsi="Consolas" w:cs="Times New Roman"/>
+          <w:color w:val="DCDCDC"/>
+          <w:sz w:val="21"/>
+          <w:szCs w:val="21"/>
+        </w:rPr>
+        <w:t>;</w:t>
+      </w:r>
       <w:r>
         <w:rPr>
           <w:rFonts w:ascii="Consolas" w:eastAsia="Times New Roman" w:hAnsi="Consolas" w:cs="Times New Roman"/>
@@ -2849,6 +3161,64 @@
       <w:r>
         <w:rPr>
           <w:rFonts w:ascii="Consolas" w:eastAsia="Times New Roman" w:hAnsi="Consolas" w:cs="Times New Roman"/>
+          <w:color w:val="727C81"/>
+          <w:sz w:val="21"/>
+          <w:szCs w:val="21"/>
+        </w:rPr>
+        <w:t>// Replace with the slave ESP32's IP address changes with every new WIFI connected</w:t>
+      </w:r>
+    </w:p>
+    <w:p>
+      <w:pPr>
+        <w:shd w:val="clear" w:color="auto" w:fill="1E1E1E"/>
+        <w:bidi w:val="0"/>
+        <w:spacing w:after="0" w:line="285" w:lineRule="atLeast"/>
+        <w:rPr>
+          <w:rFonts w:ascii="Consolas" w:eastAsia="Times New Roman" w:hAnsi="Consolas" w:cs="Times New Roman"/>
+          <w:color w:val="D4D4D4"/>
+          <w:sz w:val="21"/>
+          <w:szCs w:val="21"/>
+        </w:rPr>
+      </w:pPr>
+      <w:r>
+        <w:rPr>
+          <w:rFonts w:ascii="Consolas" w:eastAsia="Times New Roman" w:hAnsi="Consolas" w:cs="Times New Roman"/>
+          <w:color w:val="569CD6"/>
+          <w:sz w:val="21"/>
+          <w:szCs w:val="21"/>
+        </w:rPr>
+        <w:t>const</w:t>
+      </w:r>
+      <w:r>
+        <w:rPr>
+          <w:rFonts w:ascii="Consolas" w:eastAsia="Times New Roman" w:hAnsi="Consolas" w:cs="Times New Roman"/>
+          <w:color w:val="D4D4D4"/>
+          <w:sz w:val="21"/>
+          <w:szCs w:val="21"/>
+        </w:rPr>
+        <w:t xml:space="preserve"> </w:t>
+      </w:r>
+      <w:r>
+        <w:rPr>
+          <w:rFonts w:ascii="Consolas" w:eastAsia="Times New Roman" w:hAnsi="Consolas" w:cs="Times New Roman"/>
+          <w:color w:val="569CD6"/>
+          <w:sz w:val="21"/>
+          <w:szCs w:val="21"/>
+        </w:rPr>
+        <w:t>int</w:t>
+      </w:r>
+      <w:r>
+        <w:rPr>
+          <w:rFonts w:ascii="Consolas" w:eastAsia="Times New Roman" w:hAnsi="Consolas" w:cs="Times New Roman"/>
+          <w:color w:val="D4D4D4"/>
+          <w:sz w:val="21"/>
+          <w:szCs w:val="21"/>
+        </w:rPr>
+        <w:t xml:space="preserve"> port </w:t>
+      </w:r>
+      <w:r>
+        <w:rPr>
+          <w:rFonts w:ascii="Consolas" w:eastAsia="Times New Roman" w:hAnsi="Consolas" w:cs="Times New Roman"/>
           <w:color w:val="DCDCDC"/>
           <w:sz w:val="21"/>
           <w:szCs w:val="21"/>
@@ -2867,11 +3237,11 @@
       <w:r>
         <w:rPr>
           <w:rFonts w:ascii="Consolas" w:eastAsia="Times New Roman" w:hAnsi="Consolas" w:cs="Times New Roman"/>
-          <w:color w:val="CE9178"/>
-          <w:sz w:val="21"/>
-          <w:szCs w:val="21"/>
-        </w:rPr>
-        <w:t>"SHELLY_SLAVUTIN_IPHONE"</w:t>
+          <w:color w:val="B5CEA8"/>
+          <w:sz w:val="21"/>
+          <w:szCs w:val="21"/>
+        </w:rPr>
+        <w:t>23</w:t>
       </w:r>
       <w:r>
         <w:rPr>
@@ -2882,6 +3252,85 @@
         </w:rPr>
         <w:t>;</w:t>
       </w:r>
+    </w:p>
+    <w:p>
+      <w:pPr>
+        <w:shd w:val="clear" w:color="auto" w:fill="1E1E1E"/>
+        <w:bidi w:val="0"/>
+        <w:spacing w:after="0" w:line="285" w:lineRule="atLeast"/>
+        <w:rPr>
+          <w:rFonts w:ascii="Consolas" w:eastAsia="Times New Roman" w:hAnsi="Consolas" w:cs="Times New Roman"/>
+          <w:color w:val="D4D4D4"/>
+          <w:sz w:val="21"/>
+          <w:szCs w:val="21"/>
+        </w:rPr>
+      </w:pPr>
+    </w:p>
+    <w:p>
+      <w:pPr>
+        <w:shd w:val="clear" w:color="auto" w:fill="1E1E1E"/>
+        <w:bidi w:val="0"/>
+        <w:spacing w:after="0" w:line="285" w:lineRule="atLeast"/>
+        <w:rPr>
+          <w:rFonts w:ascii="Consolas" w:eastAsia="Times New Roman" w:hAnsi="Consolas" w:cs="Times New Roman"/>
+          <w:color w:val="D4D4D4"/>
+          <w:sz w:val="21"/>
+          <w:szCs w:val="21"/>
+        </w:rPr>
+      </w:pPr>
+      <w:r>
+        <w:rPr>
+          <w:rFonts w:ascii="Consolas" w:eastAsia="Times New Roman" w:hAnsi="Consolas" w:cs="Times New Roman"/>
+          <w:color w:val="D4D4D4"/>
+          <w:sz w:val="21"/>
+          <w:szCs w:val="21"/>
+        </w:rPr>
+        <w:t>WiFiClient client</w:t>
+      </w:r>
+      <w:r>
+        <w:rPr>
+          <w:rFonts w:ascii="Consolas" w:eastAsia="Times New Roman" w:hAnsi="Consolas" w:cs="Times New Roman"/>
+          <w:color w:val="DCDCDC"/>
+          <w:sz w:val="21"/>
+          <w:szCs w:val="21"/>
+        </w:rPr>
+        <w:t>;</w:t>
+      </w:r>
+    </w:p>
+    <w:p>
+      <w:pPr>
+        <w:shd w:val="clear" w:color="auto" w:fill="1E1E1E"/>
+        <w:bidi w:val="0"/>
+        <w:spacing w:after="0" w:line="285" w:lineRule="atLeast"/>
+        <w:rPr>
+          <w:rFonts w:ascii="Consolas" w:eastAsia="Times New Roman" w:hAnsi="Consolas" w:cs="Times New Roman"/>
+          <w:color w:val="D4D4D4"/>
+          <w:sz w:val="21"/>
+          <w:szCs w:val="21"/>
+        </w:rPr>
+      </w:pPr>
+    </w:p>
+    <w:p>
+      <w:pPr>
+        <w:shd w:val="clear" w:color="auto" w:fill="1E1E1E"/>
+        <w:bidi w:val="0"/>
+        <w:spacing w:after="0" w:line="285" w:lineRule="atLeast"/>
+        <w:rPr>
+          <w:rFonts w:ascii="Consolas" w:eastAsia="Times New Roman" w:hAnsi="Consolas" w:cs="Times New Roman"/>
+          <w:color w:val="D4D4D4"/>
+          <w:sz w:val="21"/>
+          <w:szCs w:val="21"/>
+        </w:rPr>
+      </w:pPr>
+      <w:r>
+        <w:rPr>
+          <w:rFonts w:ascii="Consolas" w:eastAsia="Times New Roman" w:hAnsi="Consolas" w:cs="Times New Roman"/>
+          <w:color w:val="569CD6"/>
+          <w:sz w:val="21"/>
+          <w:szCs w:val="21"/>
+        </w:rPr>
+        <w:t>void</w:t>
+      </w:r>
       <w:r>
         <w:rPr>
           <w:rFonts w:ascii="Consolas" w:eastAsia="Times New Roman" w:hAnsi="Consolas" w:cs="Times New Roman"/>
@@ -2891,664 +3340,48 @@
         </w:rPr>
         <w:t xml:space="preserve"> </w:t>
       </w:r>
-      <w:r>
-        <w:rPr>
-          <w:rFonts w:ascii="Consolas" w:eastAsia="Times New Roman" w:hAnsi="Consolas" w:cs="Times New Roman"/>
-          <w:color w:val="727C81"/>
-          <w:sz w:val="21"/>
-          <w:szCs w:val="21"/>
-        </w:rPr>
-        <w:t xml:space="preserve">// </w:t>
-      </w:r>
-      <w:proofErr w:type="spellStart"/>
-      <w:r>
-        <w:rPr>
-          <w:rFonts w:ascii="Consolas" w:eastAsia="Times New Roman" w:hAnsi="Consolas" w:cs="Times New Roman"/>
-          <w:color w:val="727C81"/>
-          <w:sz w:val="21"/>
-          <w:szCs w:val="21"/>
-        </w:rPr>
-        <w:t>WiFi</w:t>
-      </w:r>
-      <w:proofErr w:type="spellEnd"/>
-      <w:r>
-        <w:rPr>
-          <w:rFonts w:ascii="Consolas" w:eastAsia="Times New Roman" w:hAnsi="Consolas" w:cs="Times New Roman"/>
-          <w:color w:val="727C81"/>
-          <w:sz w:val="21"/>
-          <w:szCs w:val="21"/>
-        </w:rPr>
-        <w:t xml:space="preserve"> name</w:t>
-      </w:r>
-    </w:p>
-    <w:p>
-      <w:pPr>
-        <w:shd w:val="clear" w:color="auto" w:fill="1E1E1E"/>
-        <w:bidi w:val="0"/>
-        <w:spacing w:after="0" w:line="285" w:lineRule="atLeast"/>
-        <w:rPr>
-          <w:rFonts w:ascii="Consolas" w:eastAsia="Times New Roman" w:hAnsi="Consolas" w:cs="Times New Roman"/>
-          <w:color w:val="D4D4D4"/>
-          <w:sz w:val="21"/>
-          <w:szCs w:val="21"/>
-        </w:rPr>
-      </w:pPr>
-      <w:r>
-        <w:rPr>
-          <w:rFonts w:ascii="Consolas" w:eastAsia="Times New Roman" w:hAnsi="Consolas" w:cs="Times New Roman"/>
-          <w:color w:val="569CD6"/>
-          <w:sz w:val="21"/>
-          <w:szCs w:val="21"/>
-        </w:rPr>
-        <w:t>const</w:t>
-      </w:r>
-      <w:r>
-        <w:rPr>
-          <w:rFonts w:ascii="Consolas" w:eastAsia="Times New Roman" w:hAnsi="Consolas" w:cs="Times New Roman"/>
-          <w:color w:val="D4D4D4"/>
-          <w:sz w:val="21"/>
-          <w:szCs w:val="21"/>
-        </w:rPr>
-        <w:t xml:space="preserve"> </w:t>
-      </w:r>
-      <w:r>
-        <w:rPr>
-          <w:rFonts w:ascii="Consolas" w:eastAsia="Times New Roman" w:hAnsi="Consolas" w:cs="Times New Roman"/>
-          <w:color w:val="569CD6"/>
-          <w:sz w:val="21"/>
-          <w:szCs w:val="21"/>
-        </w:rPr>
-        <w:t>char</w:t>
-      </w:r>
-      <w:r>
-        <w:rPr>
-          <w:rFonts w:ascii="Consolas" w:eastAsia="Times New Roman" w:hAnsi="Consolas" w:cs="Times New Roman"/>
-          <w:color w:val="DCDCDC"/>
-          <w:sz w:val="21"/>
-          <w:szCs w:val="21"/>
-        </w:rPr>
-        <w:t>*</w:t>
-      </w:r>
-      <w:r>
-        <w:rPr>
-          <w:rFonts w:ascii="Consolas" w:eastAsia="Times New Roman" w:hAnsi="Consolas" w:cs="Times New Roman"/>
-          <w:color w:val="D4D4D4"/>
-          <w:sz w:val="21"/>
-          <w:szCs w:val="21"/>
-        </w:rPr>
-        <w:t xml:space="preserve"> password </w:t>
-      </w:r>
-      <w:r>
-        <w:rPr>
-          <w:rFonts w:ascii="Consolas" w:eastAsia="Times New Roman" w:hAnsi="Consolas" w:cs="Times New Roman"/>
-          <w:color w:val="DCDCDC"/>
-          <w:sz w:val="21"/>
-          <w:szCs w:val="21"/>
-        </w:rPr>
-        <w:t>=</w:t>
-      </w:r>
-      <w:r>
-        <w:rPr>
-          <w:rFonts w:ascii="Consolas" w:eastAsia="Times New Roman" w:hAnsi="Consolas" w:cs="Times New Roman"/>
-          <w:color w:val="D4D4D4"/>
-          <w:sz w:val="21"/>
-          <w:szCs w:val="21"/>
-        </w:rPr>
-        <w:t xml:space="preserve"> </w:t>
-      </w:r>
-      <w:r>
-        <w:rPr>
-          <w:rFonts w:ascii="Consolas" w:eastAsia="Times New Roman" w:hAnsi="Consolas" w:cs="Times New Roman"/>
-          <w:color w:val="CE9178"/>
-          <w:sz w:val="21"/>
-          <w:szCs w:val="21"/>
-        </w:rPr>
-        <w:t>"</w:t>
-      </w:r>
-      <w:proofErr w:type="spellStart"/>
-      <w:r>
-        <w:rPr>
-          <w:rFonts w:ascii="Consolas" w:eastAsia="Times New Roman" w:hAnsi="Consolas" w:cs="Times New Roman"/>
-          <w:color w:val="CE9178"/>
-          <w:sz w:val="21"/>
-          <w:szCs w:val="21"/>
-        </w:rPr>
-        <w:t>shellyslavutin</w:t>
-      </w:r>
-      <w:proofErr w:type="spellEnd"/>
       <w:proofErr w:type="gramStart"/>
       <w:r>
         <w:rPr>
           <w:rFonts w:ascii="Consolas" w:eastAsia="Times New Roman" w:hAnsi="Consolas" w:cs="Times New Roman"/>
-          <w:color w:val="CE9178"/>
-          <w:sz w:val="21"/>
-          <w:szCs w:val="21"/>
-        </w:rPr>
-        <w:t>"</w:t>
-      </w:r>
-      <w:r>
-        <w:rPr>
-          <w:rFonts w:ascii="Consolas" w:eastAsia="Times New Roman" w:hAnsi="Consolas" w:cs="Times New Roman"/>
-          <w:color w:val="DCDCDC"/>
-          <w:sz w:val="21"/>
-          <w:szCs w:val="21"/>
-        </w:rPr>
-        <w:t>;</w:t>
-      </w:r>
-      <w:r>
-        <w:rPr>
-          <w:rFonts w:ascii="Consolas" w:eastAsia="Times New Roman" w:hAnsi="Consolas" w:cs="Times New Roman"/>
-          <w:color w:val="D4D4D4"/>
-          <w:sz w:val="21"/>
-          <w:szCs w:val="21"/>
-        </w:rPr>
-        <w:t xml:space="preserve">  </w:t>
-      </w:r>
-      <w:r>
-        <w:rPr>
-          <w:rFonts w:ascii="Consolas" w:eastAsia="Times New Roman" w:hAnsi="Consolas" w:cs="Times New Roman"/>
-          <w:color w:val="727C81"/>
-          <w:sz w:val="21"/>
-          <w:szCs w:val="21"/>
-        </w:rPr>
-        <w:t>/</w:t>
+          <w:color w:val="D4D4D4"/>
+          <w:sz w:val="21"/>
+          <w:szCs w:val="21"/>
+        </w:rPr>
+        <w:t>connectToWiFi</w:t>
+      </w:r>
+      <w:r>
+        <w:rPr>
+          <w:rFonts w:ascii="Consolas" w:eastAsia="Times New Roman" w:hAnsi="Consolas" w:cs="Times New Roman"/>
+          <w:color w:val="DCDCDC"/>
+          <w:sz w:val="21"/>
+          <w:szCs w:val="21"/>
+        </w:rPr>
+        <w:t>(</w:t>
       </w:r>
       <w:proofErr w:type="gramEnd"/>
       <w:r>
         <w:rPr>
           <w:rFonts w:ascii="Consolas" w:eastAsia="Times New Roman" w:hAnsi="Consolas" w:cs="Times New Roman"/>
-          <w:color w:val="727C81"/>
-          <w:sz w:val="21"/>
-          <w:szCs w:val="21"/>
-        </w:rPr>
-        <w:t xml:space="preserve">/ </w:t>
-      </w:r>
-      <w:proofErr w:type="spellStart"/>
-      <w:r>
-        <w:rPr>
-          <w:rFonts w:ascii="Consolas" w:eastAsia="Times New Roman" w:hAnsi="Consolas" w:cs="Times New Roman"/>
-          <w:color w:val="727C81"/>
-          <w:sz w:val="21"/>
-          <w:szCs w:val="21"/>
-        </w:rPr>
-        <w:t>WiFi</w:t>
-      </w:r>
-      <w:proofErr w:type="spellEnd"/>
-      <w:r>
-        <w:rPr>
-          <w:rFonts w:ascii="Consolas" w:eastAsia="Times New Roman" w:hAnsi="Consolas" w:cs="Times New Roman"/>
-          <w:color w:val="727C81"/>
-          <w:sz w:val="21"/>
-          <w:szCs w:val="21"/>
-        </w:rPr>
-        <w:t xml:space="preserve"> password</w:t>
-      </w:r>
-    </w:p>
-    <w:p>
-      <w:pPr>
-        <w:shd w:val="clear" w:color="auto" w:fill="1E1E1E"/>
-        <w:bidi w:val="0"/>
-        <w:spacing w:after="0" w:line="285" w:lineRule="atLeast"/>
-        <w:rPr>
-          <w:rFonts w:ascii="Consolas" w:eastAsia="Times New Roman" w:hAnsi="Consolas" w:cs="Times New Roman"/>
-          <w:color w:val="D4D4D4"/>
-          <w:sz w:val="21"/>
-          <w:szCs w:val="21"/>
-        </w:rPr>
-      </w:pPr>
-    </w:p>
-    <w:p>
-      <w:pPr>
-        <w:shd w:val="clear" w:color="auto" w:fill="1E1E1E"/>
-        <w:bidi w:val="0"/>
-        <w:spacing w:after="0" w:line="285" w:lineRule="atLeast"/>
-        <w:rPr>
-          <w:rFonts w:ascii="Consolas" w:eastAsia="Times New Roman" w:hAnsi="Consolas" w:cs="Times New Roman"/>
-          <w:color w:val="D4D4D4"/>
-          <w:sz w:val="21"/>
-          <w:szCs w:val="21"/>
-        </w:rPr>
-      </w:pPr>
-      <w:r>
-        <w:rPr>
-          <w:rFonts w:ascii="Consolas" w:eastAsia="Times New Roman" w:hAnsi="Consolas" w:cs="Times New Roman"/>
-          <w:color w:val="727C81"/>
-          <w:sz w:val="21"/>
-          <w:szCs w:val="21"/>
-        </w:rPr>
-        <w:t>// Button pin</w:t>
-      </w:r>
-    </w:p>
-    <w:p>
-      <w:pPr>
-        <w:shd w:val="clear" w:color="auto" w:fill="1E1E1E"/>
-        <w:bidi w:val="0"/>
-        <w:spacing w:after="0" w:line="285" w:lineRule="atLeast"/>
-        <w:rPr>
-          <w:rFonts w:ascii="Consolas" w:eastAsia="Times New Roman" w:hAnsi="Consolas" w:cs="Times New Roman"/>
-          <w:color w:val="D4D4D4"/>
-          <w:sz w:val="21"/>
-          <w:szCs w:val="21"/>
-        </w:rPr>
-      </w:pPr>
-      <w:r>
-        <w:rPr>
-          <w:rFonts w:ascii="Consolas" w:eastAsia="Times New Roman" w:hAnsi="Consolas" w:cs="Times New Roman"/>
-          <w:color w:val="569CD6"/>
-          <w:sz w:val="21"/>
-          <w:szCs w:val="21"/>
-        </w:rPr>
-        <w:t>#define</w:t>
-      </w:r>
-      <w:r>
-        <w:rPr>
-          <w:rFonts w:ascii="Consolas" w:eastAsia="Times New Roman" w:hAnsi="Consolas" w:cs="Times New Roman"/>
-          <w:color w:val="D4D4D4"/>
-          <w:sz w:val="21"/>
-          <w:szCs w:val="21"/>
-        </w:rPr>
-        <w:t xml:space="preserve"> BUTTON_PIN </w:t>
-      </w:r>
-      <w:r>
-        <w:rPr>
-          <w:rFonts w:ascii="Consolas" w:eastAsia="Times New Roman" w:hAnsi="Consolas" w:cs="Times New Roman"/>
-          <w:color w:val="B5CEA8"/>
-          <w:sz w:val="21"/>
-          <w:szCs w:val="21"/>
-        </w:rPr>
-        <w:t>19</w:t>
-      </w:r>
-    </w:p>
-    <w:p>
-      <w:pPr>
-        <w:shd w:val="clear" w:color="auto" w:fill="1E1E1E"/>
-        <w:bidi w:val="0"/>
-        <w:spacing w:after="0" w:line="285" w:lineRule="atLeast"/>
-        <w:rPr>
-          <w:rFonts w:ascii="Consolas" w:eastAsia="Times New Roman" w:hAnsi="Consolas" w:cs="Times New Roman"/>
-          <w:color w:val="D4D4D4"/>
-          <w:sz w:val="21"/>
-          <w:szCs w:val="21"/>
-        </w:rPr>
-      </w:pPr>
-    </w:p>
-    <w:p>
-      <w:pPr>
-        <w:shd w:val="clear" w:color="auto" w:fill="1E1E1E"/>
-        <w:bidi w:val="0"/>
-        <w:spacing w:after="0" w:line="285" w:lineRule="atLeast"/>
-        <w:rPr>
-          <w:rFonts w:ascii="Consolas" w:eastAsia="Times New Roman" w:hAnsi="Consolas" w:cs="Times New Roman"/>
-          <w:color w:val="D4D4D4"/>
-          <w:sz w:val="21"/>
-          <w:szCs w:val="21"/>
-        </w:rPr>
-      </w:pPr>
-      <w:r>
-        <w:rPr>
-          <w:rFonts w:ascii="Consolas" w:eastAsia="Times New Roman" w:hAnsi="Consolas" w:cs="Times New Roman"/>
-          <w:color w:val="727C81"/>
-          <w:sz w:val="21"/>
-          <w:szCs w:val="21"/>
-        </w:rPr>
-        <w:t xml:space="preserve">// Slave IP and port </w:t>
-      </w:r>
-    </w:p>
-    <w:p>
-      <w:pPr>
-        <w:shd w:val="clear" w:color="auto" w:fill="1E1E1E"/>
-        <w:bidi w:val="0"/>
-        <w:spacing w:after="0" w:line="285" w:lineRule="atLeast"/>
-        <w:rPr>
-          <w:rFonts w:ascii="Consolas" w:eastAsia="Times New Roman" w:hAnsi="Consolas" w:cs="Times New Roman"/>
-          <w:color w:val="D4D4D4"/>
-          <w:sz w:val="21"/>
-          <w:szCs w:val="21"/>
-        </w:rPr>
-      </w:pPr>
-      <w:r>
-        <w:rPr>
-          <w:rFonts w:ascii="Consolas" w:eastAsia="Times New Roman" w:hAnsi="Consolas" w:cs="Times New Roman"/>
-          <w:color w:val="569CD6"/>
-          <w:sz w:val="21"/>
-          <w:szCs w:val="21"/>
-        </w:rPr>
-        <w:t>const</w:t>
-      </w:r>
-      <w:r>
-        <w:rPr>
-          <w:rFonts w:ascii="Consolas" w:eastAsia="Times New Roman" w:hAnsi="Consolas" w:cs="Times New Roman"/>
-          <w:color w:val="D4D4D4"/>
-          <w:sz w:val="21"/>
-          <w:szCs w:val="21"/>
-        </w:rPr>
-        <w:t xml:space="preserve"> </w:t>
-      </w:r>
-      <w:r>
-        <w:rPr>
-          <w:rFonts w:ascii="Consolas" w:eastAsia="Times New Roman" w:hAnsi="Consolas" w:cs="Times New Roman"/>
-          <w:color w:val="569CD6"/>
-          <w:sz w:val="21"/>
-          <w:szCs w:val="21"/>
-        </w:rPr>
-        <w:t>char</w:t>
-      </w:r>
-      <w:r>
-        <w:rPr>
-          <w:rFonts w:ascii="Consolas" w:eastAsia="Times New Roman" w:hAnsi="Consolas" w:cs="Times New Roman"/>
-          <w:color w:val="DCDCDC"/>
-          <w:sz w:val="21"/>
-          <w:szCs w:val="21"/>
-        </w:rPr>
-        <w:t>*</w:t>
-      </w:r>
-      <w:r>
-        <w:rPr>
-          <w:rFonts w:ascii="Consolas" w:eastAsia="Times New Roman" w:hAnsi="Consolas" w:cs="Times New Roman"/>
-          <w:color w:val="D4D4D4"/>
-          <w:sz w:val="21"/>
-          <w:szCs w:val="21"/>
-        </w:rPr>
-        <w:t xml:space="preserve"> </w:t>
-      </w:r>
-      <w:proofErr w:type="spellStart"/>
-      <w:r>
-        <w:rPr>
-          <w:rFonts w:ascii="Consolas" w:eastAsia="Times New Roman" w:hAnsi="Consolas" w:cs="Times New Roman"/>
-          <w:color w:val="D4D4D4"/>
-          <w:sz w:val="21"/>
-          <w:szCs w:val="21"/>
-        </w:rPr>
-        <w:t>slaveIP</w:t>
-      </w:r>
-      <w:proofErr w:type="spellEnd"/>
-      <w:r>
-        <w:rPr>
-          <w:rFonts w:ascii="Consolas" w:eastAsia="Times New Roman" w:hAnsi="Consolas" w:cs="Times New Roman"/>
-          <w:color w:val="D4D4D4"/>
-          <w:sz w:val="21"/>
-          <w:szCs w:val="21"/>
-        </w:rPr>
-        <w:t xml:space="preserve"> </w:t>
-      </w:r>
-      <w:r>
-        <w:rPr>
-          <w:rFonts w:ascii="Consolas" w:eastAsia="Times New Roman" w:hAnsi="Consolas" w:cs="Times New Roman"/>
-          <w:color w:val="DCDCDC"/>
-          <w:sz w:val="21"/>
-          <w:szCs w:val="21"/>
-        </w:rPr>
-        <w:t>=</w:t>
-      </w:r>
-      <w:r>
-        <w:rPr>
-          <w:rFonts w:ascii="Consolas" w:eastAsia="Times New Roman" w:hAnsi="Consolas" w:cs="Times New Roman"/>
-          <w:color w:val="D4D4D4"/>
-          <w:sz w:val="21"/>
-          <w:szCs w:val="21"/>
-        </w:rPr>
-        <w:t xml:space="preserve"> </w:t>
-      </w:r>
-      <w:r>
-        <w:rPr>
-          <w:rFonts w:ascii="Consolas" w:eastAsia="Times New Roman" w:hAnsi="Consolas" w:cs="Times New Roman"/>
-          <w:color w:val="CE9178"/>
-          <w:sz w:val="21"/>
-          <w:szCs w:val="21"/>
-        </w:rPr>
-        <w:t>"172.20.10.8"</w:t>
-      </w:r>
-      <w:r>
-        <w:rPr>
-          <w:rFonts w:ascii="Consolas" w:eastAsia="Times New Roman" w:hAnsi="Consolas" w:cs="Times New Roman"/>
-          <w:color w:val="DCDCDC"/>
-          <w:sz w:val="21"/>
-          <w:szCs w:val="21"/>
-        </w:rPr>
-        <w:t>;</w:t>
-      </w:r>
-      <w:r>
-        <w:rPr>
-          <w:rFonts w:ascii="Consolas" w:eastAsia="Times New Roman" w:hAnsi="Consolas" w:cs="Times New Roman"/>
-          <w:color w:val="D4D4D4"/>
-          <w:sz w:val="21"/>
-          <w:szCs w:val="21"/>
-        </w:rPr>
-        <w:t xml:space="preserve"> </w:t>
-      </w:r>
-      <w:r>
-        <w:rPr>
-          <w:rFonts w:ascii="Consolas" w:eastAsia="Times New Roman" w:hAnsi="Consolas" w:cs="Times New Roman"/>
-          <w:color w:val="727C81"/>
-          <w:sz w:val="21"/>
-          <w:szCs w:val="21"/>
-        </w:rPr>
-        <w:t>// Replace with the slave ESP32's IP address changes with every new WIFI connected</w:t>
-      </w:r>
-    </w:p>
-    <w:p>
-      <w:pPr>
-        <w:shd w:val="clear" w:color="auto" w:fill="1E1E1E"/>
-        <w:bidi w:val="0"/>
-        <w:spacing w:after="0" w:line="285" w:lineRule="atLeast"/>
-        <w:rPr>
-          <w:rFonts w:ascii="Consolas" w:eastAsia="Times New Roman" w:hAnsi="Consolas" w:cs="Times New Roman"/>
-          <w:color w:val="D4D4D4"/>
-          <w:sz w:val="21"/>
-          <w:szCs w:val="21"/>
-        </w:rPr>
-      </w:pPr>
-      <w:r>
-        <w:rPr>
-          <w:rFonts w:ascii="Consolas" w:eastAsia="Times New Roman" w:hAnsi="Consolas" w:cs="Times New Roman"/>
-          <w:color w:val="569CD6"/>
-          <w:sz w:val="21"/>
-          <w:szCs w:val="21"/>
-        </w:rPr>
-        <w:t>const</w:t>
-      </w:r>
-      <w:r>
-        <w:rPr>
-          <w:rFonts w:ascii="Consolas" w:eastAsia="Times New Roman" w:hAnsi="Consolas" w:cs="Times New Roman"/>
-          <w:color w:val="D4D4D4"/>
-          <w:sz w:val="21"/>
-          <w:szCs w:val="21"/>
-        </w:rPr>
-        <w:t xml:space="preserve"> </w:t>
-      </w:r>
-      <w:r>
-        <w:rPr>
-          <w:rFonts w:ascii="Consolas" w:eastAsia="Times New Roman" w:hAnsi="Consolas" w:cs="Times New Roman"/>
-          <w:color w:val="569CD6"/>
-          <w:sz w:val="21"/>
-          <w:szCs w:val="21"/>
-        </w:rPr>
-        <w:t>int</w:t>
-      </w:r>
-      <w:r>
-        <w:rPr>
-          <w:rFonts w:ascii="Consolas" w:eastAsia="Times New Roman" w:hAnsi="Consolas" w:cs="Times New Roman"/>
-          <w:color w:val="D4D4D4"/>
-          <w:sz w:val="21"/>
-          <w:szCs w:val="21"/>
-        </w:rPr>
-        <w:t xml:space="preserve"> port </w:t>
-      </w:r>
-      <w:r>
-        <w:rPr>
-          <w:rFonts w:ascii="Consolas" w:eastAsia="Times New Roman" w:hAnsi="Consolas" w:cs="Times New Roman"/>
-          <w:color w:val="DCDCDC"/>
-          <w:sz w:val="21"/>
-          <w:szCs w:val="21"/>
-        </w:rPr>
-        <w:t>=</w:t>
-      </w:r>
-      <w:r>
-        <w:rPr>
-          <w:rFonts w:ascii="Consolas" w:eastAsia="Times New Roman" w:hAnsi="Consolas" w:cs="Times New Roman"/>
-          <w:color w:val="D4D4D4"/>
-          <w:sz w:val="21"/>
-          <w:szCs w:val="21"/>
-        </w:rPr>
-        <w:t xml:space="preserve"> </w:t>
-      </w:r>
-      <w:r>
-        <w:rPr>
-          <w:rFonts w:ascii="Consolas" w:eastAsia="Times New Roman" w:hAnsi="Consolas" w:cs="Times New Roman"/>
-          <w:color w:val="B5CEA8"/>
-          <w:sz w:val="21"/>
-          <w:szCs w:val="21"/>
-        </w:rPr>
-        <w:t>23</w:t>
-      </w:r>
-      <w:r>
-        <w:rPr>
-          <w:rFonts w:ascii="Consolas" w:eastAsia="Times New Roman" w:hAnsi="Consolas" w:cs="Times New Roman"/>
-          <w:color w:val="DCDCDC"/>
-          <w:sz w:val="21"/>
-          <w:szCs w:val="21"/>
-        </w:rPr>
-        <w:t>;</w:t>
-      </w:r>
-    </w:p>
-    <w:p>
-      <w:pPr>
-        <w:shd w:val="clear" w:color="auto" w:fill="1E1E1E"/>
-        <w:bidi w:val="0"/>
-        <w:spacing w:after="0" w:line="285" w:lineRule="atLeast"/>
-        <w:rPr>
-          <w:rFonts w:ascii="Consolas" w:eastAsia="Times New Roman" w:hAnsi="Consolas" w:cs="Times New Roman"/>
-          <w:color w:val="D4D4D4"/>
-          <w:sz w:val="21"/>
-          <w:szCs w:val="21"/>
-        </w:rPr>
-      </w:pPr>
-    </w:p>
-    <w:p>
-      <w:pPr>
-        <w:shd w:val="clear" w:color="auto" w:fill="1E1E1E"/>
-        <w:bidi w:val="0"/>
-        <w:spacing w:after="0" w:line="285" w:lineRule="atLeast"/>
-        <w:rPr>
-          <w:rFonts w:ascii="Consolas" w:eastAsia="Times New Roman" w:hAnsi="Consolas" w:cs="Times New Roman"/>
-          <w:color w:val="D4D4D4"/>
-          <w:sz w:val="21"/>
-          <w:szCs w:val="21"/>
-        </w:rPr>
-      </w:pPr>
-      <w:proofErr w:type="spellStart"/>
-      <w:r>
-        <w:rPr>
-          <w:rFonts w:ascii="Consolas" w:eastAsia="Times New Roman" w:hAnsi="Consolas" w:cs="Times New Roman"/>
-          <w:color w:val="D4D4D4"/>
-          <w:sz w:val="21"/>
-          <w:szCs w:val="21"/>
-        </w:rPr>
-        <w:t>WiFiClient</w:t>
-      </w:r>
-      <w:proofErr w:type="spellEnd"/>
-      <w:r>
-        <w:rPr>
-          <w:rFonts w:ascii="Consolas" w:eastAsia="Times New Roman" w:hAnsi="Consolas" w:cs="Times New Roman"/>
-          <w:color w:val="D4D4D4"/>
-          <w:sz w:val="21"/>
-          <w:szCs w:val="21"/>
-        </w:rPr>
-        <w:t xml:space="preserve"> client</w:t>
-      </w:r>
-      <w:r>
-        <w:rPr>
-          <w:rFonts w:ascii="Consolas" w:eastAsia="Times New Roman" w:hAnsi="Consolas" w:cs="Times New Roman"/>
-          <w:color w:val="DCDCDC"/>
-          <w:sz w:val="21"/>
-          <w:szCs w:val="21"/>
-        </w:rPr>
-        <w:t>;</w:t>
-      </w:r>
-    </w:p>
-    <w:p>
-      <w:pPr>
-        <w:shd w:val="clear" w:color="auto" w:fill="1E1E1E"/>
-        <w:bidi w:val="0"/>
-        <w:spacing w:after="0" w:line="285" w:lineRule="atLeast"/>
-        <w:rPr>
-          <w:rFonts w:ascii="Consolas" w:eastAsia="Times New Roman" w:hAnsi="Consolas" w:cs="Times New Roman"/>
-          <w:color w:val="D4D4D4"/>
-          <w:sz w:val="21"/>
-          <w:szCs w:val="21"/>
-        </w:rPr>
-      </w:pPr>
-    </w:p>
-    <w:p>
-      <w:pPr>
-        <w:shd w:val="clear" w:color="auto" w:fill="1E1E1E"/>
-        <w:bidi w:val="0"/>
-        <w:spacing w:after="0" w:line="285" w:lineRule="atLeast"/>
-        <w:rPr>
-          <w:rFonts w:ascii="Consolas" w:eastAsia="Times New Roman" w:hAnsi="Consolas" w:cs="Times New Roman"/>
-          <w:color w:val="D4D4D4"/>
-          <w:sz w:val="21"/>
-          <w:szCs w:val="21"/>
-        </w:rPr>
-      </w:pPr>
-      <w:r>
-        <w:rPr>
-          <w:rFonts w:ascii="Consolas" w:eastAsia="Times New Roman" w:hAnsi="Consolas" w:cs="Times New Roman"/>
-          <w:color w:val="569CD6"/>
-          <w:sz w:val="21"/>
-          <w:szCs w:val="21"/>
-        </w:rPr>
-        <w:t>void</w:t>
-      </w:r>
-      <w:r>
-        <w:rPr>
-          <w:rFonts w:ascii="Consolas" w:eastAsia="Times New Roman" w:hAnsi="Consolas" w:cs="Times New Roman"/>
-          <w:color w:val="D4D4D4"/>
-          <w:sz w:val="21"/>
-          <w:szCs w:val="21"/>
-        </w:rPr>
-        <w:t xml:space="preserve"> </w:t>
-      </w:r>
-      <w:proofErr w:type="spellStart"/>
-      <w:proofErr w:type="gramStart"/>
-      <w:r>
-        <w:rPr>
-          <w:rFonts w:ascii="Consolas" w:eastAsia="Times New Roman" w:hAnsi="Consolas" w:cs="Times New Roman"/>
-          <w:color w:val="D4D4D4"/>
-          <w:sz w:val="21"/>
-          <w:szCs w:val="21"/>
-        </w:rPr>
-        <w:t>connectToWiFi</w:t>
-      </w:r>
-      <w:proofErr w:type="spellEnd"/>
-      <w:r>
-        <w:rPr>
-          <w:rFonts w:ascii="Consolas" w:eastAsia="Times New Roman" w:hAnsi="Consolas" w:cs="Times New Roman"/>
-          <w:color w:val="DCDCDC"/>
-          <w:sz w:val="21"/>
-          <w:szCs w:val="21"/>
-        </w:rPr>
-        <w:t>(</w:t>
-      </w:r>
-      <w:proofErr w:type="gramEnd"/>
-      <w:r>
-        <w:rPr>
-          <w:rFonts w:ascii="Consolas" w:eastAsia="Times New Roman" w:hAnsi="Consolas" w:cs="Times New Roman"/>
           <w:color w:val="DCDCDC"/>
           <w:sz w:val="21"/>
           <w:szCs w:val="21"/>
         </w:rPr>
         <w:t>)</w:t>
       </w:r>
-      <w:r>
-        <w:rPr>
-          <w:rFonts w:ascii="Consolas" w:eastAsia="Times New Roman" w:hAnsi="Consolas" w:cs="Times New Roman"/>
-          <w:color w:val="D4D4D4"/>
-          <w:sz w:val="21"/>
-          <w:szCs w:val="21"/>
-        </w:rPr>
-        <w:t xml:space="preserve"> </w:t>
-      </w:r>
+    </w:p>
+    <w:p>
+      <w:pPr>
+        <w:shd w:val="clear" w:color="auto" w:fill="1E1E1E"/>
+        <w:bidi w:val="0"/>
+        <w:spacing w:after="0" w:line="285" w:lineRule="atLeast"/>
+        <w:rPr>
+          <w:rFonts w:ascii="Consolas" w:eastAsia="Times New Roman" w:hAnsi="Consolas" w:cs="Times New Roman"/>
+          <w:color w:val="D4D4D4"/>
+          <w:sz w:val="21"/>
+          <w:szCs w:val="21"/>
+        </w:rPr>
+      </w:pPr>
       <w:r>
         <w:rPr>
           <w:rFonts w:ascii="Consolas" w:eastAsia="Times New Roman" w:hAnsi="Consolas" w:cs="Times New Roman"/>
@@ -3580,7 +3413,6 @@
         </w:rPr>
         <w:t xml:space="preserve">    </w:t>
       </w:r>
-      <w:proofErr w:type="spellStart"/>
       <w:r>
         <w:rPr>
           <w:rFonts w:ascii="Consolas" w:eastAsia="Times New Roman" w:hAnsi="Consolas" w:cs="Times New Roman"/>
@@ -3610,7 +3442,6 @@
         </w:rPr>
         <w:t>print</w:t>
       </w:r>
-      <w:proofErr w:type="spellEnd"/>
       <w:r>
         <w:rPr>
           <w:rFonts w:ascii="Consolas" w:eastAsia="Times New Roman" w:hAnsi="Consolas" w:cs="Times New Roman"/>
@@ -3660,7 +3491,6 @@
         </w:rPr>
         <w:t xml:space="preserve">    </w:t>
       </w:r>
-      <w:proofErr w:type="spellStart"/>
       <w:r>
         <w:rPr>
           <w:rFonts w:ascii="Consolas" w:eastAsia="Times New Roman" w:hAnsi="Consolas" w:cs="Times New Roman"/>
@@ -3690,7 +3520,6 @@
         </w:rPr>
         <w:t>println</w:t>
       </w:r>
-      <w:proofErr w:type="spellEnd"/>
       <w:r>
         <w:rPr>
           <w:rFonts w:ascii="Consolas" w:eastAsia="Times New Roman" w:hAnsi="Consolas" w:cs="Times New Roman"/>
@@ -3700,7 +3529,6 @@
         </w:rPr>
         <w:t>(</w:t>
       </w:r>
-      <w:proofErr w:type="spellStart"/>
       <w:r>
         <w:rPr>
           <w:rFonts w:ascii="Consolas" w:eastAsia="Times New Roman" w:hAnsi="Consolas" w:cs="Times New Roman"/>
@@ -3710,7 +3538,6 @@
         </w:rPr>
         <w:t>ssid</w:t>
       </w:r>
-      <w:proofErr w:type="spellEnd"/>
       <w:r>
         <w:rPr>
           <w:rFonts w:ascii="Consolas" w:eastAsia="Times New Roman" w:hAnsi="Consolas" w:cs="Times New Roman"/>
@@ -3740,9 +3567,120 @@
           <w:sz w:val="21"/>
           <w:szCs w:val="21"/>
         </w:rPr>
+        <w:t>    WiFi</w:t>
+      </w:r>
+      <w:r>
+        <w:rPr>
+          <w:rFonts w:ascii="Consolas" w:eastAsia="Times New Roman" w:hAnsi="Consolas" w:cs="Times New Roman"/>
+          <w:color w:val="DCDCDC"/>
+          <w:sz w:val="21"/>
+          <w:szCs w:val="21"/>
+        </w:rPr>
+        <w:t>.</w:t>
+      </w:r>
+      <w:r>
+        <w:rPr>
+          <w:rFonts w:ascii="Consolas" w:eastAsia="Times New Roman" w:hAnsi="Consolas" w:cs="Times New Roman"/>
+          <w:color w:val="E97366"/>
+          <w:sz w:val="21"/>
+          <w:szCs w:val="21"/>
+        </w:rPr>
+        <w:t>begin</w:t>
+      </w:r>
+      <w:r>
+        <w:rPr>
+          <w:rFonts w:ascii="Consolas" w:eastAsia="Times New Roman" w:hAnsi="Consolas" w:cs="Times New Roman"/>
+          <w:color w:val="DCDCDC"/>
+          <w:sz w:val="21"/>
+          <w:szCs w:val="21"/>
+        </w:rPr>
+        <w:t>(</w:t>
+      </w:r>
+      <w:r>
+        <w:rPr>
+          <w:rFonts w:ascii="Consolas" w:eastAsia="Times New Roman" w:hAnsi="Consolas" w:cs="Times New Roman"/>
+          <w:color w:val="D4D4D4"/>
+          <w:sz w:val="21"/>
+          <w:szCs w:val="21"/>
+        </w:rPr>
+        <w:t>ssid</w:t>
+      </w:r>
+      <w:r>
+        <w:rPr>
+          <w:rFonts w:ascii="Consolas" w:eastAsia="Times New Roman" w:hAnsi="Consolas" w:cs="Times New Roman"/>
+          <w:color w:val="DCDCDC"/>
+          <w:sz w:val="21"/>
+          <w:szCs w:val="21"/>
+        </w:rPr>
+        <w:t>,</w:t>
+      </w:r>
+      <w:r>
+        <w:rPr>
+          <w:rFonts w:ascii="Consolas" w:eastAsia="Times New Roman" w:hAnsi="Consolas" w:cs="Times New Roman"/>
+          <w:color w:val="D4D4D4"/>
+          <w:sz w:val="21"/>
+          <w:szCs w:val="21"/>
+        </w:rPr>
+        <w:t xml:space="preserve"> password</w:t>
+      </w:r>
+      <w:r>
+        <w:rPr>
+          <w:rFonts w:ascii="Consolas" w:eastAsia="Times New Roman" w:hAnsi="Consolas" w:cs="Times New Roman"/>
+          <w:color w:val="DCDCDC"/>
+          <w:sz w:val="21"/>
+          <w:szCs w:val="21"/>
+        </w:rPr>
+        <w:t>);</w:t>
+      </w:r>
+    </w:p>
+    <w:p>
+      <w:pPr>
+        <w:shd w:val="clear" w:color="auto" w:fill="1E1E1E"/>
+        <w:bidi w:val="0"/>
+        <w:spacing w:after="0" w:line="285" w:lineRule="atLeast"/>
+        <w:rPr>
+          <w:rFonts w:ascii="Consolas" w:eastAsia="Times New Roman" w:hAnsi="Consolas" w:cs="Times New Roman"/>
+          <w:color w:val="D4D4D4"/>
+          <w:sz w:val="21"/>
+          <w:szCs w:val="21"/>
+        </w:rPr>
+      </w:pPr>
+      <w:r>
+        <w:rPr>
+          <w:rFonts w:ascii="Consolas" w:eastAsia="Times New Roman" w:hAnsi="Consolas" w:cs="Times New Roman"/>
+          <w:color w:val="D4D4D4"/>
+          <w:sz w:val="21"/>
+          <w:szCs w:val="21"/>
+        </w:rPr>
         <w:t xml:space="preserve">    </w:t>
       </w:r>
-      <w:proofErr w:type="spellStart"/>
+      <w:r>
+        <w:rPr>
+          <w:rFonts w:ascii="Consolas" w:eastAsia="Times New Roman" w:hAnsi="Consolas" w:cs="Times New Roman"/>
+          <w:color w:val="569CD6"/>
+          <w:sz w:val="21"/>
+          <w:szCs w:val="21"/>
+        </w:rPr>
+        <w:t>while</w:t>
+      </w:r>
+      <w:r>
+        <w:rPr>
+          <w:rFonts w:ascii="Consolas" w:eastAsia="Times New Roman" w:hAnsi="Consolas" w:cs="Times New Roman"/>
+          <w:color w:val="D4D4D4"/>
+          <w:sz w:val="21"/>
+          <w:szCs w:val="21"/>
+        </w:rPr>
+        <w:t xml:space="preserve"> </w:t>
+      </w:r>
+      <w:r>
+        <w:rPr>
+          <w:rFonts w:ascii="Consolas" w:eastAsia="Times New Roman" w:hAnsi="Consolas" w:cs="Times New Roman"/>
+          <w:color w:val="DCDCDC"/>
+          <w:sz w:val="21"/>
+          <w:szCs w:val="21"/>
+        </w:rPr>
+        <w:t>(</w:t>
+      </w:r>
       <w:r>
         <w:rPr>
           <w:rFonts w:ascii="Consolas" w:eastAsia="Times New Roman" w:hAnsi="Consolas" w:cs="Times New Roman"/>
@@ -3764,13 +3702,138 @@
       <w:r>
         <w:rPr>
           <w:rFonts w:ascii="Consolas" w:eastAsia="Times New Roman" w:hAnsi="Consolas" w:cs="Times New Roman"/>
+          <w:color w:val="D4D4D4"/>
+          <w:sz w:val="21"/>
+          <w:szCs w:val="21"/>
+        </w:rPr>
+        <w:t>status</w:t>
+      </w:r>
+      <w:r>
+        <w:rPr>
+          <w:rFonts w:ascii="Consolas" w:eastAsia="Times New Roman" w:hAnsi="Consolas" w:cs="Times New Roman"/>
+          <w:color w:val="DCDCDC"/>
+          <w:sz w:val="21"/>
+          <w:szCs w:val="21"/>
+        </w:rPr>
+        <w:t>(</w:t>
+      </w:r>
+      <w:proofErr w:type="gramStart"/>
+      <w:r>
+        <w:rPr>
+          <w:rFonts w:ascii="Consolas" w:eastAsia="Times New Roman" w:hAnsi="Consolas" w:cs="Times New Roman"/>
+          <w:color w:val="DCDCDC"/>
+          <w:sz w:val="21"/>
+          <w:szCs w:val="21"/>
+        </w:rPr>
+        <w:t>)</w:t>
+      </w:r>
+      <w:r>
+        <w:rPr>
+          <w:rFonts w:ascii="Consolas" w:eastAsia="Times New Roman" w:hAnsi="Consolas" w:cs="Times New Roman"/>
+          <w:color w:val="D4D4D4"/>
+          <w:sz w:val="21"/>
+          <w:szCs w:val="21"/>
+        </w:rPr>
+        <w:t xml:space="preserve"> </w:t>
+      </w:r>
+      <w:r>
+        <w:rPr>
+          <w:rFonts w:ascii="Consolas" w:eastAsia="Times New Roman" w:hAnsi="Consolas" w:cs="Times New Roman"/>
+          <w:color w:val="DCDCDC"/>
+          <w:sz w:val="21"/>
+          <w:szCs w:val="21"/>
+        </w:rPr>
+        <w:t>!</w:t>
+      </w:r>
+      <w:proofErr w:type="gramEnd"/>
+      <w:r>
+        <w:rPr>
+          <w:rFonts w:ascii="Consolas" w:eastAsia="Times New Roman" w:hAnsi="Consolas" w:cs="Times New Roman"/>
+          <w:color w:val="DCDCDC"/>
+          <w:sz w:val="21"/>
+          <w:szCs w:val="21"/>
+        </w:rPr>
+        <w:t>=</w:t>
+      </w:r>
+      <w:r>
+        <w:rPr>
+          <w:rFonts w:ascii="Consolas" w:eastAsia="Times New Roman" w:hAnsi="Consolas" w:cs="Times New Roman"/>
+          <w:color w:val="D4D4D4"/>
+          <w:sz w:val="21"/>
+          <w:szCs w:val="21"/>
+        </w:rPr>
+        <w:t xml:space="preserve"> WL_</w:t>
+      </w:r>
+      <w:proofErr w:type="gramStart"/>
+      <w:r>
+        <w:rPr>
+          <w:rFonts w:ascii="Consolas" w:eastAsia="Times New Roman" w:hAnsi="Consolas" w:cs="Times New Roman"/>
+          <w:color w:val="D4D4D4"/>
+          <w:sz w:val="21"/>
+          <w:szCs w:val="21"/>
+        </w:rPr>
+        <w:t>CONNECTED</w:t>
+      </w:r>
+      <w:r>
+        <w:rPr>
+          <w:rFonts w:ascii="Consolas" w:eastAsia="Times New Roman" w:hAnsi="Consolas" w:cs="Times New Roman"/>
+          <w:color w:val="DCDCDC"/>
+          <w:sz w:val="21"/>
+          <w:szCs w:val="21"/>
+        </w:rPr>
+        <w:t>)</w:t>
+      </w:r>
+      <w:r>
+        <w:rPr>
+          <w:rFonts w:ascii="Consolas" w:eastAsia="Times New Roman" w:hAnsi="Consolas" w:cs="Times New Roman"/>
+          <w:color w:val="D4D4D4"/>
+          <w:sz w:val="21"/>
+          <w:szCs w:val="21"/>
+        </w:rPr>
+        <w:t xml:space="preserve"> </w:t>
+      </w:r>
+      <w:r>
+        <w:rPr>
+          <w:rFonts w:ascii="Consolas" w:eastAsia="Times New Roman" w:hAnsi="Consolas" w:cs="Times New Roman"/>
+          <w:color w:val="DCDCDC"/>
+          <w:sz w:val="21"/>
+          <w:szCs w:val="21"/>
+        </w:rPr>
+        <w:t>{</w:t>
+      </w:r>
+      <w:proofErr w:type="gramEnd"/>
+    </w:p>
+    <w:p>
+      <w:pPr>
+        <w:shd w:val="clear" w:color="auto" w:fill="1E1E1E"/>
+        <w:bidi w:val="0"/>
+        <w:spacing w:after="0" w:line="285" w:lineRule="atLeast"/>
+        <w:rPr>
+          <w:rFonts w:ascii="Consolas" w:eastAsia="Times New Roman" w:hAnsi="Consolas" w:cs="Times New Roman"/>
+          <w:color w:val="D4D4D4"/>
+          <w:sz w:val="21"/>
+          <w:szCs w:val="21"/>
+        </w:rPr>
+      </w:pPr>
+      <w:r>
+        <w:rPr>
+          <w:rFonts w:ascii="Consolas" w:eastAsia="Times New Roman" w:hAnsi="Consolas" w:cs="Times New Roman"/>
+          <w:color w:val="D4D4D4"/>
+          <w:sz w:val="21"/>
+          <w:szCs w:val="21"/>
+        </w:rPr>
+        <w:t xml:space="preserve">        </w:t>
+      </w:r>
+      <w:proofErr w:type="gramStart"/>
+      <w:r>
+        <w:rPr>
+          <w:rFonts w:ascii="Consolas" w:eastAsia="Times New Roman" w:hAnsi="Consolas" w:cs="Times New Roman"/>
           <w:color w:val="E97366"/>
           <w:sz w:val="21"/>
           <w:szCs w:val="21"/>
         </w:rPr>
-        <w:t>begin</w:t>
-      </w:r>
-      <w:proofErr w:type="spellEnd"/>
+        <w:t>delay</w:t>
+      </w:r>
       <w:r>
         <w:rPr>
           <w:rFonts w:ascii="Consolas" w:eastAsia="Times New Roman" w:hAnsi="Consolas" w:cs="Times New Roman"/>
@@ -3780,34 +3843,15 @@
         </w:rPr>
         <w:t>(</w:t>
       </w:r>
-      <w:proofErr w:type="spellStart"/>
-      <w:r>
-        <w:rPr>
-          <w:rFonts w:ascii="Consolas" w:eastAsia="Times New Roman" w:hAnsi="Consolas" w:cs="Times New Roman"/>
-          <w:color w:val="D4D4D4"/>
-          <w:sz w:val="21"/>
-          <w:szCs w:val="21"/>
-        </w:rPr>
-        <w:t>ssid</w:t>
-      </w:r>
-      <w:proofErr w:type="spellEnd"/>
-      <w:r>
-        <w:rPr>
-          <w:rFonts w:ascii="Consolas" w:eastAsia="Times New Roman" w:hAnsi="Consolas" w:cs="Times New Roman"/>
-          <w:color w:val="DCDCDC"/>
-          <w:sz w:val="21"/>
-          <w:szCs w:val="21"/>
-        </w:rPr>
-        <w:t>,</w:t>
-      </w:r>
-      <w:r>
-        <w:rPr>
-          <w:rFonts w:ascii="Consolas" w:eastAsia="Times New Roman" w:hAnsi="Consolas" w:cs="Times New Roman"/>
-          <w:color w:val="D4D4D4"/>
-          <w:sz w:val="21"/>
-          <w:szCs w:val="21"/>
-        </w:rPr>
-        <w:t xml:space="preserve"> password</w:t>
+      <w:proofErr w:type="gramEnd"/>
+      <w:r>
+        <w:rPr>
+          <w:rFonts w:ascii="Consolas" w:eastAsia="Times New Roman" w:hAnsi="Consolas" w:cs="Times New Roman"/>
+          <w:color w:val="B5CEA8"/>
+          <w:sz w:val="21"/>
+          <w:szCs w:val="21"/>
+        </w:rPr>
+        <w:t>500</w:t>
       </w:r>
       <w:r>
         <w:rPr>
@@ -3838,230 +3882,8 @@
           <w:sz w:val="21"/>
           <w:szCs w:val="21"/>
         </w:rPr>
-        <w:t xml:space="preserve">    </w:t>
-      </w:r>
-      <w:r>
-        <w:rPr>
-          <w:rFonts w:ascii="Consolas" w:eastAsia="Times New Roman" w:hAnsi="Consolas" w:cs="Times New Roman"/>
-          <w:color w:val="569CD6"/>
-          <w:sz w:val="21"/>
-          <w:szCs w:val="21"/>
-        </w:rPr>
-        <w:t>while</w:t>
-      </w:r>
-      <w:r>
-        <w:rPr>
-          <w:rFonts w:ascii="Consolas" w:eastAsia="Times New Roman" w:hAnsi="Consolas" w:cs="Times New Roman"/>
-          <w:color w:val="D4D4D4"/>
-          <w:sz w:val="21"/>
-          <w:szCs w:val="21"/>
-        </w:rPr>
-        <w:t xml:space="preserve"> </w:t>
-      </w:r>
-      <w:r>
-        <w:rPr>
-          <w:rFonts w:ascii="Consolas" w:eastAsia="Times New Roman" w:hAnsi="Consolas" w:cs="Times New Roman"/>
-          <w:color w:val="DCDCDC"/>
-          <w:sz w:val="21"/>
-          <w:szCs w:val="21"/>
-        </w:rPr>
-        <w:t>(</w:t>
-      </w:r>
-      <w:proofErr w:type="spellStart"/>
-      <w:r>
-        <w:rPr>
-          <w:rFonts w:ascii="Consolas" w:eastAsia="Times New Roman" w:hAnsi="Consolas" w:cs="Times New Roman"/>
-          <w:color w:val="D4D4D4"/>
-          <w:sz w:val="21"/>
-          <w:szCs w:val="21"/>
-        </w:rPr>
-        <w:t>WiFi</w:t>
-      </w:r>
-      <w:r>
-        <w:rPr>
-          <w:rFonts w:ascii="Consolas" w:eastAsia="Times New Roman" w:hAnsi="Consolas" w:cs="Times New Roman"/>
-          <w:color w:val="DCDCDC"/>
-          <w:sz w:val="21"/>
-          <w:szCs w:val="21"/>
-        </w:rPr>
-        <w:t>.</w:t>
-      </w:r>
-      <w:r>
-        <w:rPr>
-          <w:rFonts w:ascii="Consolas" w:eastAsia="Times New Roman" w:hAnsi="Consolas" w:cs="Times New Roman"/>
-          <w:color w:val="D4D4D4"/>
-          <w:sz w:val="21"/>
-          <w:szCs w:val="21"/>
-        </w:rPr>
-        <w:t>status</w:t>
-      </w:r>
-      <w:proofErr w:type="spellEnd"/>
-      <w:r>
-        <w:rPr>
-          <w:rFonts w:ascii="Consolas" w:eastAsia="Times New Roman" w:hAnsi="Consolas" w:cs="Times New Roman"/>
-          <w:color w:val="DCDCDC"/>
-          <w:sz w:val="21"/>
-          <w:szCs w:val="21"/>
-        </w:rPr>
-        <w:t>(</w:t>
-      </w:r>
-      <w:proofErr w:type="gramStart"/>
-      <w:r>
-        <w:rPr>
-          <w:rFonts w:ascii="Consolas" w:eastAsia="Times New Roman" w:hAnsi="Consolas" w:cs="Times New Roman"/>
-          <w:color w:val="DCDCDC"/>
-          <w:sz w:val="21"/>
-          <w:szCs w:val="21"/>
-        </w:rPr>
-        <w:t>)</w:t>
-      </w:r>
-      <w:r>
-        <w:rPr>
-          <w:rFonts w:ascii="Consolas" w:eastAsia="Times New Roman" w:hAnsi="Consolas" w:cs="Times New Roman"/>
-          <w:color w:val="D4D4D4"/>
-          <w:sz w:val="21"/>
-          <w:szCs w:val="21"/>
-        </w:rPr>
-        <w:t xml:space="preserve"> </w:t>
-      </w:r>
-      <w:r>
-        <w:rPr>
-          <w:rFonts w:ascii="Consolas" w:eastAsia="Times New Roman" w:hAnsi="Consolas" w:cs="Times New Roman"/>
-          <w:color w:val="DCDCDC"/>
-          <w:sz w:val="21"/>
-          <w:szCs w:val="21"/>
-        </w:rPr>
-        <w:t>!</w:t>
-      </w:r>
-      <w:proofErr w:type="gramEnd"/>
-      <w:r>
-        <w:rPr>
-          <w:rFonts w:ascii="Consolas" w:eastAsia="Times New Roman" w:hAnsi="Consolas" w:cs="Times New Roman"/>
-          <w:color w:val="DCDCDC"/>
-          <w:sz w:val="21"/>
-          <w:szCs w:val="21"/>
-        </w:rPr>
-        <w:t>=</w:t>
-      </w:r>
-      <w:r>
-        <w:rPr>
-          <w:rFonts w:ascii="Consolas" w:eastAsia="Times New Roman" w:hAnsi="Consolas" w:cs="Times New Roman"/>
-          <w:color w:val="D4D4D4"/>
-          <w:sz w:val="21"/>
-          <w:szCs w:val="21"/>
-        </w:rPr>
-        <w:t xml:space="preserve"> WL_CONNECTED</w:t>
-      </w:r>
-      <w:r>
-        <w:rPr>
-          <w:rFonts w:ascii="Consolas" w:eastAsia="Times New Roman" w:hAnsi="Consolas" w:cs="Times New Roman"/>
-          <w:color w:val="DCDCDC"/>
-          <w:sz w:val="21"/>
-          <w:szCs w:val="21"/>
-        </w:rPr>
-        <w:t>)</w:t>
-      </w:r>
-      <w:r>
-        <w:rPr>
-          <w:rFonts w:ascii="Consolas" w:eastAsia="Times New Roman" w:hAnsi="Consolas" w:cs="Times New Roman"/>
-          <w:color w:val="D4D4D4"/>
-          <w:sz w:val="21"/>
-          <w:szCs w:val="21"/>
-        </w:rPr>
-        <w:t xml:space="preserve"> </w:t>
-      </w:r>
-      <w:r>
-        <w:rPr>
-          <w:rFonts w:ascii="Consolas" w:eastAsia="Times New Roman" w:hAnsi="Consolas" w:cs="Times New Roman"/>
-          <w:color w:val="DCDCDC"/>
-          <w:sz w:val="21"/>
-          <w:szCs w:val="21"/>
-        </w:rPr>
-        <w:t>{</w:t>
-      </w:r>
-    </w:p>
-    <w:p>
-      <w:pPr>
-        <w:shd w:val="clear" w:color="auto" w:fill="1E1E1E"/>
-        <w:bidi w:val="0"/>
-        <w:spacing w:after="0" w:line="285" w:lineRule="atLeast"/>
-        <w:rPr>
-          <w:rFonts w:ascii="Consolas" w:eastAsia="Times New Roman" w:hAnsi="Consolas" w:cs="Times New Roman"/>
-          <w:color w:val="D4D4D4"/>
-          <w:sz w:val="21"/>
-          <w:szCs w:val="21"/>
-        </w:rPr>
-      </w:pPr>
-      <w:r>
-        <w:rPr>
-          <w:rFonts w:ascii="Consolas" w:eastAsia="Times New Roman" w:hAnsi="Consolas" w:cs="Times New Roman"/>
-          <w:color w:val="D4D4D4"/>
-          <w:sz w:val="21"/>
-          <w:szCs w:val="21"/>
-        </w:rPr>
         <w:t xml:space="preserve">        </w:t>
       </w:r>
-      <w:proofErr w:type="gramStart"/>
-      <w:r>
-        <w:rPr>
-          <w:rFonts w:ascii="Consolas" w:eastAsia="Times New Roman" w:hAnsi="Consolas" w:cs="Times New Roman"/>
-          <w:color w:val="E97366"/>
-          <w:sz w:val="21"/>
-          <w:szCs w:val="21"/>
-        </w:rPr>
-        <w:t>delay</w:t>
-      </w:r>
-      <w:r>
-        <w:rPr>
-          <w:rFonts w:ascii="Consolas" w:eastAsia="Times New Roman" w:hAnsi="Consolas" w:cs="Times New Roman"/>
-          <w:color w:val="DCDCDC"/>
-          <w:sz w:val="21"/>
-          <w:szCs w:val="21"/>
-        </w:rPr>
-        <w:t>(</w:t>
-      </w:r>
-      <w:proofErr w:type="gramEnd"/>
-      <w:r>
-        <w:rPr>
-          <w:rFonts w:ascii="Consolas" w:eastAsia="Times New Roman" w:hAnsi="Consolas" w:cs="Times New Roman"/>
-          <w:color w:val="B5CEA8"/>
-          <w:sz w:val="21"/>
-          <w:szCs w:val="21"/>
-        </w:rPr>
-        <w:t>500</w:t>
-      </w:r>
-      <w:r>
-        <w:rPr>
-          <w:rFonts w:ascii="Consolas" w:eastAsia="Times New Roman" w:hAnsi="Consolas" w:cs="Times New Roman"/>
-          <w:color w:val="DCDCDC"/>
-          <w:sz w:val="21"/>
-          <w:szCs w:val="21"/>
-        </w:rPr>
-        <w:t>);</w:t>
-      </w:r>
-    </w:p>
-    <w:p>
-      <w:pPr>
-        <w:shd w:val="clear" w:color="auto" w:fill="1E1E1E"/>
-        <w:bidi w:val="0"/>
-        <w:spacing w:after="0" w:line="285" w:lineRule="atLeast"/>
-        <w:rPr>
-          <w:rFonts w:ascii="Consolas" w:eastAsia="Times New Roman" w:hAnsi="Consolas" w:cs="Times New Roman"/>
-          <w:color w:val="D4D4D4"/>
-          <w:sz w:val="21"/>
-          <w:szCs w:val="21"/>
-        </w:rPr>
-      </w:pPr>
-      <w:r>
-        <w:rPr>
-          <w:rFonts w:ascii="Consolas" w:eastAsia="Times New Roman" w:hAnsi="Consolas" w:cs="Times New Roman"/>
-          <w:color w:val="D4D4D4"/>
-          <w:sz w:val="21"/>
-          <w:szCs w:val="21"/>
-        </w:rPr>
-        <w:t xml:space="preserve">        </w:t>
-      </w:r>
-      <w:proofErr w:type="spellStart"/>
       <w:r>
         <w:rPr>
           <w:rFonts w:ascii="Consolas" w:eastAsia="Times New Roman" w:hAnsi="Consolas" w:cs="Times New Roman"/>
@@ -4091,7 +3913,6 @@
         </w:rPr>
         <w:t>print</w:t>
       </w:r>
-      <w:proofErr w:type="spellEnd"/>
       <w:r>
         <w:rPr>
           <w:rFonts w:ascii="Consolas" w:eastAsia="Times New Roman" w:hAnsi="Consolas" w:cs="Times New Roman"/>
@@ -4172,7 +3993,6 @@
         </w:rPr>
         <w:t xml:space="preserve">    </w:t>
       </w:r>
-      <w:proofErr w:type="spellStart"/>
       <w:r>
         <w:rPr>
           <w:rFonts w:ascii="Consolas" w:eastAsia="Times New Roman" w:hAnsi="Consolas" w:cs="Times New Roman"/>
@@ -4202,7 +4022,6 @@
         </w:rPr>
         <w:t>println</w:t>
       </w:r>
-      <w:proofErr w:type="spellEnd"/>
       <w:r>
         <w:rPr>
           <w:rFonts w:ascii="Consolas" w:eastAsia="Times New Roman" w:hAnsi="Consolas" w:cs="Times New Roman"/>
@@ -4219,47 +4038,7 @@
           <w:sz w:val="21"/>
           <w:szCs w:val="21"/>
         </w:rPr>
-        <w:t>"\</w:t>
-      </w:r>
-      <w:proofErr w:type="spellStart"/>
-      <w:r>
-        <w:rPr>
-          <w:rFonts w:ascii="Consolas" w:eastAsia="Times New Roman" w:hAnsi="Consolas" w:cs="Times New Roman"/>
-          <w:color w:val="CE9178"/>
-          <w:sz w:val="21"/>
-          <w:szCs w:val="21"/>
-        </w:rPr>
-        <w:t>nConnected</w:t>
-      </w:r>
-      <w:proofErr w:type="spellEnd"/>
-      <w:r>
-        <w:rPr>
-          <w:rFonts w:ascii="Consolas" w:eastAsia="Times New Roman" w:hAnsi="Consolas" w:cs="Times New Roman"/>
-          <w:color w:val="CE9178"/>
-          <w:sz w:val="21"/>
-          <w:szCs w:val="21"/>
-        </w:rPr>
-        <w:t xml:space="preserve"> to </w:t>
-      </w:r>
-      <w:proofErr w:type="spellStart"/>
-      <w:r>
-        <w:rPr>
-          <w:rFonts w:ascii="Consolas" w:eastAsia="Times New Roman" w:hAnsi="Consolas" w:cs="Times New Roman"/>
-          <w:color w:val="CE9178"/>
-          <w:sz w:val="21"/>
-          <w:szCs w:val="21"/>
-        </w:rPr>
-        <w:t>WiFi</w:t>
-      </w:r>
-      <w:proofErr w:type="spellEnd"/>
-      <w:r>
-        <w:rPr>
-          <w:rFonts w:ascii="Consolas" w:eastAsia="Times New Roman" w:hAnsi="Consolas" w:cs="Times New Roman"/>
-          <w:color w:val="CE9178"/>
-          <w:sz w:val="21"/>
-          <w:szCs w:val="21"/>
-        </w:rPr>
-        <w:t xml:space="preserve"> network"</w:t>
+        <w:t>"\nConnected to WiFi network"</w:t>
       </w:r>
       <w:r>
         <w:rPr>
@@ -4292,7 +4071,6 @@
         </w:rPr>
         <w:t xml:space="preserve">    </w:t>
       </w:r>
-      <w:proofErr w:type="spellStart"/>
       <w:r>
         <w:rPr>
           <w:rFonts w:ascii="Consolas" w:eastAsia="Times New Roman" w:hAnsi="Consolas" w:cs="Times New Roman"/>
@@ -4322,7 +4100,6 @@
         </w:rPr>
         <w:t>print</w:t>
       </w:r>
-      <w:proofErr w:type="spellEnd"/>
       <w:r>
         <w:rPr>
           <w:rFonts w:ascii="Consolas" w:eastAsia="Times New Roman" w:hAnsi="Consolas" w:cs="Times New Roman"/>
@@ -4372,7 +4149,6 @@
         </w:rPr>
         <w:t xml:space="preserve">    </w:t>
       </w:r>
-      <w:proofErr w:type="spellStart"/>
       <w:r>
         <w:rPr>
           <w:rFonts w:ascii="Consolas" w:eastAsia="Times New Roman" w:hAnsi="Consolas" w:cs="Times New Roman"/>
@@ -4402,7 +4178,6 @@
         </w:rPr>
         <w:t>println</w:t>
       </w:r>
-      <w:proofErr w:type="spellEnd"/>
       <w:r>
         <w:rPr>
           <w:rFonts w:ascii="Consolas" w:eastAsia="Times New Roman" w:hAnsi="Consolas" w:cs="Times New Roman"/>
@@ -4412,7 +4187,6 @@
         </w:rPr>
         <w:t>(</w:t>
       </w:r>
-      <w:proofErr w:type="spellStart"/>
       <w:r>
         <w:rPr>
           <w:rFonts w:ascii="Consolas" w:eastAsia="Times New Roman" w:hAnsi="Consolas" w:cs="Times New Roman"/>
@@ -4440,7 +4214,6 @@
         </w:rPr>
         <w:t>localIP</w:t>
       </w:r>
-      <w:proofErr w:type="spellEnd"/>
       <w:r>
         <w:rPr>
           <w:rFonts w:ascii="Consolas" w:eastAsia="Times New Roman" w:hAnsi="Consolas" w:cs="Times New Roman"/>
@@ -4585,7 +4358,6 @@
         </w:rPr>
         <w:t xml:space="preserve">    </w:t>
       </w:r>
-      <w:proofErr w:type="spellStart"/>
       <w:r>
         <w:rPr>
           <w:rFonts w:ascii="Consolas" w:eastAsia="Times New Roman" w:hAnsi="Consolas" w:cs="Times New Roman"/>
@@ -4615,7 +4387,6 @@
         </w:rPr>
         <w:t>begin</w:t>
       </w:r>
-      <w:proofErr w:type="spellEnd"/>
       <w:r>
         <w:rPr>
           <w:rFonts w:ascii="Consolas" w:eastAsia="Times New Roman" w:hAnsi="Consolas" w:cs="Times New Roman"/>
@@ -4665,7 +4436,6 @@
         </w:rPr>
         <w:t xml:space="preserve">    </w:t>
       </w:r>
-      <w:proofErr w:type="spellStart"/>
       <w:proofErr w:type="gramStart"/>
       <w:r>
         <w:rPr>
@@ -4676,7 +4446,6 @@
         </w:rPr>
         <w:t>pinMode</w:t>
       </w:r>
-      <w:proofErr w:type="spellEnd"/>
       <w:r>
         <w:rPr>
           <w:rFonts w:ascii="Consolas" w:eastAsia="Times New Roman" w:hAnsi="Consolas" w:cs="Times New Roman"/>
@@ -4772,7 +4541,6 @@
         </w:rPr>
         <w:t xml:space="preserve">    </w:t>
       </w:r>
-      <w:proofErr w:type="spellStart"/>
       <w:proofErr w:type="gramStart"/>
       <w:r>
         <w:rPr>
@@ -4783,7 +4551,6 @@
         </w:rPr>
         <w:t>connectToWiFi</w:t>
       </w:r>
-      <w:proofErr w:type="spellEnd"/>
       <w:r>
         <w:rPr>
           <w:rFonts w:ascii="Consolas" w:eastAsia="Times New Roman" w:hAnsi="Consolas" w:cs="Times New Roman"/>
@@ -4997,7 +4764,6 @@
         </w:rPr>
         <w:t>(!</w:t>
       </w:r>
-      <w:proofErr w:type="spellStart"/>
       <w:r>
         <w:rPr>
           <w:rFonts w:ascii="Consolas" w:eastAsia="Times New Roman" w:hAnsi="Consolas" w:cs="Times New Roman"/>
@@ -5026,15 +4792,24 @@
         </w:rPr>
         <w:t>connected</w:t>
       </w:r>
-      <w:proofErr w:type="spellEnd"/>
-      <w:r>
-        <w:rPr>
-          <w:rFonts w:ascii="Consolas" w:eastAsia="Times New Roman" w:hAnsi="Consolas" w:cs="Times New Roman"/>
-          <w:color w:val="DCDCDC"/>
-          <w:sz w:val="21"/>
-          <w:szCs w:val="21"/>
-        </w:rPr>
-        <w:t>())</w:t>
+      <w:r>
+        <w:rPr>
+          <w:rFonts w:ascii="Consolas" w:eastAsia="Times New Roman" w:hAnsi="Consolas" w:cs="Times New Roman"/>
+          <w:color w:val="DCDCDC"/>
+          <w:sz w:val="21"/>
+          <w:szCs w:val="21"/>
+        </w:rPr>
+        <w:t>(</w:t>
+      </w:r>
+      <w:proofErr w:type="gramStart"/>
+      <w:r>
+        <w:rPr>
+          <w:rFonts w:ascii="Consolas" w:eastAsia="Times New Roman" w:hAnsi="Consolas" w:cs="Times New Roman"/>
+          <w:color w:val="DCDCDC"/>
+          <w:sz w:val="21"/>
+          <w:szCs w:val="21"/>
+        </w:rPr>
+        <w:t>))</w:t>
       </w:r>
       <w:r>
         <w:rPr>
@@ -5054,6 +4829,7 @@
         </w:rPr>
         <w:t>{</w:t>
       </w:r>
+      <w:proofErr w:type="gramEnd"/>
     </w:p>
     <w:p>
       <w:pPr>
@@ -5076,7 +4852,6 @@
         </w:rPr>
         <w:t xml:space="preserve">        </w:t>
       </w:r>
-      <w:proofErr w:type="spellStart"/>
       <w:proofErr w:type="gramStart"/>
       <w:r>
         <w:rPr>
@@ -5105,7 +4880,6 @@
         </w:rPr>
         <w:t>connect</w:t>
       </w:r>
-      <w:proofErr w:type="spellEnd"/>
       <w:proofErr w:type="gramEnd"/>
       <w:r>
         <w:rPr>
@@ -5116,7 +4890,6 @@
         </w:rPr>
         <w:t>(</w:t>
       </w:r>
-      <w:proofErr w:type="spellStart"/>
       <w:r>
         <w:rPr>
           <w:rFonts w:ascii="Consolas" w:eastAsia="Times New Roman" w:hAnsi="Consolas" w:cs="Times New Roman"/>
@@ -5126,7 +4899,6 @@
         </w:rPr>
         <w:t>slaveIP</w:t>
       </w:r>
-      <w:proofErr w:type="spellEnd"/>
       <w:r>
         <w:rPr>
           <w:rFonts w:ascii="Consolas" w:eastAsia="Times New Roman" w:hAnsi="Consolas" w:cs="Times New Roman"/>
@@ -5278,7 +5050,6 @@
         </w:rPr>
         <w:t>(</w:t>
       </w:r>
-      <w:proofErr w:type="spellStart"/>
       <w:proofErr w:type="gramStart"/>
       <w:r>
         <w:rPr>
@@ -5289,7 +5060,6 @@
         </w:rPr>
         <w:t>digitalRead</w:t>
       </w:r>
-      <w:proofErr w:type="spellEnd"/>
       <w:r>
         <w:rPr>
           <w:rFonts w:ascii="Consolas" w:eastAsia="Times New Roman" w:hAnsi="Consolas" w:cs="Times New Roman"/>
@@ -5398,104 +5168,6 @@
           <w:szCs w:val="21"/>
         </w:rPr>
         <w:t>// Button pressed</w:t>
-      </w:r>
-    </w:p>
-    <w:p>
-      <w:pPr>
-        <w:shd w:val="clear" w:color="auto" w:fill="1E1E1E"/>
-        <w:bidi w:val="0"/>
-        <w:spacing w:after="0" w:line="285" w:lineRule="atLeast"/>
-        <w:rPr>
-          <w:rFonts w:ascii="Consolas" w:eastAsia="Times New Roman" w:hAnsi="Consolas" w:cs="Times New Roman"/>
-          <w:color w:val="D4D4D4"/>
-          <w:sz w:val="21"/>
-          <w:szCs w:val="21"/>
-        </w:rPr>
-      </w:pPr>
-      <w:r>
-        <w:rPr>
-          <w:rFonts w:ascii="Consolas" w:eastAsia="Times New Roman" w:hAnsi="Consolas" w:cs="Times New Roman"/>
-          <w:color w:val="D4D4D4"/>
-          <w:sz w:val="21"/>
-          <w:szCs w:val="21"/>
-        </w:rPr>
-        <w:t xml:space="preserve">        </w:t>
-      </w:r>
-      <w:proofErr w:type="spellStart"/>
-      <w:proofErr w:type="gramStart"/>
-      <w:r>
-        <w:rPr>
-          <w:rFonts w:ascii="Consolas" w:eastAsia="Times New Roman" w:hAnsi="Consolas" w:cs="Times New Roman"/>
-          <w:color w:val="D4D4D4"/>
-          <w:sz w:val="21"/>
-          <w:szCs w:val="21"/>
-        </w:rPr>
-        <w:t>client</w:t>
-      </w:r>
-      <w:r>
-        <w:rPr>
-          <w:rFonts w:ascii="Consolas" w:eastAsia="Times New Roman" w:hAnsi="Consolas" w:cs="Times New Roman"/>
-          <w:color w:val="DCDCDC"/>
-          <w:sz w:val="21"/>
-          <w:szCs w:val="21"/>
-        </w:rPr>
-        <w:t>.</w:t>
-      </w:r>
-      <w:r>
-        <w:rPr>
-          <w:rFonts w:ascii="Consolas" w:eastAsia="Times New Roman" w:hAnsi="Consolas" w:cs="Times New Roman"/>
-          <w:color w:val="E97366"/>
-          <w:sz w:val="21"/>
-          <w:szCs w:val="21"/>
-        </w:rPr>
-        <w:t>println</w:t>
-      </w:r>
-      <w:proofErr w:type="spellEnd"/>
-      <w:proofErr w:type="gramEnd"/>
-      <w:r>
-        <w:rPr>
-          <w:rFonts w:ascii="Consolas" w:eastAsia="Times New Roman" w:hAnsi="Consolas" w:cs="Times New Roman"/>
-          <w:color w:val="DCDCDC"/>
-          <w:sz w:val="21"/>
-          <w:szCs w:val="21"/>
-        </w:rPr>
-        <w:t>(</w:t>
-      </w:r>
-      <w:r>
-        <w:rPr>
-          <w:rFonts w:ascii="Consolas" w:eastAsia="Times New Roman" w:hAnsi="Consolas" w:cs="Times New Roman"/>
-          <w:color w:val="CE9178"/>
-          <w:sz w:val="21"/>
-          <w:szCs w:val="21"/>
-        </w:rPr>
-        <w:t>"PINK"</w:t>
-      </w:r>
-      <w:r>
-        <w:rPr>
-          <w:rFonts w:ascii="Consolas" w:eastAsia="Times New Roman" w:hAnsi="Consolas" w:cs="Times New Roman"/>
-          <w:color w:val="DCDCDC"/>
-          <w:sz w:val="21"/>
-          <w:szCs w:val="21"/>
-        </w:rPr>
-        <w:t>);</w:t>
-      </w:r>
-      <w:r>
-        <w:rPr>
-          <w:rFonts w:ascii="Consolas" w:eastAsia="Times New Roman" w:hAnsi="Consolas" w:cs="Times New Roman"/>
-          <w:color w:val="D4D4D4"/>
-          <w:sz w:val="21"/>
-          <w:szCs w:val="21"/>
-        </w:rPr>
-        <w:t xml:space="preserve"> </w:t>
-      </w:r>
-      <w:r>
-        <w:rPr>
-          <w:rFonts w:ascii="Consolas" w:eastAsia="Times New Roman" w:hAnsi="Consolas" w:cs="Times New Roman"/>
-          <w:color w:val="727C81"/>
-          <w:sz w:val="21"/>
-          <w:szCs w:val="21"/>
-        </w:rPr>
-        <w:t>// Send "PINK" command</w:t>
       </w:r>
     </w:p>
     <w:p>
@@ -5520,7 +5192,102 @@
         <w:lastRenderedPageBreak/>
         <w:t xml:space="preserve">        </w:t>
       </w:r>
-      <w:proofErr w:type="spellStart"/>
+      <w:proofErr w:type="gramStart"/>
+      <w:r>
+        <w:rPr>
+          <w:rFonts w:ascii="Consolas" w:eastAsia="Times New Roman" w:hAnsi="Consolas" w:cs="Times New Roman"/>
+          <w:color w:val="D4D4D4"/>
+          <w:sz w:val="21"/>
+          <w:szCs w:val="21"/>
+        </w:rPr>
+        <w:t>client</w:t>
+      </w:r>
+      <w:r>
+        <w:rPr>
+          <w:rFonts w:ascii="Consolas" w:eastAsia="Times New Roman" w:hAnsi="Consolas" w:cs="Times New Roman"/>
+          <w:color w:val="DCDCDC"/>
+          <w:sz w:val="21"/>
+          <w:szCs w:val="21"/>
+        </w:rPr>
+        <w:t>.</w:t>
+      </w:r>
+      <w:r>
+        <w:rPr>
+          <w:rFonts w:ascii="Consolas" w:eastAsia="Times New Roman" w:hAnsi="Consolas" w:cs="Times New Roman"/>
+          <w:color w:val="E97366"/>
+          <w:sz w:val="21"/>
+          <w:szCs w:val="21"/>
+        </w:rPr>
+        <w:t>println</w:t>
+      </w:r>
+      <w:proofErr w:type="gramEnd"/>
+      <w:r>
+        <w:rPr>
+          <w:rFonts w:ascii="Consolas" w:eastAsia="Times New Roman" w:hAnsi="Consolas" w:cs="Times New Roman"/>
+          <w:color w:val="DCDCDC"/>
+          <w:sz w:val="21"/>
+          <w:szCs w:val="21"/>
+        </w:rPr>
+        <w:t>(</w:t>
+      </w:r>
+      <w:r>
+        <w:rPr>
+          <w:rFonts w:ascii="Consolas" w:eastAsia="Times New Roman" w:hAnsi="Consolas" w:cs="Times New Roman"/>
+          <w:color w:val="CE9178"/>
+          <w:sz w:val="21"/>
+          <w:szCs w:val="21"/>
+        </w:rPr>
+        <w:t>"PINK"</w:t>
+      </w:r>
+      <w:r>
+        <w:rPr>
+          <w:rFonts w:ascii="Consolas" w:eastAsia="Times New Roman" w:hAnsi="Consolas" w:cs="Times New Roman"/>
+          <w:color w:val="DCDCDC"/>
+          <w:sz w:val="21"/>
+          <w:szCs w:val="21"/>
+        </w:rPr>
+        <w:t>);</w:t>
+      </w:r>
+      <w:r>
+        <w:rPr>
+          <w:rFonts w:ascii="Consolas" w:eastAsia="Times New Roman" w:hAnsi="Consolas" w:cs="Times New Roman"/>
+          <w:color w:val="D4D4D4"/>
+          <w:sz w:val="21"/>
+          <w:szCs w:val="21"/>
+        </w:rPr>
+        <w:t xml:space="preserve"> </w:t>
+      </w:r>
+      <w:r>
+        <w:rPr>
+          <w:rFonts w:ascii="Consolas" w:eastAsia="Times New Roman" w:hAnsi="Consolas" w:cs="Times New Roman"/>
+          <w:color w:val="727C81"/>
+          <w:sz w:val="21"/>
+          <w:szCs w:val="21"/>
+        </w:rPr>
+        <w:t>// Send "PINK" command</w:t>
+      </w:r>
+    </w:p>
+    <w:p>
+      <w:pPr>
+        <w:shd w:val="clear" w:color="auto" w:fill="1E1E1E"/>
+        <w:bidi w:val="0"/>
+        <w:spacing w:after="0" w:line="285" w:lineRule="atLeast"/>
+        <w:rPr>
+          <w:rFonts w:ascii="Consolas" w:eastAsia="Times New Roman" w:hAnsi="Consolas" w:cs="Times New Roman"/>
+          <w:color w:val="D4D4D4"/>
+          <w:sz w:val="21"/>
+          <w:szCs w:val="21"/>
+        </w:rPr>
+      </w:pPr>
+      <w:r>
+        <w:rPr>
+          <w:rFonts w:ascii="Consolas" w:eastAsia="Times New Roman" w:hAnsi="Consolas" w:cs="Times New Roman"/>
+          <w:color w:val="D4D4D4"/>
+          <w:sz w:val="21"/>
+          <w:szCs w:val="21"/>
+        </w:rPr>
+        <w:t xml:space="preserve">        </w:t>
+      </w:r>
       <w:r>
         <w:rPr>
           <w:rFonts w:ascii="Consolas" w:eastAsia="Times New Roman" w:hAnsi="Consolas" w:cs="Times New Roman"/>
@@ -5550,7 +5317,6 @@
         </w:rPr>
         <w:t>println</w:t>
       </w:r>
-      <w:proofErr w:type="spellEnd"/>
       <w:r>
         <w:rPr>
           <w:rFonts w:ascii="Consolas" w:eastAsia="Times New Roman" w:hAnsi="Consolas" w:cs="Times New Roman"/>
@@ -5696,7 +5462,6 @@
         </w:rPr>
         <w:t xml:space="preserve">        </w:t>
       </w:r>
-      <w:proofErr w:type="spellStart"/>
       <w:proofErr w:type="gramStart"/>
       <w:r>
         <w:rPr>
@@ -5725,7 +5490,6 @@
         </w:rPr>
         <w:t>println</w:t>
       </w:r>
-      <w:proofErr w:type="spellEnd"/>
       <w:proofErr w:type="gramEnd"/>
       <w:r>
         <w:rPr>
@@ -5794,7 +5558,6 @@
         </w:rPr>
         <w:t xml:space="preserve">        </w:t>
       </w:r>
-      <w:proofErr w:type="spellStart"/>
       <w:r>
         <w:rPr>
           <w:rFonts w:ascii="Consolas" w:eastAsia="Times New Roman" w:hAnsi="Consolas" w:cs="Times New Roman"/>
@@ -5824,7 +5587,6 @@
         </w:rPr>
         <w:t>println</w:t>
       </w:r>
-      <w:proofErr w:type="spellEnd"/>
       <w:r>
         <w:rPr>
           <w:rFonts w:ascii="Consolas" w:eastAsia="Times New Roman" w:hAnsi="Consolas" w:cs="Times New Roman"/>
@@ -6064,7 +5826,6 @@
         </w:rPr>
         <w:t>&lt;</w:t>
       </w:r>
-      <w:proofErr w:type="spellStart"/>
       <w:r>
         <w:rPr>
           <w:rFonts w:ascii="Consolas" w:eastAsia="Times New Roman" w:hAnsi="Consolas" w:cs="Times New Roman"/>
@@ -6074,7 +5835,6 @@
         </w:rPr>
         <w:t>WiFi.h</w:t>
       </w:r>
-      <w:proofErr w:type="spellEnd"/>
       <w:r>
         <w:rPr>
           <w:rFonts w:ascii="Consolas" w:eastAsia="Times New Roman" w:hAnsi="Consolas" w:cs="Times New Roman"/>
@@ -6117,9 +5877,111 @@
           <w:sz w:val="21"/>
           <w:szCs w:val="21"/>
         </w:rPr>
-        <w:t xml:space="preserve">// </w:t>
-      </w:r>
-      <w:proofErr w:type="spellStart"/>
+        <w:t>// WiFi credentials</w:t>
+      </w:r>
+    </w:p>
+    <w:p>
+      <w:pPr>
+        <w:shd w:val="clear" w:color="auto" w:fill="1E1E1E"/>
+        <w:bidi w:val="0"/>
+        <w:spacing w:after="0" w:line="285" w:lineRule="atLeast"/>
+        <w:rPr>
+          <w:rFonts w:ascii="Consolas" w:eastAsia="Times New Roman" w:hAnsi="Consolas" w:cs="Times New Roman"/>
+          <w:color w:val="D4D4D4"/>
+          <w:sz w:val="21"/>
+          <w:szCs w:val="21"/>
+        </w:rPr>
+      </w:pPr>
+      <w:r>
+        <w:rPr>
+          <w:rFonts w:ascii="Consolas" w:eastAsia="Times New Roman" w:hAnsi="Consolas" w:cs="Times New Roman"/>
+          <w:color w:val="569CD6"/>
+          <w:sz w:val="21"/>
+          <w:szCs w:val="21"/>
+        </w:rPr>
+        <w:t>const</w:t>
+      </w:r>
+      <w:r>
+        <w:rPr>
+          <w:rFonts w:ascii="Consolas" w:eastAsia="Times New Roman" w:hAnsi="Consolas" w:cs="Times New Roman"/>
+          <w:color w:val="D4D4D4"/>
+          <w:sz w:val="21"/>
+          <w:szCs w:val="21"/>
+        </w:rPr>
+        <w:t xml:space="preserve"> </w:t>
+      </w:r>
+      <w:r>
+        <w:rPr>
+          <w:rFonts w:ascii="Consolas" w:eastAsia="Times New Roman" w:hAnsi="Consolas" w:cs="Times New Roman"/>
+          <w:color w:val="569CD6"/>
+          <w:sz w:val="21"/>
+          <w:szCs w:val="21"/>
+        </w:rPr>
+        <w:t>char</w:t>
+      </w:r>
+      <w:r>
+        <w:rPr>
+          <w:rFonts w:ascii="Consolas" w:eastAsia="Times New Roman" w:hAnsi="Consolas" w:cs="Times New Roman"/>
+          <w:color w:val="DCDCDC"/>
+          <w:sz w:val="21"/>
+          <w:szCs w:val="21"/>
+        </w:rPr>
+        <w:t>*</w:t>
+      </w:r>
+      <w:r>
+        <w:rPr>
+          <w:rFonts w:ascii="Consolas" w:eastAsia="Times New Roman" w:hAnsi="Consolas" w:cs="Times New Roman"/>
+          <w:color w:val="D4D4D4"/>
+          <w:sz w:val="21"/>
+          <w:szCs w:val="21"/>
+        </w:rPr>
+        <w:t xml:space="preserve"> ssid </w:t>
+      </w:r>
+      <w:r>
+        <w:rPr>
+          <w:rFonts w:ascii="Consolas" w:eastAsia="Times New Roman" w:hAnsi="Consolas" w:cs="Times New Roman"/>
+          <w:color w:val="DCDCDC"/>
+          <w:sz w:val="21"/>
+          <w:szCs w:val="21"/>
+        </w:rPr>
+        <w:t>=</w:t>
+      </w:r>
+      <w:r>
+        <w:rPr>
+          <w:rFonts w:ascii="Consolas" w:eastAsia="Times New Roman" w:hAnsi="Consolas" w:cs="Times New Roman"/>
+          <w:color w:val="D4D4D4"/>
+          <w:sz w:val="21"/>
+          <w:szCs w:val="21"/>
+        </w:rPr>
+        <w:t xml:space="preserve"> </w:t>
+      </w:r>
+      <w:r>
+        <w:rPr>
+          <w:rFonts w:ascii="Consolas" w:eastAsia="Times New Roman" w:hAnsi="Consolas" w:cs="Times New Roman"/>
+          <w:color w:val="CE9178"/>
+          <w:sz w:val="21"/>
+          <w:szCs w:val="21"/>
+        </w:rPr>
+        <w:t>"SHELLY_SLAVUTIN_IPHONE"</w:t>
+      </w:r>
+      <w:r>
+        <w:rPr>
+          <w:rFonts w:ascii="Consolas" w:eastAsia="Times New Roman" w:hAnsi="Consolas" w:cs="Times New Roman"/>
+          <w:color w:val="DCDCDC"/>
+          <w:sz w:val="21"/>
+          <w:szCs w:val="21"/>
+        </w:rPr>
+        <w:t>;</w:t>
+      </w:r>
+      <w:r>
+        <w:rPr>
+          <w:rFonts w:ascii="Consolas" w:eastAsia="Times New Roman" w:hAnsi="Consolas" w:cs="Times New Roman"/>
+          <w:color w:val="D4D4D4"/>
+          <w:sz w:val="21"/>
+          <w:szCs w:val="21"/>
+        </w:rPr>
+        <w:t xml:space="preserve"> </w:t>
+      </w:r>
       <w:r>
         <w:rPr>
           <w:rFonts w:ascii="Consolas" w:eastAsia="Times New Roman" w:hAnsi="Consolas" w:cs="Times New Roman"/>
@@ -6127,9 +5989,121 @@
           <w:sz w:val="21"/>
           <w:szCs w:val="21"/>
         </w:rPr>
-        <w:t>WiFi</w:t>
-      </w:r>
-      <w:proofErr w:type="spellEnd"/>
+        <w:t>// WiFi name</w:t>
+      </w:r>
+    </w:p>
+    <w:p>
+      <w:pPr>
+        <w:shd w:val="clear" w:color="auto" w:fill="1E1E1E"/>
+        <w:bidi w:val="0"/>
+        <w:spacing w:after="0" w:line="285" w:lineRule="atLeast"/>
+        <w:rPr>
+          <w:rFonts w:ascii="Consolas" w:eastAsia="Times New Roman" w:hAnsi="Consolas" w:cs="Times New Roman"/>
+          <w:color w:val="D4D4D4"/>
+          <w:sz w:val="21"/>
+          <w:szCs w:val="21"/>
+        </w:rPr>
+      </w:pPr>
+      <w:r>
+        <w:rPr>
+          <w:rFonts w:ascii="Consolas" w:eastAsia="Times New Roman" w:hAnsi="Consolas" w:cs="Times New Roman"/>
+          <w:color w:val="569CD6"/>
+          <w:sz w:val="21"/>
+          <w:szCs w:val="21"/>
+        </w:rPr>
+        <w:t>const</w:t>
+      </w:r>
+      <w:r>
+        <w:rPr>
+          <w:rFonts w:ascii="Consolas" w:eastAsia="Times New Roman" w:hAnsi="Consolas" w:cs="Times New Roman"/>
+          <w:color w:val="D4D4D4"/>
+          <w:sz w:val="21"/>
+          <w:szCs w:val="21"/>
+        </w:rPr>
+        <w:t xml:space="preserve"> </w:t>
+      </w:r>
+      <w:r>
+        <w:rPr>
+          <w:rFonts w:ascii="Consolas" w:eastAsia="Times New Roman" w:hAnsi="Consolas" w:cs="Times New Roman"/>
+          <w:color w:val="569CD6"/>
+          <w:sz w:val="21"/>
+          <w:szCs w:val="21"/>
+        </w:rPr>
+        <w:t>char</w:t>
+      </w:r>
+      <w:r>
+        <w:rPr>
+          <w:rFonts w:ascii="Consolas" w:eastAsia="Times New Roman" w:hAnsi="Consolas" w:cs="Times New Roman"/>
+          <w:color w:val="DCDCDC"/>
+          <w:sz w:val="21"/>
+          <w:szCs w:val="21"/>
+        </w:rPr>
+        <w:t>*</w:t>
+      </w:r>
+      <w:r>
+        <w:rPr>
+          <w:rFonts w:ascii="Consolas" w:eastAsia="Times New Roman" w:hAnsi="Consolas" w:cs="Times New Roman"/>
+          <w:color w:val="D4D4D4"/>
+          <w:sz w:val="21"/>
+          <w:szCs w:val="21"/>
+        </w:rPr>
+        <w:t xml:space="preserve"> password </w:t>
+      </w:r>
+      <w:r>
+        <w:rPr>
+          <w:rFonts w:ascii="Consolas" w:eastAsia="Times New Roman" w:hAnsi="Consolas" w:cs="Times New Roman"/>
+          <w:color w:val="DCDCDC"/>
+          <w:sz w:val="21"/>
+          <w:szCs w:val="21"/>
+        </w:rPr>
+        <w:t>=</w:t>
+      </w:r>
+      <w:r>
+        <w:rPr>
+          <w:rFonts w:ascii="Consolas" w:eastAsia="Times New Roman" w:hAnsi="Consolas" w:cs="Times New Roman"/>
+          <w:color w:val="D4D4D4"/>
+          <w:sz w:val="21"/>
+          <w:szCs w:val="21"/>
+        </w:rPr>
+        <w:t xml:space="preserve"> </w:t>
+      </w:r>
+      <w:r>
+        <w:rPr>
+          <w:rFonts w:ascii="Consolas" w:eastAsia="Times New Roman" w:hAnsi="Consolas" w:cs="Times New Roman"/>
+          <w:color w:val="CE9178"/>
+          <w:sz w:val="21"/>
+          <w:szCs w:val="21"/>
+        </w:rPr>
+        <w:t>"shellyslavutin</w:t>
+      </w:r>
+      <w:proofErr w:type="gramStart"/>
+      <w:r>
+        <w:rPr>
+          <w:rFonts w:ascii="Consolas" w:eastAsia="Times New Roman" w:hAnsi="Consolas" w:cs="Times New Roman"/>
+          <w:color w:val="CE9178"/>
+          <w:sz w:val="21"/>
+          <w:szCs w:val="21"/>
+        </w:rPr>
+        <w:t>"</w:t>
+      </w:r>
+      <w:r>
+        <w:rPr>
+          <w:rFonts w:ascii="Consolas" w:eastAsia="Times New Roman" w:hAnsi="Consolas" w:cs="Times New Roman"/>
+          <w:color w:val="DCDCDC"/>
+          <w:sz w:val="21"/>
+          <w:szCs w:val="21"/>
+        </w:rPr>
+        <w:t>;</w:t>
+      </w:r>
+      <w:r>
+        <w:rPr>
+          <w:rFonts w:ascii="Consolas" w:eastAsia="Times New Roman" w:hAnsi="Consolas" w:cs="Times New Roman"/>
+          <w:color w:val="D4D4D4"/>
+          <w:sz w:val="21"/>
+          <w:szCs w:val="21"/>
+        </w:rPr>
+        <w:t xml:space="preserve">  </w:t>
+      </w:r>
       <w:r>
         <w:rPr>
           <w:rFonts w:ascii="Consolas" w:eastAsia="Times New Roman" w:hAnsi="Consolas" w:cs="Times New Roman"/>
@@ -6137,7 +6111,52 @@
           <w:sz w:val="21"/>
           <w:szCs w:val="21"/>
         </w:rPr>
-        <w:t xml:space="preserve"> credentials</w:t>
+        <w:t>/</w:t>
+      </w:r>
+      <w:proofErr w:type="gramEnd"/>
+      <w:r>
+        <w:rPr>
+          <w:rFonts w:ascii="Consolas" w:eastAsia="Times New Roman" w:hAnsi="Consolas" w:cs="Times New Roman"/>
+          <w:color w:val="727C81"/>
+          <w:sz w:val="21"/>
+          <w:szCs w:val="21"/>
+        </w:rPr>
+        <w:t>/ WiFi password</w:t>
+      </w:r>
+    </w:p>
+    <w:p>
+      <w:pPr>
+        <w:shd w:val="clear" w:color="auto" w:fill="1E1E1E"/>
+        <w:bidi w:val="0"/>
+        <w:spacing w:after="0" w:line="285" w:lineRule="atLeast"/>
+        <w:rPr>
+          <w:rFonts w:ascii="Consolas" w:eastAsia="Times New Roman" w:hAnsi="Consolas" w:cs="Times New Roman"/>
+          <w:color w:val="D4D4D4"/>
+          <w:sz w:val="21"/>
+          <w:szCs w:val="21"/>
+        </w:rPr>
+      </w:pPr>
+    </w:p>
+    <w:p>
+      <w:pPr>
+        <w:shd w:val="clear" w:color="auto" w:fill="1E1E1E"/>
+        <w:bidi w:val="0"/>
+        <w:spacing w:after="0" w:line="285" w:lineRule="atLeast"/>
+        <w:rPr>
+          <w:rFonts w:ascii="Consolas" w:eastAsia="Times New Roman" w:hAnsi="Consolas" w:cs="Times New Roman"/>
+          <w:color w:val="D4D4D4"/>
+          <w:sz w:val="21"/>
+          <w:szCs w:val="21"/>
+        </w:rPr>
+      </w:pPr>
+      <w:r>
+        <w:rPr>
+          <w:rFonts w:ascii="Consolas" w:eastAsia="Times New Roman" w:hAnsi="Consolas" w:cs="Times New Roman"/>
+          <w:color w:val="727C81"/>
+          <w:sz w:val="21"/>
+          <w:szCs w:val="21"/>
+        </w:rPr>
+        <w:t>// RGB LED pins</w:t>
       </w:r>
     </w:p>
     <w:p>
@@ -6159,7 +6178,213 @@
           <w:sz w:val="21"/>
           <w:szCs w:val="21"/>
         </w:rPr>
-        <w:t>const</w:t>
+        <w:t>#define</w:t>
+      </w:r>
+      <w:r>
+        <w:rPr>
+          <w:rFonts w:ascii="Consolas" w:eastAsia="Times New Roman" w:hAnsi="Consolas" w:cs="Times New Roman"/>
+          <w:color w:val="D4D4D4"/>
+          <w:sz w:val="21"/>
+          <w:szCs w:val="21"/>
+        </w:rPr>
+        <w:t xml:space="preserve"> RED_PIN </w:t>
+      </w:r>
+      <w:r>
+        <w:rPr>
+          <w:rFonts w:ascii="Consolas" w:eastAsia="Times New Roman" w:hAnsi="Consolas" w:cs="Times New Roman"/>
+          <w:color w:val="B5CEA8"/>
+          <w:sz w:val="21"/>
+          <w:szCs w:val="21"/>
+        </w:rPr>
+        <w:t>26</w:t>
+      </w:r>
+    </w:p>
+    <w:p>
+      <w:pPr>
+        <w:shd w:val="clear" w:color="auto" w:fill="1E1E1E"/>
+        <w:bidi w:val="0"/>
+        <w:spacing w:after="0" w:line="285" w:lineRule="atLeast"/>
+        <w:rPr>
+          <w:rFonts w:ascii="Consolas" w:eastAsia="Times New Roman" w:hAnsi="Consolas" w:cs="Times New Roman"/>
+          <w:color w:val="D4D4D4"/>
+          <w:sz w:val="21"/>
+          <w:szCs w:val="21"/>
+        </w:rPr>
+      </w:pPr>
+      <w:r>
+        <w:rPr>
+          <w:rFonts w:ascii="Consolas" w:eastAsia="Times New Roman" w:hAnsi="Consolas" w:cs="Times New Roman"/>
+          <w:color w:val="569CD6"/>
+          <w:sz w:val="21"/>
+          <w:szCs w:val="21"/>
+        </w:rPr>
+        <w:t>#define</w:t>
+      </w:r>
+      <w:r>
+        <w:rPr>
+          <w:rFonts w:ascii="Consolas" w:eastAsia="Times New Roman" w:hAnsi="Consolas" w:cs="Times New Roman"/>
+          <w:color w:val="D4D4D4"/>
+          <w:sz w:val="21"/>
+          <w:szCs w:val="21"/>
+        </w:rPr>
+        <w:t xml:space="preserve"> BLUE_PIN </w:t>
+      </w:r>
+      <w:r>
+        <w:rPr>
+          <w:rFonts w:ascii="Consolas" w:eastAsia="Times New Roman" w:hAnsi="Consolas" w:cs="Times New Roman"/>
+          <w:color w:val="B5CEA8"/>
+          <w:sz w:val="21"/>
+          <w:szCs w:val="21"/>
+        </w:rPr>
+        <w:t>2</w:t>
+      </w:r>
+    </w:p>
+    <w:p>
+      <w:pPr>
+        <w:shd w:val="clear" w:color="auto" w:fill="1E1E1E"/>
+        <w:bidi w:val="0"/>
+        <w:spacing w:after="0" w:line="285" w:lineRule="atLeast"/>
+        <w:rPr>
+          <w:rFonts w:ascii="Consolas" w:eastAsia="Times New Roman" w:hAnsi="Consolas" w:cs="Times New Roman"/>
+          <w:color w:val="D4D4D4"/>
+          <w:sz w:val="21"/>
+          <w:szCs w:val="21"/>
+        </w:rPr>
+      </w:pPr>
+      <w:r>
+        <w:rPr>
+          <w:rFonts w:ascii="Consolas" w:eastAsia="Times New Roman" w:hAnsi="Consolas" w:cs="Times New Roman"/>
+          <w:color w:val="569CD6"/>
+          <w:sz w:val="21"/>
+          <w:szCs w:val="21"/>
+        </w:rPr>
+        <w:t>#define</w:t>
+      </w:r>
+      <w:r>
+        <w:rPr>
+          <w:rFonts w:ascii="Consolas" w:eastAsia="Times New Roman" w:hAnsi="Consolas" w:cs="Times New Roman"/>
+          <w:color w:val="D4D4D4"/>
+          <w:sz w:val="21"/>
+          <w:szCs w:val="21"/>
+        </w:rPr>
+        <w:t xml:space="preserve"> GREEN_PIN </w:t>
+      </w:r>
+      <w:r>
+        <w:rPr>
+          <w:rFonts w:ascii="Consolas" w:eastAsia="Times New Roman" w:hAnsi="Consolas" w:cs="Times New Roman"/>
+          <w:color w:val="B5CEA8"/>
+          <w:sz w:val="21"/>
+          <w:szCs w:val="21"/>
+        </w:rPr>
+        <w:t>27</w:t>
+      </w:r>
+    </w:p>
+    <w:p>
+      <w:pPr>
+        <w:shd w:val="clear" w:color="auto" w:fill="1E1E1E"/>
+        <w:bidi w:val="0"/>
+        <w:spacing w:after="0" w:line="285" w:lineRule="atLeast"/>
+        <w:rPr>
+          <w:rFonts w:ascii="Consolas" w:eastAsia="Times New Roman" w:hAnsi="Consolas" w:cs="Times New Roman"/>
+          <w:color w:val="D4D4D4"/>
+          <w:sz w:val="21"/>
+          <w:szCs w:val="21"/>
+        </w:rPr>
+      </w:pPr>
+    </w:p>
+    <w:p>
+      <w:pPr>
+        <w:shd w:val="clear" w:color="auto" w:fill="1E1E1E"/>
+        <w:bidi w:val="0"/>
+        <w:spacing w:after="0" w:line="285" w:lineRule="atLeast"/>
+        <w:rPr>
+          <w:rFonts w:ascii="Consolas" w:eastAsia="Times New Roman" w:hAnsi="Consolas" w:cs="Times New Roman"/>
+          <w:color w:val="D4D4D4"/>
+          <w:sz w:val="21"/>
+          <w:szCs w:val="21"/>
+        </w:rPr>
+      </w:pPr>
+      <w:r>
+        <w:rPr>
+          <w:rFonts w:ascii="Consolas" w:eastAsia="Times New Roman" w:hAnsi="Consolas" w:cs="Times New Roman"/>
+          <w:color w:val="D4D4D4"/>
+          <w:sz w:val="21"/>
+          <w:szCs w:val="21"/>
+        </w:rPr>
+        <w:t xml:space="preserve">WiFiServer </w:t>
+      </w:r>
+      <w:proofErr w:type="gramStart"/>
+      <w:r>
+        <w:rPr>
+          <w:rFonts w:ascii="Consolas" w:eastAsia="Times New Roman" w:hAnsi="Consolas" w:cs="Times New Roman"/>
+          <w:color w:val="D4D4D4"/>
+          <w:sz w:val="21"/>
+          <w:szCs w:val="21"/>
+        </w:rPr>
+        <w:t>server</w:t>
+      </w:r>
+      <w:r>
+        <w:rPr>
+          <w:rFonts w:ascii="Consolas" w:eastAsia="Times New Roman" w:hAnsi="Consolas" w:cs="Times New Roman"/>
+          <w:color w:val="DCDCDC"/>
+          <w:sz w:val="21"/>
+          <w:szCs w:val="21"/>
+        </w:rPr>
+        <w:t>(</w:t>
+      </w:r>
+      <w:proofErr w:type="gramEnd"/>
+      <w:r>
+        <w:rPr>
+          <w:rFonts w:ascii="Consolas" w:eastAsia="Times New Roman" w:hAnsi="Consolas" w:cs="Times New Roman"/>
+          <w:color w:val="B5CEA8"/>
+          <w:sz w:val="21"/>
+          <w:szCs w:val="21"/>
+        </w:rPr>
+        <w:t>23</w:t>
+      </w:r>
+      <w:r>
+        <w:rPr>
+          <w:rFonts w:ascii="Consolas" w:eastAsia="Times New Roman" w:hAnsi="Consolas" w:cs="Times New Roman"/>
+          <w:color w:val="DCDCDC"/>
+          <w:sz w:val="21"/>
+          <w:szCs w:val="21"/>
+        </w:rPr>
+        <w:t>);</w:t>
+      </w:r>
+    </w:p>
+    <w:p>
+      <w:pPr>
+        <w:shd w:val="clear" w:color="auto" w:fill="1E1E1E"/>
+        <w:bidi w:val="0"/>
+        <w:spacing w:after="0" w:line="285" w:lineRule="atLeast"/>
+        <w:rPr>
+          <w:rFonts w:ascii="Consolas" w:eastAsia="Times New Roman" w:hAnsi="Consolas" w:cs="Times New Roman"/>
+          <w:color w:val="D4D4D4"/>
+          <w:sz w:val="21"/>
+          <w:szCs w:val="21"/>
+        </w:rPr>
+      </w:pPr>
+    </w:p>
+    <w:p>
+      <w:pPr>
+        <w:shd w:val="clear" w:color="auto" w:fill="1E1E1E"/>
+        <w:bidi w:val="0"/>
+        <w:spacing w:after="0" w:line="285" w:lineRule="atLeast"/>
+        <w:rPr>
+          <w:rFonts w:ascii="Consolas" w:eastAsia="Times New Roman" w:hAnsi="Consolas" w:cs="Times New Roman"/>
+          <w:color w:val="D4D4D4"/>
+          <w:sz w:val="21"/>
+          <w:szCs w:val="21"/>
+        </w:rPr>
+      </w:pPr>
+      <w:r>
+        <w:rPr>
+          <w:rFonts w:ascii="Consolas" w:eastAsia="Times New Roman" w:hAnsi="Consolas" w:cs="Times New Roman"/>
+          <w:color w:val="569CD6"/>
+          <w:sz w:val="21"/>
+          <w:szCs w:val="21"/>
+        </w:rPr>
+        <w:t>void</w:t>
       </w:r>
       <w:r>
         <w:rPr>
@@ -6170,23 +6395,34 @@
         </w:rPr>
         <w:t xml:space="preserve"> </w:t>
       </w:r>
-      <w:r>
-        <w:rPr>
-          <w:rFonts w:ascii="Consolas" w:eastAsia="Times New Roman" w:hAnsi="Consolas" w:cs="Times New Roman"/>
-          <w:color w:val="569CD6"/>
-          <w:sz w:val="21"/>
-          <w:szCs w:val="21"/>
-        </w:rPr>
-        <w:t>char</w:t>
-      </w:r>
-      <w:r>
-        <w:rPr>
-          <w:rFonts w:ascii="Consolas" w:eastAsia="Times New Roman" w:hAnsi="Consolas" w:cs="Times New Roman"/>
-          <w:color w:val="DCDCDC"/>
-          <w:sz w:val="21"/>
-          <w:szCs w:val="21"/>
-        </w:rPr>
-        <w:t>*</w:t>
+      <w:proofErr w:type="gramStart"/>
+      <w:r>
+        <w:rPr>
+          <w:rFonts w:ascii="Consolas" w:eastAsia="Times New Roman" w:hAnsi="Consolas" w:cs="Times New Roman"/>
+          <w:color w:val="D4D4D4"/>
+          <w:sz w:val="21"/>
+          <w:szCs w:val="21"/>
+        </w:rPr>
+        <w:t>connectToWiFi</w:t>
+      </w:r>
+      <w:r>
+        <w:rPr>
+          <w:rFonts w:ascii="Consolas" w:eastAsia="Times New Roman" w:hAnsi="Consolas" w:cs="Times New Roman"/>
+          <w:color w:val="DCDCDC"/>
+          <w:sz w:val="21"/>
+          <w:szCs w:val="21"/>
+        </w:rPr>
+        <w:t>(</w:t>
+      </w:r>
+      <w:proofErr w:type="gramEnd"/>
+      <w:r>
+        <w:rPr>
+          <w:rFonts w:ascii="Consolas" w:eastAsia="Times New Roman" w:hAnsi="Consolas" w:cs="Times New Roman"/>
+          <w:color w:val="DCDCDC"/>
+          <w:sz w:val="21"/>
+          <w:szCs w:val="21"/>
+        </w:rPr>
+        <w:t>)</w:t>
       </w:r>
       <w:r>
         <w:rPr>
@@ -6197,586 +6433,6 @@
         </w:rPr>
         <w:t xml:space="preserve"> </w:t>
       </w:r>
-      <w:proofErr w:type="spellStart"/>
-      <w:r>
-        <w:rPr>
-          <w:rFonts w:ascii="Consolas" w:eastAsia="Times New Roman" w:hAnsi="Consolas" w:cs="Times New Roman"/>
-          <w:color w:val="D4D4D4"/>
-          <w:sz w:val="21"/>
-          <w:szCs w:val="21"/>
-        </w:rPr>
-        <w:t>ssid</w:t>
-      </w:r>
-      <w:proofErr w:type="spellEnd"/>
-      <w:r>
-        <w:rPr>
-          <w:rFonts w:ascii="Consolas" w:eastAsia="Times New Roman" w:hAnsi="Consolas" w:cs="Times New Roman"/>
-          <w:color w:val="D4D4D4"/>
-          <w:sz w:val="21"/>
-          <w:szCs w:val="21"/>
-        </w:rPr>
-        <w:t xml:space="preserve"> </w:t>
-      </w:r>
-      <w:r>
-        <w:rPr>
-          <w:rFonts w:ascii="Consolas" w:eastAsia="Times New Roman" w:hAnsi="Consolas" w:cs="Times New Roman"/>
-          <w:color w:val="DCDCDC"/>
-          <w:sz w:val="21"/>
-          <w:szCs w:val="21"/>
-        </w:rPr>
-        <w:t>=</w:t>
-      </w:r>
-      <w:r>
-        <w:rPr>
-          <w:rFonts w:ascii="Consolas" w:eastAsia="Times New Roman" w:hAnsi="Consolas" w:cs="Times New Roman"/>
-          <w:color w:val="D4D4D4"/>
-          <w:sz w:val="21"/>
-          <w:szCs w:val="21"/>
-        </w:rPr>
-        <w:t xml:space="preserve"> </w:t>
-      </w:r>
-      <w:r>
-        <w:rPr>
-          <w:rFonts w:ascii="Consolas" w:eastAsia="Times New Roman" w:hAnsi="Consolas" w:cs="Times New Roman"/>
-          <w:color w:val="CE9178"/>
-          <w:sz w:val="21"/>
-          <w:szCs w:val="21"/>
-        </w:rPr>
-        <w:t>"SHELLY_SLAVUTIN_IPHONE"</w:t>
-      </w:r>
-      <w:r>
-        <w:rPr>
-          <w:rFonts w:ascii="Consolas" w:eastAsia="Times New Roman" w:hAnsi="Consolas" w:cs="Times New Roman"/>
-          <w:color w:val="DCDCDC"/>
-          <w:sz w:val="21"/>
-          <w:szCs w:val="21"/>
-        </w:rPr>
-        <w:t>;</w:t>
-      </w:r>
-      <w:r>
-        <w:rPr>
-          <w:rFonts w:ascii="Consolas" w:eastAsia="Times New Roman" w:hAnsi="Consolas" w:cs="Times New Roman"/>
-          <w:color w:val="D4D4D4"/>
-          <w:sz w:val="21"/>
-          <w:szCs w:val="21"/>
-        </w:rPr>
-        <w:t xml:space="preserve"> </w:t>
-      </w:r>
-      <w:r>
-        <w:rPr>
-          <w:rFonts w:ascii="Consolas" w:eastAsia="Times New Roman" w:hAnsi="Consolas" w:cs="Times New Roman"/>
-          <w:color w:val="727C81"/>
-          <w:sz w:val="21"/>
-          <w:szCs w:val="21"/>
-        </w:rPr>
-        <w:t xml:space="preserve">// </w:t>
-      </w:r>
-      <w:proofErr w:type="spellStart"/>
-      <w:r>
-        <w:rPr>
-          <w:rFonts w:ascii="Consolas" w:eastAsia="Times New Roman" w:hAnsi="Consolas" w:cs="Times New Roman"/>
-          <w:color w:val="727C81"/>
-          <w:sz w:val="21"/>
-          <w:szCs w:val="21"/>
-        </w:rPr>
-        <w:t>WiFi</w:t>
-      </w:r>
-      <w:proofErr w:type="spellEnd"/>
-      <w:r>
-        <w:rPr>
-          <w:rFonts w:ascii="Consolas" w:eastAsia="Times New Roman" w:hAnsi="Consolas" w:cs="Times New Roman"/>
-          <w:color w:val="727C81"/>
-          <w:sz w:val="21"/>
-          <w:szCs w:val="21"/>
-        </w:rPr>
-        <w:t xml:space="preserve"> name</w:t>
-      </w:r>
-    </w:p>
-    <w:p>
-      <w:pPr>
-        <w:shd w:val="clear" w:color="auto" w:fill="1E1E1E"/>
-        <w:bidi w:val="0"/>
-        <w:spacing w:after="0" w:line="285" w:lineRule="atLeast"/>
-        <w:rPr>
-          <w:rFonts w:ascii="Consolas" w:eastAsia="Times New Roman" w:hAnsi="Consolas" w:cs="Times New Roman"/>
-          <w:color w:val="D4D4D4"/>
-          <w:sz w:val="21"/>
-          <w:szCs w:val="21"/>
-        </w:rPr>
-      </w:pPr>
-      <w:r>
-        <w:rPr>
-          <w:rFonts w:ascii="Consolas" w:eastAsia="Times New Roman" w:hAnsi="Consolas" w:cs="Times New Roman"/>
-          <w:color w:val="569CD6"/>
-          <w:sz w:val="21"/>
-          <w:szCs w:val="21"/>
-        </w:rPr>
-        <w:t>const</w:t>
-      </w:r>
-      <w:r>
-        <w:rPr>
-          <w:rFonts w:ascii="Consolas" w:eastAsia="Times New Roman" w:hAnsi="Consolas" w:cs="Times New Roman"/>
-          <w:color w:val="D4D4D4"/>
-          <w:sz w:val="21"/>
-          <w:szCs w:val="21"/>
-        </w:rPr>
-        <w:t xml:space="preserve"> </w:t>
-      </w:r>
-      <w:r>
-        <w:rPr>
-          <w:rFonts w:ascii="Consolas" w:eastAsia="Times New Roman" w:hAnsi="Consolas" w:cs="Times New Roman"/>
-          <w:color w:val="569CD6"/>
-          <w:sz w:val="21"/>
-          <w:szCs w:val="21"/>
-        </w:rPr>
-        <w:t>char</w:t>
-      </w:r>
-      <w:r>
-        <w:rPr>
-          <w:rFonts w:ascii="Consolas" w:eastAsia="Times New Roman" w:hAnsi="Consolas" w:cs="Times New Roman"/>
-          <w:color w:val="DCDCDC"/>
-          <w:sz w:val="21"/>
-          <w:szCs w:val="21"/>
-        </w:rPr>
-        <w:t>*</w:t>
-      </w:r>
-      <w:r>
-        <w:rPr>
-          <w:rFonts w:ascii="Consolas" w:eastAsia="Times New Roman" w:hAnsi="Consolas" w:cs="Times New Roman"/>
-          <w:color w:val="D4D4D4"/>
-          <w:sz w:val="21"/>
-          <w:szCs w:val="21"/>
-        </w:rPr>
-        <w:t xml:space="preserve"> password </w:t>
-      </w:r>
-      <w:r>
-        <w:rPr>
-          <w:rFonts w:ascii="Consolas" w:eastAsia="Times New Roman" w:hAnsi="Consolas" w:cs="Times New Roman"/>
-          <w:color w:val="DCDCDC"/>
-          <w:sz w:val="21"/>
-          <w:szCs w:val="21"/>
-        </w:rPr>
-        <w:t>=</w:t>
-      </w:r>
-      <w:r>
-        <w:rPr>
-          <w:rFonts w:ascii="Consolas" w:eastAsia="Times New Roman" w:hAnsi="Consolas" w:cs="Times New Roman"/>
-          <w:color w:val="D4D4D4"/>
-          <w:sz w:val="21"/>
-          <w:szCs w:val="21"/>
-        </w:rPr>
-        <w:t xml:space="preserve"> </w:t>
-      </w:r>
-      <w:r>
-        <w:rPr>
-          <w:rFonts w:ascii="Consolas" w:eastAsia="Times New Roman" w:hAnsi="Consolas" w:cs="Times New Roman"/>
-          <w:color w:val="CE9178"/>
-          <w:sz w:val="21"/>
-          <w:szCs w:val="21"/>
-        </w:rPr>
-        <w:t>"</w:t>
-      </w:r>
-      <w:proofErr w:type="spellStart"/>
-      <w:r>
-        <w:rPr>
-          <w:rFonts w:ascii="Consolas" w:eastAsia="Times New Roman" w:hAnsi="Consolas" w:cs="Times New Roman"/>
-          <w:color w:val="CE9178"/>
-          <w:sz w:val="21"/>
-          <w:szCs w:val="21"/>
-        </w:rPr>
-        <w:t>shellyslavutin</w:t>
-      </w:r>
-      <w:proofErr w:type="spellEnd"/>
-      <w:proofErr w:type="gramStart"/>
-      <w:r>
-        <w:rPr>
-          <w:rFonts w:ascii="Consolas" w:eastAsia="Times New Roman" w:hAnsi="Consolas" w:cs="Times New Roman"/>
-          <w:color w:val="CE9178"/>
-          <w:sz w:val="21"/>
-          <w:szCs w:val="21"/>
-        </w:rPr>
-        <w:t>"</w:t>
-      </w:r>
-      <w:r>
-        <w:rPr>
-          <w:rFonts w:ascii="Consolas" w:eastAsia="Times New Roman" w:hAnsi="Consolas" w:cs="Times New Roman"/>
-          <w:color w:val="DCDCDC"/>
-          <w:sz w:val="21"/>
-          <w:szCs w:val="21"/>
-        </w:rPr>
-        <w:t>;</w:t>
-      </w:r>
-      <w:r>
-        <w:rPr>
-          <w:rFonts w:ascii="Consolas" w:eastAsia="Times New Roman" w:hAnsi="Consolas" w:cs="Times New Roman"/>
-          <w:color w:val="D4D4D4"/>
-          <w:sz w:val="21"/>
-          <w:szCs w:val="21"/>
-        </w:rPr>
-        <w:t xml:space="preserve">  </w:t>
-      </w:r>
-      <w:r>
-        <w:rPr>
-          <w:rFonts w:ascii="Consolas" w:eastAsia="Times New Roman" w:hAnsi="Consolas" w:cs="Times New Roman"/>
-          <w:color w:val="727C81"/>
-          <w:sz w:val="21"/>
-          <w:szCs w:val="21"/>
-        </w:rPr>
-        <w:t>/</w:t>
-      </w:r>
-      <w:proofErr w:type="gramEnd"/>
-      <w:r>
-        <w:rPr>
-          <w:rFonts w:ascii="Consolas" w:eastAsia="Times New Roman" w:hAnsi="Consolas" w:cs="Times New Roman"/>
-          <w:color w:val="727C81"/>
-          <w:sz w:val="21"/>
-          <w:szCs w:val="21"/>
-        </w:rPr>
-        <w:t xml:space="preserve">/ </w:t>
-      </w:r>
-      <w:proofErr w:type="spellStart"/>
-      <w:r>
-        <w:rPr>
-          <w:rFonts w:ascii="Consolas" w:eastAsia="Times New Roman" w:hAnsi="Consolas" w:cs="Times New Roman"/>
-          <w:color w:val="727C81"/>
-          <w:sz w:val="21"/>
-          <w:szCs w:val="21"/>
-        </w:rPr>
-        <w:t>WiFi</w:t>
-      </w:r>
-      <w:proofErr w:type="spellEnd"/>
-      <w:r>
-        <w:rPr>
-          <w:rFonts w:ascii="Consolas" w:eastAsia="Times New Roman" w:hAnsi="Consolas" w:cs="Times New Roman"/>
-          <w:color w:val="727C81"/>
-          <w:sz w:val="21"/>
-          <w:szCs w:val="21"/>
-        </w:rPr>
-        <w:t xml:space="preserve"> password</w:t>
-      </w:r>
-    </w:p>
-    <w:p>
-      <w:pPr>
-        <w:shd w:val="clear" w:color="auto" w:fill="1E1E1E"/>
-        <w:bidi w:val="0"/>
-        <w:spacing w:after="0" w:line="285" w:lineRule="atLeast"/>
-        <w:rPr>
-          <w:rFonts w:ascii="Consolas" w:eastAsia="Times New Roman" w:hAnsi="Consolas" w:cs="Times New Roman"/>
-          <w:color w:val="D4D4D4"/>
-          <w:sz w:val="21"/>
-          <w:szCs w:val="21"/>
-        </w:rPr>
-      </w:pPr>
-    </w:p>
-    <w:p>
-      <w:pPr>
-        <w:shd w:val="clear" w:color="auto" w:fill="1E1E1E"/>
-        <w:bidi w:val="0"/>
-        <w:spacing w:after="0" w:line="285" w:lineRule="atLeast"/>
-        <w:rPr>
-          <w:rFonts w:ascii="Consolas" w:eastAsia="Times New Roman" w:hAnsi="Consolas" w:cs="Times New Roman"/>
-          <w:color w:val="D4D4D4"/>
-          <w:sz w:val="21"/>
-          <w:szCs w:val="21"/>
-        </w:rPr>
-      </w:pPr>
-      <w:r>
-        <w:rPr>
-          <w:rFonts w:ascii="Consolas" w:eastAsia="Times New Roman" w:hAnsi="Consolas" w:cs="Times New Roman"/>
-          <w:color w:val="727C81"/>
-          <w:sz w:val="21"/>
-          <w:szCs w:val="21"/>
-        </w:rPr>
-        <w:t>// RGB LED pins</w:t>
-      </w:r>
-    </w:p>
-    <w:p>
-      <w:pPr>
-        <w:shd w:val="clear" w:color="auto" w:fill="1E1E1E"/>
-        <w:bidi w:val="0"/>
-        <w:spacing w:after="0" w:line="285" w:lineRule="atLeast"/>
-        <w:rPr>
-          <w:rFonts w:ascii="Consolas" w:eastAsia="Times New Roman" w:hAnsi="Consolas" w:cs="Times New Roman"/>
-          <w:color w:val="D4D4D4"/>
-          <w:sz w:val="21"/>
-          <w:szCs w:val="21"/>
-        </w:rPr>
-      </w:pPr>
-      <w:r>
-        <w:rPr>
-          <w:rFonts w:ascii="Consolas" w:eastAsia="Times New Roman" w:hAnsi="Consolas" w:cs="Times New Roman"/>
-          <w:color w:val="569CD6"/>
-          <w:sz w:val="21"/>
-          <w:szCs w:val="21"/>
-        </w:rPr>
-        <w:t>#define</w:t>
-      </w:r>
-      <w:r>
-        <w:rPr>
-          <w:rFonts w:ascii="Consolas" w:eastAsia="Times New Roman" w:hAnsi="Consolas" w:cs="Times New Roman"/>
-          <w:color w:val="D4D4D4"/>
-          <w:sz w:val="21"/>
-          <w:szCs w:val="21"/>
-        </w:rPr>
-        <w:t xml:space="preserve"> RED_PIN </w:t>
-      </w:r>
-      <w:r>
-        <w:rPr>
-          <w:rFonts w:ascii="Consolas" w:eastAsia="Times New Roman" w:hAnsi="Consolas" w:cs="Times New Roman"/>
-          <w:color w:val="B5CEA8"/>
-          <w:sz w:val="21"/>
-          <w:szCs w:val="21"/>
-        </w:rPr>
-        <w:t>26</w:t>
-      </w:r>
-    </w:p>
-    <w:p>
-      <w:pPr>
-        <w:shd w:val="clear" w:color="auto" w:fill="1E1E1E"/>
-        <w:bidi w:val="0"/>
-        <w:spacing w:after="0" w:line="285" w:lineRule="atLeast"/>
-        <w:rPr>
-          <w:rFonts w:ascii="Consolas" w:eastAsia="Times New Roman" w:hAnsi="Consolas" w:cs="Times New Roman"/>
-          <w:color w:val="D4D4D4"/>
-          <w:sz w:val="21"/>
-          <w:szCs w:val="21"/>
-        </w:rPr>
-      </w:pPr>
-      <w:r>
-        <w:rPr>
-          <w:rFonts w:ascii="Consolas" w:eastAsia="Times New Roman" w:hAnsi="Consolas" w:cs="Times New Roman"/>
-          <w:color w:val="569CD6"/>
-          <w:sz w:val="21"/>
-          <w:szCs w:val="21"/>
-        </w:rPr>
-        <w:t>#define</w:t>
-      </w:r>
-      <w:r>
-        <w:rPr>
-          <w:rFonts w:ascii="Consolas" w:eastAsia="Times New Roman" w:hAnsi="Consolas" w:cs="Times New Roman"/>
-          <w:color w:val="D4D4D4"/>
-          <w:sz w:val="21"/>
-          <w:szCs w:val="21"/>
-        </w:rPr>
-        <w:t xml:space="preserve"> BLUE_PIN </w:t>
-      </w:r>
-      <w:r>
-        <w:rPr>
-          <w:rFonts w:ascii="Consolas" w:eastAsia="Times New Roman" w:hAnsi="Consolas" w:cs="Times New Roman"/>
-          <w:color w:val="B5CEA8"/>
-          <w:sz w:val="21"/>
-          <w:szCs w:val="21"/>
-        </w:rPr>
-        <w:t>2</w:t>
-      </w:r>
-    </w:p>
-    <w:p>
-      <w:pPr>
-        <w:shd w:val="clear" w:color="auto" w:fill="1E1E1E"/>
-        <w:bidi w:val="0"/>
-        <w:spacing w:after="0" w:line="285" w:lineRule="atLeast"/>
-        <w:rPr>
-          <w:rFonts w:ascii="Consolas" w:eastAsia="Times New Roman" w:hAnsi="Consolas" w:cs="Times New Roman"/>
-          <w:color w:val="D4D4D4"/>
-          <w:sz w:val="21"/>
-          <w:szCs w:val="21"/>
-        </w:rPr>
-      </w:pPr>
-      <w:r>
-        <w:rPr>
-          <w:rFonts w:ascii="Consolas" w:eastAsia="Times New Roman" w:hAnsi="Consolas" w:cs="Times New Roman"/>
-          <w:color w:val="569CD6"/>
-          <w:sz w:val="21"/>
-          <w:szCs w:val="21"/>
-        </w:rPr>
-        <w:t>#define</w:t>
-      </w:r>
-      <w:r>
-        <w:rPr>
-          <w:rFonts w:ascii="Consolas" w:eastAsia="Times New Roman" w:hAnsi="Consolas" w:cs="Times New Roman"/>
-          <w:color w:val="D4D4D4"/>
-          <w:sz w:val="21"/>
-          <w:szCs w:val="21"/>
-        </w:rPr>
-        <w:t xml:space="preserve"> GREEN_PIN </w:t>
-      </w:r>
-      <w:r>
-        <w:rPr>
-          <w:rFonts w:ascii="Consolas" w:eastAsia="Times New Roman" w:hAnsi="Consolas" w:cs="Times New Roman"/>
-          <w:color w:val="B5CEA8"/>
-          <w:sz w:val="21"/>
-          <w:szCs w:val="21"/>
-        </w:rPr>
-        <w:t>27</w:t>
-      </w:r>
-    </w:p>
-    <w:p>
-      <w:pPr>
-        <w:shd w:val="clear" w:color="auto" w:fill="1E1E1E"/>
-        <w:bidi w:val="0"/>
-        <w:spacing w:after="0" w:line="285" w:lineRule="atLeast"/>
-        <w:rPr>
-          <w:rFonts w:ascii="Consolas" w:eastAsia="Times New Roman" w:hAnsi="Consolas" w:cs="Times New Roman"/>
-          <w:color w:val="D4D4D4"/>
-          <w:sz w:val="21"/>
-          <w:szCs w:val="21"/>
-        </w:rPr>
-      </w:pPr>
-    </w:p>
-    <w:p>
-      <w:pPr>
-        <w:shd w:val="clear" w:color="auto" w:fill="1E1E1E"/>
-        <w:bidi w:val="0"/>
-        <w:spacing w:after="0" w:line="285" w:lineRule="atLeast"/>
-        <w:rPr>
-          <w:rFonts w:ascii="Consolas" w:eastAsia="Times New Roman" w:hAnsi="Consolas" w:cs="Times New Roman"/>
-          <w:color w:val="D4D4D4"/>
-          <w:sz w:val="21"/>
-          <w:szCs w:val="21"/>
-        </w:rPr>
-      </w:pPr>
-      <w:proofErr w:type="spellStart"/>
-      <w:r>
-        <w:rPr>
-          <w:rFonts w:ascii="Consolas" w:eastAsia="Times New Roman" w:hAnsi="Consolas" w:cs="Times New Roman"/>
-          <w:color w:val="D4D4D4"/>
-          <w:sz w:val="21"/>
-          <w:szCs w:val="21"/>
-        </w:rPr>
-        <w:t>WiFiServer</w:t>
-      </w:r>
-      <w:proofErr w:type="spellEnd"/>
-      <w:r>
-        <w:rPr>
-          <w:rFonts w:ascii="Consolas" w:eastAsia="Times New Roman" w:hAnsi="Consolas" w:cs="Times New Roman"/>
-          <w:color w:val="D4D4D4"/>
-          <w:sz w:val="21"/>
-          <w:szCs w:val="21"/>
-        </w:rPr>
-        <w:t xml:space="preserve"> </w:t>
-      </w:r>
-      <w:proofErr w:type="gramStart"/>
-      <w:r>
-        <w:rPr>
-          <w:rFonts w:ascii="Consolas" w:eastAsia="Times New Roman" w:hAnsi="Consolas" w:cs="Times New Roman"/>
-          <w:color w:val="D4D4D4"/>
-          <w:sz w:val="21"/>
-          <w:szCs w:val="21"/>
-        </w:rPr>
-        <w:t>server</w:t>
-      </w:r>
-      <w:r>
-        <w:rPr>
-          <w:rFonts w:ascii="Consolas" w:eastAsia="Times New Roman" w:hAnsi="Consolas" w:cs="Times New Roman"/>
-          <w:color w:val="DCDCDC"/>
-          <w:sz w:val="21"/>
-          <w:szCs w:val="21"/>
-        </w:rPr>
-        <w:t>(</w:t>
-      </w:r>
-      <w:proofErr w:type="gramEnd"/>
-      <w:r>
-        <w:rPr>
-          <w:rFonts w:ascii="Consolas" w:eastAsia="Times New Roman" w:hAnsi="Consolas" w:cs="Times New Roman"/>
-          <w:color w:val="B5CEA8"/>
-          <w:sz w:val="21"/>
-          <w:szCs w:val="21"/>
-        </w:rPr>
-        <w:t>23</w:t>
-      </w:r>
-      <w:r>
-        <w:rPr>
-          <w:rFonts w:ascii="Consolas" w:eastAsia="Times New Roman" w:hAnsi="Consolas" w:cs="Times New Roman"/>
-          <w:color w:val="DCDCDC"/>
-          <w:sz w:val="21"/>
-          <w:szCs w:val="21"/>
-        </w:rPr>
-        <w:t>);</w:t>
-      </w:r>
-    </w:p>
-    <w:p>
-      <w:pPr>
-        <w:shd w:val="clear" w:color="auto" w:fill="1E1E1E"/>
-        <w:bidi w:val="0"/>
-        <w:spacing w:after="0" w:line="285" w:lineRule="atLeast"/>
-        <w:rPr>
-          <w:rFonts w:ascii="Consolas" w:eastAsia="Times New Roman" w:hAnsi="Consolas" w:cs="Times New Roman"/>
-          <w:color w:val="D4D4D4"/>
-          <w:sz w:val="21"/>
-          <w:szCs w:val="21"/>
-        </w:rPr>
-      </w:pPr>
-    </w:p>
-    <w:p>
-      <w:pPr>
-        <w:shd w:val="clear" w:color="auto" w:fill="1E1E1E"/>
-        <w:bidi w:val="0"/>
-        <w:spacing w:after="0" w:line="285" w:lineRule="atLeast"/>
-        <w:rPr>
-          <w:rFonts w:ascii="Consolas" w:eastAsia="Times New Roman" w:hAnsi="Consolas" w:cs="Times New Roman"/>
-          <w:color w:val="D4D4D4"/>
-          <w:sz w:val="21"/>
-          <w:szCs w:val="21"/>
-        </w:rPr>
-      </w:pPr>
-      <w:r>
-        <w:rPr>
-          <w:rFonts w:ascii="Consolas" w:eastAsia="Times New Roman" w:hAnsi="Consolas" w:cs="Times New Roman"/>
-          <w:color w:val="569CD6"/>
-          <w:sz w:val="21"/>
-          <w:szCs w:val="21"/>
-        </w:rPr>
-        <w:t>void</w:t>
-      </w:r>
-      <w:r>
-        <w:rPr>
-          <w:rFonts w:ascii="Consolas" w:eastAsia="Times New Roman" w:hAnsi="Consolas" w:cs="Times New Roman"/>
-          <w:color w:val="D4D4D4"/>
-          <w:sz w:val="21"/>
-          <w:szCs w:val="21"/>
-        </w:rPr>
-        <w:t xml:space="preserve"> </w:t>
-      </w:r>
-      <w:proofErr w:type="spellStart"/>
-      <w:proofErr w:type="gramStart"/>
-      <w:r>
-        <w:rPr>
-          <w:rFonts w:ascii="Consolas" w:eastAsia="Times New Roman" w:hAnsi="Consolas" w:cs="Times New Roman"/>
-          <w:color w:val="D4D4D4"/>
-          <w:sz w:val="21"/>
-          <w:szCs w:val="21"/>
-        </w:rPr>
-        <w:t>connectToWiFi</w:t>
-      </w:r>
-      <w:proofErr w:type="spellEnd"/>
-      <w:r>
-        <w:rPr>
-          <w:rFonts w:ascii="Consolas" w:eastAsia="Times New Roman" w:hAnsi="Consolas" w:cs="Times New Roman"/>
-          <w:color w:val="DCDCDC"/>
-          <w:sz w:val="21"/>
-          <w:szCs w:val="21"/>
-        </w:rPr>
-        <w:t>(</w:t>
-      </w:r>
-      <w:proofErr w:type="gramEnd"/>
-      <w:r>
-        <w:rPr>
-          <w:rFonts w:ascii="Consolas" w:eastAsia="Times New Roman" w:hAnsi="Consolas" w:cs="Times New Roman"/>
-          <w:color w:val="DCDCDC"/>
-          <w:sz w:val="21"/>
-          <w:szCs w:val="21"/>
-        </w:rPr>
-        <w:t>)</w:t>
-      </w:r>
-      <w:r>
-        <w:rPr>
-          <w:rFonts w:ascii="Consolas" w:eastAsia="Times New Roman" w:hAnsi="Consolas" w:cs="Times New Roman"/>
-          <w:color w:val="D4D4D4"/>
-          <w:sz w:val="21"/>
-          <w:szCs w:val="21"/>
-        </w:rPr>
-        <w:t xml:space="preserve"> </w:t>
-      </w:r>
       <w:r>
         <w:rPr>
           <w:rFonts w:ascii="Consolas" w:eastAsia="Times New Roman" w:hAnsi="Consolas" w:cs="Times New Roman"/>
@@ -6808,7 +6464,6 @@
         </w:rPr>
         <w:t xml:space="preserve">    </w:t>
       </w:r>
-      <w:proofErr w:type="spellStart"/>
       <w:r>
         <w:rPr>
           <w:rFonts w:ascii="Consolas" w:eastAsia="Times New Roman" w:hAnsi="Consolas" w:cs="Times New Roman"/>
@@ -6838,7 +6493,6 @@
         </w:rPr>
         <w:t>print</w:t>
       </w:r>
-      <w:proofErr w:type="spellEnd"/>
       <w:r>
         <w:rPr>
           <w:rFonts w:ascii="Consolas" w:eastAsia="Times New Roman" w:hAnsi="Consolas" w:cs="Times New Roman"/>
@@ -6888,7 +6542,6 @@
         </w:rPr>
         <w:t xml:space="preserve">    </w:t>
       </w:r>
-      <w:proofErr w:type="spellStart"/>
       <w:r>
         <w:rPr>
           <w:rFonts w:ascii="Consolas" w:eastAsia="Times New Roman" w:hAnsi="Consolas" w:cs="Times New Roman"/>
@@ -6918,7 +6571,6 @@
         </w:rPr>
         <w:t>println</w:t>
       </w:r>
-      <w:proofErr w:type="spellEnd"/>
       <w:r>
         <w:rPr>
           <w:rFonts w:ascii="Consolas" w:eastAsia="Times New Roman" w:hAnsi="Consolas" w:cs="Times New Roman"/>
@@ -6928,7 +6580,6 @@
         </w:rPr>
         <w:t>(</w:t>
       </w:r>
-      <w:proofErr w:type="spellStart"/>
       <w:r>
         <w:rPr>
           <w:rFonts w:ascii="Consolas" w:eastAsia="Times New Roman" w:hAnsi="Consolas" w:cs="Times New Roman"/>
@@ -6938,7 +6589,6 @@
         </w:rPr>
         <w:t>ssid</w:t>
       </w:r>
-      <w:proofErr w:type="spellEnd"/>
       <w:r>
         <w:rPr>
           <w:rFonts w:ascii="Consolas" w:eastAsia="Times New Roman" w:hAnsi="Consolas" w:cs="Times New Roman"/>
@@ -6968,9 +6618,120 @@
           <w:sz w:val="21"/>
           <w:szCs w:val="21"/>
         </w:rPr>
+        <w:t>    WiFi</w:t>
+      </w:r>
+      <w:r>
+        <w:rPr>
+          <w:rFonts w:ascii="Consolas" w:eastAsia="Times New Roman" w:hAnsi="Consolas" w:cs="Times New Roman"/>
+          <w:color w:val="DCDCDC"/>
+          <w:sz w:val="21"/>
+          <w:szCs w:val="21"/>
+        </w:rPr>
+        <w:t>.</w:t>
+      </w:r>
+      <w:r>
+        <w:rPr>
+          <w:rFonts w:ascii="Consolas" w:eastAsia="Times New Roman" w:hAnsi="Consolas" w:cs="Times New Roman"/>
+          <w:color w:val="E97366"/>
+          <w:sz w:val="21"/>
+          <w:szCs w:val="21"/>
+        </w:rPr>
+        <w:t>begin</w:t>
+      </w:r>
+      <w:r>
+        <w:rPr>
+          <w:rFonts w:ascii="Consolas" w:eastAsia="Times New Roman" w:hAnsi="Consolas" w:cs="Times New Roman"/>
+          <w:color w:val="DCDCDC"/>
+          <w:sz w:val="21"/>
+          <w:szCs w:val="21"/>
+        </w:rPr>
+        <w:t>(</w:t>
+      </w:r>
+      <w:r>
+        <w:rPr>
+          <w:rFonts w:ascii="Consolas" w:eastAsia="Times New Roman" w:hAnsi="Consolas" w:cs="Times New Roman"/>
+          <w:color w:val="D4D4D4"/>
+          <w:sz w:val="21"/>
+          <w:szCs w:val="21"/>
+        </w:rPr>
+        <w:t>ssid</w:t>
+      </w:r>
+      <w:r>
+        <w:rPr>
+          <w:rFonts w:ascii="Consolas" w:eastAsia="Times New Roman" w:hAnsi="Consolas" w:cs="Times New Roman"/>
+          <w:color w:val="DCDCDC"/>
+          <w:sz w:val="21"/>
+          <w:szCs w:val="21"/>
+        </w:rPr>
+        <w:t>,</w:t>
+      </w:r>
+      <w:r>
+        <w:rPr>
+          <w:rFonts w:ascii="Consolas" w:eastAsia="Times New Roman" w:hAnsi="Consolas" w:cs="Times New Roman"/>
+          <w:color w:val="D4D4D4"/>
+          <w:sz w:val="21"/>
+          <w:szCs w:val="21"/>
+        </w:rPr>
+        <w:t xml:space="preserve"> password</w:t>
+      </w:r>
+      <w:r>
+        <w:rPr>
+          <w:rFonts w:ascii="Consolas" w:eastAsia="Times New Roman" w:hAnsi="Consolas" w:cs="Times New Roman"/>
+          <w:color w:val="DCDCDC"/>
+          <w:sz w:val="21"/>
+          <w:szCs w:val="21"/>
+        </w:rPr>
+        <w:t>);</w:t>
+      </w:r>
+    </w:p>
+    <w:p>
+      <w:pPr>
+        <w:shd w:val="clear" w:color="auto" w:fill="1E1E1E"/>
+        <w:bidi w:val="0"/>
+        <w:spacing w:after="0" w:line="285" w:lineRule="atLeast"/>
+        <w:rPr>
+          <w:rFonts w:ascii="Consolas" w:eastAsia="Times New Roman" w:hAnsi="Consolas" w:cs="Times New Roman"/>
+          <w:color w:val="D4D4D4"/>
+          <w:sz w:val="21"/>
+          <w:szCs w:val="21"/>
+        </w:rPr>
+      </w:pPr>
+      <w:r>
+        <w:rPr>
+          <w:rFonts w:ascii="Consolas" w:eastAsia="Times New Roman" w:hAnsi="Consolas" w:cs="Times New Roman"/>
+          <w:color w:val="D4D4D4"/>
+          <w:sz w:val="21"/>
+          <w:szCs w:val="21"/>
+        </w:rPr>
         <w:t xml:space="preserve">    </w:t>
       </w:r>
-      <w:proofErr w:type="spellStart"/>
+      <w:r>
+        <w:rPr>
+          <w:rFonts w:ascii="Consolas" w:eastAsia="Times New Roman" w:hAnsi="Consolas" w:cs="Times New Roman"/>
+          <w:color w:val="569CD6"/>
+          <w:sz w:val="21"/>
+          <w:szCs w:val="21"/>
+        </w:rPr>
+        <w:t>while</w:t>
+      </w:r>
+      <w:r>
+        <w:rPr>
+          <w:rFonts w:ascii="Consolas" w:eastAsia="Times New Roman" w:hAnsi="Consolas" w:cs="Times New Roman"/>
+          <w:color w:val="D4D4D4"/>
+          <w:sz w:val="21"/>
+          <w:szCs w:val="21"/>
+        </w:rPr>
+        <w:t xml:space="preserve"> </w:t>
+      </w:r>
+      <w:r>
+        <w:rPr>
+          <w:rFonts w:ascii="Consolas" w:eastAsia="Times New Roman" w:hAnsi="Consolas" w:cs="Times New Roman"/>
+          <w:color w:val="DCDCDC"/>
+          <w:sz w:val="21"/>
+          <w:szCs w:val="21"/>
+        </w:rPr>
+        <w:t>(</w:t>
+      </w:r>
       <w:r>
         <w:rPr>
           <w:rFonts w:ascii="Consolas" w:eastAsia="Times New Roman" w:hAnsi="Consolas" w:cs="Times New Roman"/>
@@ -6992,13 +6753,138 @@
       <w:r>
         <w:rPr>
           <w:rFonts w:ascii="Consolas" w:eastAsia="Times New Roman" w:hAnsi="Consolas" w:cs="Times New Roman"/>
+          <w:color w:val="D4D4D4"/>
+          <w:sz w:val="21"/>
+          <w:szCs w:val="21"/>
+        </w:rPr>
+        <w:t>status</w:t>
+      </w:r>
+      <w:r>
+        <w:rPr>
+          <w:rFonts w:ascii="Consolas" w:eastAsia="Times New Roman" w:hAnsi="Consolas" w:cs="Times New Roman"/>
+          <w:color w:val="DCDCDC"/>
+          <w:sz w:val="21"/>
+          <w:szCs w:val="21"/>
+        </w:rPr>
+        <w:t>(</w:t>
+      </w:r>
+      <w:proofErr w:type="gramStart"/>
+      <w:r>
+        <w:rPr>
+          <w:rFonts w:ascii="Consolas" w:eastAsia="Times New Roman" w:hAnsi="Consolas" w:cs="Times New Roman"/>
+          <w:color w:val="DCDCDC"/>
+          <w:sz w:val="21"/>
+          <w:szCs w:val="21"/>
+        </w:rPr>
+        <w:t>)</w:t>
+      </w:r>
+      <w:r>
+        <w:rPr>
+          <w:rFonts w:ascii="Consolas" w:eastAsia="Times New Roman" w:hAnsi="Consolas" w:cs="Times New Roman"/>
+          <w:color w:val="D4D4D4"/>
+          <w:sz w:val="21"/>
+          <w:szCs w:val="21"/>
+        </w:rPr>
+        <w:t xml:space="preserve"> </w:t>
+      </w:r>
+      <w:r>
+        <w:rPr>
+          <w:rFonts w:ascii="Consolas" w:eastAsia="Times New Roman" w:hAnsi="Consolas" w:cs="Times New Roman"/>
+          <w:color w:val="DCDCDC"/>
+          <w:sz w:val="21"/>
+          <w:szCs w:val="21"/>
+        </w:rPr>
+        <w:t>!</w:t>
+      </w:r>
+      <w:proofErr w:type="gramEnd"/>
+      <w:r>
+        <w:rPr>
+          <w:rFonts w:ascii="Consolas" w:eastAsia="Times New Roman" w:hAnsi="Consolas" w:cs="Times New Roman"/>
+          <w:color w:val="DCDCDC"/>
+          <w:sz w:val="21"/>
+          <w:szCs w:val="21"/>
+        </w:rPr>
+        <w:t>=</w:t>
+      </w:r>
+      <w:r>
+        <w:rPr>
+          <w:rFonts w:ascii="Consolas" w:eastAsia="Times New Roman" w:hAnsi="Consolas" w:cs="Times New Roman"/>
+          <w:color w:val="D4D4D4"/>
+          <w:sz w:val="21"/>
+          <w:szCs w:val="21"/>
+        </w:rPr>
+        <w:t xml:space="preserve"> WL_</w:t>
+      </w:r>
+      <w:proofErr w:type="gramStart"/>
+      <w:r>
+        <w:rPr>
+          <w:rFonts w:ascii="Consolas" w:eastAsia="Times New Roman" w:hAnsi="Consolas" w:cs="Times New Roman"/>
+          <w:color w:val="D4D4D4"/>
+          <w:sz w:val="21"/>
+          <w:szCs w:val="21"/>
+        </w:rPr>
+        <w:t>CONNECTED</w:t>
+      </w:r>
+      <w:r>
+        <w:rPr>
+          <w:rFonts w:ascii="Consolas" w:eastAsia="Times New Roman" w:hAnsi="Consolas" w:cs="Times New Roman"/>
+          <w:color w:val="DCDCDC"/>
+          <w:sz w:val="21"/>
+          <w:szCs w:val="21"/>
+        </w:rPr>
+        <w:t>)</w:t>
+      </w:r>
+      <w:r>
+        <w:rPr>
+          <w:rFonts w:ascii="Consolas" w:eastAsia="Times New Roman" w:hAnsi="Consolas" w:cs="Times New Roman"/>
+          <w:color w:val="D4D4D4"/>
+          <w:sz w:val="21"/>
+          <w:szCs w:val="21"/>
+        </w:rPr>
+        <w:t xml:space="preserve"> </w:t>
+      </w:r>
+      <w:r>
+        <w:rPr>
+          <w:rFonts w:ascii="Consolas" w:eastAsia="Times New Roman" w:hAnsi="Consolas" w:cs="Times New Roman"/>
+          <w:color w:val="DCDCDC"/>
+          <w:sz w:val="21"/>
+          <w:szCs w:val="21"/>
+        </w:rPr>
+        <w:t>{</w:t>
+      </w:r>
+      <w:proofErr w:type="gramEnd"/>
+    </w:p>
+    <w:p>
+      <w:pPr>
+        <w:shd w:val="clear" w:color="auto" w:fill="1E1E1E"/>
+        <w:bidi w:val="0"/>
+        <w:spacing w:after="0" w:line="285" w:lineRule="atLeast"/>
+        <w:rPr>
+          <w:rFonts w:ascii="Consolas" w:eastAsia="Times New Roman" w:hAnsi="Consolas" w:cs="Times New Roman"/>
+          <w:color w:val="D4D4D4"/>
+          <w:sz w:val="21"/>
+          <w:szCs w:val="21"/>
+        </w:rPr>
+      </w:pPr>
+      <w:r>
+        <w:rPr>
+          <w:rFonts w:ascii="Consolas" w:eastAsia="Times New Roman" w:hAnsi="Consolas" w:cs="Times New Roman"/>
+          <w:color w:val="D4D4D4"/>
+          <w:sz w:val="21"/>
+          <w:szCs w:val="21"/>
+        </w:rPr>
+        <w:t xml:space="preserve">        </w:t>
+      </w:r>
+      <w:proofErr w:type="gramStart"/>
+      <w:r>
+        <w:rPr>
+          <w:rFonts w:ascii="Consolas" w:eastAsia="Times New Roman" w:hAnsi="Consolas" w:cs="Times New Roman"/>
           <w:color w:val="E97366"/>
           <w:sz w:val="21"/>
           <w:szCs w:val="21"/>
         </w:rPr>
-        <w:t>begin</w:t>
-      </w:r>
-      <w:proofErr w:type="spellEnd"/>
+        <w:t>delay</w:t>
+      </w:r>
       <w:r>
         <w:rPr>
           <w:rFonts w:ascii="Consolas" w:eastAsia="Times New Roman" w:hAnsi="Consolas" w:cs="Times New Roman"/>
@@ -7008,34 +6894,15 @@
         </w:rPr>
         <w:t>(</w:t>
       </w:r>
-      <w:proofErr w:type="spellStart"/>
-      <w:r>
-        <w:rPr>
-          <w:rFonts w:ascii="Consolas" w:eastAsia="Times New Roman" w:hAnsi="Consolas" w:cs="Times New Roman"/>
-          <w:color w:val="D4D4D4"/>
-          <w:sz w:val="21"/>
-          <w:szCs w:val="21"/>
-        </w:rPr>
-        <w:t>ssid</w:t>
-      </w:r>
-      <w:proofErr w:type="spellEnd"/>
-      <w:r>
-        <w:rPr>
-          <w:rFonts w:ascii="Consolas" w:eastAsia="Times New Roman" w:hAnsi="Consolas" w:cs="Times New Roman"/>
-          <w:color w:val="DCDCDC"/>
-          <w:sz w:val="21"/>
-          <w:szCs w:val="21"/>
-        </w:rPr>
-        <w:t>,</w:t>
-      </w:r>
-      <w:r>
-        <w:rPr>
-          <w:rFonts w:ascii="Consolas" w:eastAsia="Times New Roman" w:hAnsi="Consolas" w:cs="Times New Roman"/>
-          <w:color w:val="D4D4D4"/>
-          <w:sz w:val="21"/>
-          <w:szCs w:val="21"/>
-        </w:rPr>
-        <w:t xml:space="preserve"> password</w:t>
+      <w:proofErr w:type="gramEnd"/>
+      <w:r>
+        <w:rPr>
+          <w:rFonts w:ascii="Consolas" w:eastAsia="Times New Roman" w:hAnsi="Consolas" w:cs="Times New Roman"/>
+          <w:color w:val="B5CEA8"/>
+          <w:sz w:val="21"/>
+          <w:szCs w:val="21"/>
+        </w:rPr>
+        <w:t>500</w:t>
       </w:r>
       <w:r>
         <w:rPr>
@@ -7066,230 +6933,8 @@
           <w:sz w:val="21"/>
           <w:szCs w:val="21"/>
         </w:rPr>
-        <w:t xml:space="preserve">    </w:t>
-      </w:r>
-      <w:r>
-        <w:rPr>
-          <w:rFonts w:ascii="Consolas" w:eastAsia="Times New Roman" w:hAnsi="Consolas" w:cs="Times New Roman"/>
-          <w:color w:val="569CD6"/>
-          <w:sz w:val="21"/>
-          <w:szCs w:val="21"/>
-        </w:rPr>
-        <w:t>while</w:t>
-      </w:r>
-      <w:r>
-        <w:rPr>
-          <w:rFonts w:ascii="Consolas" w:eastAsia="Times New Roman" w:hAnsi="Consolas" w:cs="Times New Roman"/>
-          <w:color w:val="D4D4D4"/>
-          <w:sz w:val="21"/>
-          <w:szCs w:val="21"/>
-        </w:rPr>
-        <w:t xml:space="preserve"> </w:t>
-      </w:r>
-      <w:r>
-        <w:rPr>
-          <w:rFonts w:ascii="Consolas" w:eastAsia="Times New Roman" w:hAnsi="Consolas" w:cs="Times New Roman"/>
-          <w:color w:val="DCDCDC"/>
-          <w:sz w:val="21"/>
-          <w:szCs w:val="21"/>
-        </w:rPr>
-        <w:t>(</w:t>
-      </w:r>
-      <w:proofErr w:type="spellStart"/>
-      <w:r>
-        <w:rPr>
-          <w:rFonts w:ascii="Consolas" w:eastAsia="Times New Roman" w:hAnsi="Consolas" w:cs="Times New Roman"/>
-          <w:color w:val="D4D4D4"/>
-          <w:sz w:val="21"/>
-          <w:szCs w:val="21"/>
-        </w:rPr>
-        <w:t>WiFi</w:t>
-      </w:r>
-      <w:r>
-        <w:rPr>
-          <w:rFonts w:ascii="Consolas" w:eastAsia="Times New Roman" w:hAnsi="Consolas" w:cs="Times New Roman"/>
-          <w:color w:val="DCDCDC"/>
-          <w:sz w:val="21"/>
-          <w:szCs w:val="21"/>
-        </w:rPr>
-        <w:t>.</w:t>
-      </w:r>
-      <w:r>
-        <w:rPr>
-          <w:rFonts w:ascii="Consolas" w:eastAsia="Times New Roman" w:hAnsi="Consolas" w:cs="Times New Roman"/>
-          <w:color w:val="D4D4D4"/>
-          <w:sz w:val="21"/>
-          <w:szCs w:val="21"/>
-        </w:rPr>
-        <w:t>status</w:t>
-      </w:r>
-      <w:proofErr w:type="spellEnd"/>
-      <w:r>
-        <w:rPr>
-          <w:rFonts w:ascii="Consolas" w:eastAsia="Times New Roman" w:hAnsi="Consolas" w:cs="Times New Roman"/>
-          <w:color w:val="DCDCDC"/>
-          <w:sz w:val="21"/>
-          <w:szCs w:val="21"/>
-        </w:rPr>
-        <w:t>(</w:t>
-      </w:r>
-      <w:proofErr w:type="gramStart"/>
-      <w:r>
-        <w:rPr>
-          <w:rFonts w:ascii="Consolas" w:eastAsia="Times New Roman" w:hAnsi="Consolas" w:cs="Times New Roman"/>
-          <w:color w:val="DCDCDC"/>
-          <w:sz w:val="21"/>
-          <w:szCs w:val="21"/>
-        </w:rPr>
-        <w:t>)</w:t>
-      </w:r>
-      <w:r>
-        <w:rPr>
-          <w:rFonts w:ascii="Consolas" w:eastAsia="Times New Roman" w:hAnsi="Consolas" w:cs="Times New Roman"/>
-          <w:color w:val="D4D4D4"/>
-          <w:sz w:val="21"/>
-          <w:szCs w:val="21"/>
-        </w:rPr>
-        <w:t xml:space="preserve"> </w:t>
-      </w:r>
-      <w:r>
-        <w:rPr>
-          <w:rFonts w:ascii="Consolas" w:eastAsia="Times New Roman" w:hAnsi="Consolas" w:cs="Times New Roman"/>
-          <w:color w:val="DCDCDC"/>
-          <w:sz w:val="21"/>
-          <w:szCs w:val="21"/>
-        </w:rPr>
-        <w:t>!</w:t>
-      </w:r>
-      <w:proofErr w:type="gramEnd"/>
-      <w:r>
-        <w:rPr>
-          <w:rFonts w:ascii="Consolas" w:eastAsia="Times New Roman" w:hAnsi="Consolas" w:cs="Times New Roman"/>
-          <w:color w:val="DCDCDC"/>
-          <w:sz w:val="21"/>
-          <w:szCs w:val="21"/>
-        </w:rPr>
-        <w:t>=</w:t>
-      </w:r>
-      <w:r>
-        <w:rPr>
-          <w:rFonts w:ascii="Consolas" w:eastAsia="Times New Roman" w:hAnsi="Consolas" w:cs="Times New Roman"/>
-          <w:color w:val="D4D4D4"/>
-          <w:sz w:val="21"/>
-          <w:szCs w:val="21"/>
-        </w:rPr>
-        <w:t xml:space="preserve"> WL_CONNECTED</w:t>
-      </w:r>
-      <w:r>
-        <w:rPr>
-          <w:rFonts w:ascii="Consolas" w:eastAsia="Times New Roman" w:hAnsi="Consolas" w:cs="Times New Roman"/>
-          <w:color w:val="DCDCDC"/>
-          <w:sz w:val="21"/>
-          <w:szCs w:val="21"/>
-        </w:rPr>
-        <w:t>)</w:t>
-      </w:r>
-      <w:r>
-        <w:rPr>
-          <w:rFonts w:ascii="Consolas" w:eastAsia="Times New Roman" w:hAnsi="Consolas" w:cs="Times New Roman"/>
-          <w:color w:val="D4D4D4"/>
-          <w:sz w:val="21"/>
-          <w:szCs w:val="21"/>
-        </w:rPr>
-        <w:t xml:space="preserve"> </w:t>
-      </w:r>
-      <w:r>
-        <w:rPr>
-          <w:rFonts w:ascii="Consolas" w:eastAsia="Times New Roman" w:hAnsi="Consolas" w:cs="Times New Roman"/>
-          <w:color w:val="DCDCDC"/>
-          <w:sz w:val="21"/>
-          <w:szCs w:val="21"/>
-        </w:rPr>
-        <w:t>{</w:t>
-      </w:r>
-    </w:p>
-    <w:p>
-      <w:pPr>
-        <w:shd w:val="clear" w:color="auto" w:fill="1E1E1E"/>
-        <w:bidi w:val="0"/>
-        <w:spacing w:after="0" w:line="285" w:lineRule="atLeast"/>
-        <w:rPr>
-          <w:rFonts w:ascii="Consolas" w:eastAsia="Times New Roman" w:hAnsi="Consolas" w:cs="Times New Roman"/>
-          <w:color w:val="D4D4D4"/>
-          <w:sz w:val="21"/>
-          <w:szCs w:val="21"/>
-        </w:rPr>
-      </w:pPr>
-      <w:r>
-        <w:rPr>
-          <w:rFonts w:ascii="Consolas" w:eastAsia="Times New Roman" w:hAnsi="Consolas" w:cs="Times New Roman"/>
-          <w:color w:val="D4D4D4"/>
-          <w:sz w:val="21"/>
-          <w:szCs w:val="21"/>
-        </w:rPr>
         <w:t xml:space="preserve">        </w:t>
       </w:r>
-      <w:proofErr w:type="gramStart"/>
-      <w:r>
-        <w:rPr>
-          <w:rFonts w:ascii="Consolas" w:eastAsia="Times New Roman" w:hAnsi="Consolas" w:cs="Times New Roman"/>
-          <w:color w:val="E97366"/>
-          <w:sz w:val="21"/>
-          <w:szCs w:val="21"/>
-        </w:rPr>
-        <w:t>delay</w:t>
-      </w:r>
-      <w:r>
-        <w:rPr>
-          <w:rFonts w:ascii="Consolas" w:eastAsia="Times New Roman" w:hAnsi="Consolas" w:cs="Times New Roman"/>
-          <w:color w:val="DCDCDC"/>
-          <w:sz w:val="21"/>
-          <w:szCs w:val="21"/>
-        </w:rPr>
-        <w:t>(</w:t>
-      </w:r>
-      <w:proofErr w:type="gramEnd"/>
-      <w:r>
-        <w:rPr>
-          <w:rFonts w:ascii="Consolas" w:eastAsia="Times New Roman" w:hAnsi="Consolas" w:cs="Times New Roman"/>
-          <w:color w:val="B5CEA8"/>
-          <w:sz w:val="21"/>
-          <w:szCs w:val="21"/>
-        </w:rPr>
-        <w:t>500</w:t>
-      </w:r>
-      <w:r>
-        <w:rPr>
-          <w:rFonts w:ascii="Consolas" w:eastAsia="Times New Roman" w:hAnsi="Consolas" w:cs="Times New Roman"/>
-          <w:color w:val="DCDCDC"/>
-          <w:sz w:val="21"/>
-          <w:szCs w:val="21"/>
-        </w:rPr>
-        <w:t>);</w:t>
-      </w:r>
-    </w:p>
-    <w:p>
-      <w:pPr>
-        <w:shd w:val="clear" w:color="auto" w:fill="1E1E1E"/>
-        <w:bidi w:val="0"/>
-        <w:spacing w:after="0" w:line="285" w:lineRule="atLeast"/>
-        <w:rPr>
-          <w:rFonts w:ascii="Consolas" w:eastAsia="Times New Roman" w:hAnsi="Consolas" w:cs="Times New Roman"/>
-          <w:color w:val="D4D4D4"/>
-          <w:sz w:val="21"/>
-          <w:szCs w:val="21"/>
-        </w:rPr>
-      </w:pPr>
-      <w:r>
-        <w:rPr>
-          <w:rFonts w:ascii="Consolas" w:eastAsia="Times New Roman" w:hAnsi="Consolas" w:cs="Times New Roman"/>
-          <w:color w:val="D4D4D4"/>
-          <w:sz w:val="21"/>
-          <w:szCs w:val="21"/>
-        </w:rPr>
-        <w:t xml:space="preserve">        </w:t>
-      </w:r>
-      <w:proofErr w:type="spellStart"/>
       <w:r>
         <w:rPr>
           <w:rFonts w:ascii="Consolas" w:eastAsia="Times New Roman" w:hAnsi="Consolas" w:cs="Times New Roman"/>
@@ -7319,7 +6964,6 @@
         </w:rPr>
         <w:t>print</w:t>
       </w:r>
-      <w:proofErr w:type="spellEnd"/>
       <w:r>
         <w:rPr>
           <w:rFonts w:ascii="Consolas" w:eastAsia="Times New Roman" w:hAnsi="Consolas" w:cs="Times New Roman"/>
@@ -7400,7 +7044,6 @@
         </w:rPr>
         <w:t xml:space="preserve">    </w:t>
       </w:r>
-      <w:proofErr w:type="spellStart"/>
       <w:r>
         <w:rPr>
           <w:rFonts w:ascii="Consolas" w:eastAsia="Times New Roman" w:hAnsi="Consolas" w:cs="Times New Roman"/>
@@ -7430,7 +7073,6 @@
         </w:rPr>
         <w:t>println</w:t>
       </w:r>
-      <w:proofErr w:type="spellEnd"/>
       <w:r>
         <w:rPr>
           <w:rFonts w:ascii="Consolas" w:eastAsia="Times New Roman" w:hAnsi="Consolas" w:cs="Times New Roman"/>
@@ -7447,47 +7089,7 @@
           <w:sz w:val="21"/>
           <w:szCs w:val="21"/>
         </w:rPr>
-        <w:t>"\</w:t>
-      </w:r>
-      <w:proofErr w:type="spellStart"/>
-      <w:r>
-        <w:rPr>
-          <w:rFonts w:ascii="Consolas" w:eastAsia="Times New Roman" w:hAnsi="Consolas" w:cs="Times New Roman"/>
-          <w:color w:val="CE9178"/>
-          <w:sz w:val="21"/>
-          <w:szCs w:val="21"/>
-        </w:rPr>
-        <w:t>nConnected</w:t>
-      </w:r>
-      <w:proofErr w:type="spellEnd"/>
-      <w:r>
-        <w:rPr>
-          <w:rFonts w:ascii="Consolas" w:eastAsia="Times New Roman" w:hAnsi="Consolas" w:cs="Times New Roman"/>
-          <w:color w:val="CE9178"/>
-          <w:sz w:val="21"/>
-          <w:szCs w:val="21"/>
-        </w:rPr>
-        <w:t xml:space="preserve"> to </w:t>
-      </w:r>
-      <w:proofErr w:type="spellStart"/>
-      <w:r>
-        <w:rPr>
-          <w:rFonts w:ascii="Consolas" w:eastAsia="Times New Roman" w:hAnsi="Consolas" w:cs="Times New Roman"/>
-          <w:color w:val="CE9178"/>
-          <w:sz w:val="21"/>
-          <w:szCs w:val="21"/>
-        </w:rPr>
-        <w:t>WiFi</w:t>
-      </w:r>
-      <w:proofErr w:type="spellEnd"/>
-      <w:r>
-        <w:rPr>
-          <w:rFonts w:ascii="Consolas" w:eastAsia="Times New Roman" w:hAnsi="Consolas" w:cs="Times New Roman"/>
-          <w:color w:val="CE9178"/>
-          <w:sz w:val="21"/>
-          <w:szCs w:val="21"/>
-        </w:rPr>
-        <w:t xml:space="preserve"> network"</w:t>
+        <w:t>"\nConnected to WiFi network"</w:t>
       </w:r>
       <w:r>
         <w:rPr>
@@ -7520,7 +7122,6 @@
         </w:rPr>
         <w:t xml:space="preserve">    </w:t>
       </w:r>
-      <w:proofErr w:type="spellStart"/>
       <w:r>
         <w:rPr>
           <w:rFonts w:ascii="Consolas" w:eastAsia="Times New Roman" w:hAnsi="Consolas" w:cs="Times New Roman"/>
@@ -7550,7 +7151,6 @@
         </w:rPr>
         <w:t>print</w:t>
       </w:r>
-      <w:proofErr w:type="spellEnd"/>
       <w:r>
         <w:rPr>
           <w:rFonts w:ascii="Consolas" w:eastAsia="Times New Roman" w:hAnsi="Consolas" w:cs="Times New Roman"/>
@@ -7600,7 +7200,6 @@
         </w:rPr>
         <w:t xml:space="preserve">    </w:t>
       </w:r>
-      <w:proofErr w:type="spellStart"/>
       <w:r>
         <w:rPr>
           <w:rFonts w:ascii="Consolas" w:eastAsia="Times New Roman" w:hAnsi="Consolas" w:cs="Times New Roman"/>
@@ -7630,7 +7229,6 @@
         </w:rPr>
         <w:t>println</w:t>
       </w:r>
-      <w:proofErr w:type="spellEnd"/>
       <w:r>
         <w:rPr>
           <w:rFonts w:ascii="Consolas" w:eastAsia="Times New Roman" w:hAnsi="Consolas" w:cs="Times New Roman"/>
@@ -7640,7 +7238,6 @@
         </w:rPr>
         <w:t>(</w:t>
       </w:r>
-      <w:proofErr w:type="spellStart"/>
       <w:r>
         <w:rPr>
           <w:rFonts w:ascii="Consolas" w:eastAsia="Times New Roman" w:hAnsi="Consolas" w:cs="Times New Roman"/>
@@ -7668,7 +7265,6 @@
         </w:rPr>
         <w:t>localIP</w:t>
       </w:r>
-      <w:proofErr w:type="spellEnd"/>
       <w:r>
         <w:rPr>
           <w:rFonts w:ascii="Consolas" w:eastAsia="Times New Roman" w:hAnsi="Consolas" w:cs="Times New Roman"/>
@@ -7813,7 +7409,6 @@
         </w:rPr>
         <w:t xml:space="preserve">    </w:t>
       </w:r>
-      <w:proofErr w:type="spellStart"/>
       <w:r>
         <w:rPr>
           <w:rFonts w:ascii="Consolas" w:eastAsia="Times New Roman" w:hAnsi="Consolas" w:cs="Times New Roman"/>
@@ -7843,7 +7438,6 @@
         </w:rPr>
         <w:t>begin</w:t>
       </w:r>
-      <w:proofErr w:type="spellEnd"/>
       <w:r>
         <w:rPr>
           <w:rFonts w:ascii="Consolas" w:eastAsia="Times New Roman" w:hAnsi="Consolas" w:cs="Times New Roman"/>
@@ -7979,7 +7573,6 @@
         </w:rPr>
         <w:t xml:space="preserve">    </w:t>
       </w:r>
-      <w:proofErr w:type="spellStart"/>
       <w:proofErr w:type="gramStart"/>
       <w:r>
         <w:rPr>
@@ -7990,7 +7583,6 @@
         </w:rPr>
         <w:t>pinMode</w:t>
       </w:r>
-      <w:proofErr w:type="spellEnd"/>
       <w:r>
         <w:rPr>
           <w:rFonts w:ascii="Consolas" w:eastAsia="Times New Roman" w:hAnsi="Consolas" w:cs="Times New Roman"/>
@@ -8068,7 +7660,6 @@
         </w:rPr>
         <w:t xml:space="preserve">    </w:t>
       </w:r>
-      <w:proofErr w:type="spellStart"/>
       <w:proofErr w:type="gramStart"/>
       <w:r>
         <w:rPr>
@@ -8079,7 +7670,6 @@
         </w:rPr>
         <w:t>pinMode</w:t>
       </w:r>
-      <w:proofErr w:type="spellEnd"/>
       <w:r>
         <w:rPr>
           <w:rFonts w:ascii="Consolas" w:eastAsia="Times New Roman" w:hAnsi="Consolas" w:cs="Times New Roman"/>
@@ -8157,7 +7747,6 @@
         </w:rPr>
         <w:t xml:space="preserve">    </w:t>
       </w:r>
-      <w:proofErr w:type="spellStart"/>
       <w:proofErr w:type="gramStart"/>
       <w:r>
         <w:rPr>
@@ -8168,7 +7757,6 @@
         </w:rPr>
         <w:t>pinMode</w:t>
       </w:r>
-      <w:proofErr w:type="spellEnd"/>
       <w:r>
         <w:rPr>
           <w:rFonts w:ascii="Consolas" w:eastAsia="Times New Roman" w:hAnsi="Consolas" w:cs="Times New Roman"/>
@@ -8259,7 +7847,6 @@
         </w:rPr>
         <w:t xml:space="preserve">    </w:t>
       </w:r>
-      <w:proofErr w:type="spellStart"/>
       <w:proofErr w:type="gramStart"/>
       <w:r>
         <w:rPr>
@@ -8270,7 +7857,6 @@
         </w:rPr>
         <w:t>connectToWiFi</w:t>
       </w:r>
-      <w:proofErr w:type="spellEnd"/>
       <w:r>
         <w:rPr>
           <w:rFonts w:ascii="Consolas" w:eastAsia="Times New Roman" w:hAnsi="Consolas" w:cs="Times New Roman"/>
@@ -8312,7 +7898,6 @@
         </w:rPr>
         <w:t xml:space="preserve">    </w:t>
       </w:r>
-      <w:proofErr w:type="spellStart"/>
       <w:proofErr w:type="gramStart"/>
       <w:r>
         <w:rPr>
@@ -8341,7 +7926,6 @@
         </w:rPr>
         <w:t>begin</w:t>
       </w:r>
-      <w:proofErr w:type="spellEnd"/>
       <w:proofErr w:type="gramEnd"/>
       <w:r>
         <w:rPr>
@@ -8374,7 +7958,6 @@
         </w:rPr>
         <w:t xml:space="preserve">    </w:t>
       </w:r>
-      <w:proofErr w:type="spellStart"/>
       <w:r>
         <w:rPr>
           <w:rFonts w:ascii="Consolas" w:eastAsia="Times New Roman" w:hAnsi="Consolas" w:cs="Times New Roman"/>
@@ -8404,7 +7987,6 @@
         </w:rPr>
         <w:t>println</w:t>
       </w:r>
-      <w:proofErr w:type="spellEnd"/>
       <w:r>
         <w:rPr>
           <w:rFonts w:ascii="Consolas" w:eastAsia="Times New Roman" w:hAnsi="Consolas" w:cs="Times New Roman"/>
@@ -8452,6 +8034,7 @@
           <w:sz w:val="21"/>
           <w:szCs w:val="21"/>
         </w:rPr>
+        <w:lastRenderedPageBreak/>
         <w:t>}</w:t>
       </w:r>
     </w:p>
@@ -8565,36 +8148,107 @@
           <w:sz w:val="21"/>
           <w:szCs w:val="21"/>
         </w:rPr>
+        <w:t xml:space="preserve">    WiFiClient client </w:t>
+      </w:r>
+      <w:r>
+        <w:rPr>
+          <w:rFonts w:ascii="Consolas" w:eastAsia="Times New Roman" w:hAnsi="Consolas" w:cs="Times New Roman"/>
+          <w:color w:val="DCDCDC"/>
+          <w:sz w:val="21"/>
+          <w:szCs w:val="21"/>
+        </w:rPr>
+        <w:t>=</w:t>
+      </w:r>
+      <w:r>
+        <w:rPr>
+          <w:rFonts w:ascii="Consolas" w:eastAsia="Times New Roman" w:hAnsi="Consolas" w:cs="Times New Roman"/>
+          <w:color w:val="D4D4D4"/>
+          <w:sz w:val="21"/>
+          <w:szCs w:val="21"/>
+        </w:rPr>
+        <w:t xml:space="preserve"> </w:t>
+      </w:r>
+      <w:proofErr w:type="gramStart"/>
+      <w:r>
+        <w:rPr>
+          <w:rFonts w:ascii="Consolas" w:eastAsia="Times New Roman" w:hAnsi="Consolas" w:cs="Times New Roman"/>
+          <w:color w:val="D4D4D4"/>
+          <w:sz w:val="21"/>
+          <w:szCs w:val="21"/>
+        </w:rPr>
+        <w:t>server</w:t>
+      </w:r>
+      <w:r>
+        <w:rPr>
+          <w:rFonts w:ascii="Consolas" w:eastAsia="Times New Roman" w:hAnsi="Consolas" w:cs="Times New Roman"/>
+          <w:color w:val="DCDCDC"/>
+          <w:sz w:val="21"/>
+          <w:szCs w:val="21"/>
+        </w:rPr>
+        <w:t>.</w:t>
+      </w:r>
+      <w:r>
+        <w:rPr>
+          <w:rFonts w:ascii="Consolas" w:eastAsia="Times New Roman" w:hAnsi="Consolas" w:cs="Times New Roman"/>
+          <w:color w:val="E97366"/>
+          <w:sz w:val="21"/>
+          <w:szCs w:val="21"/>
+        </w:rPr>
+        <w:t>available</w:t>
+      </w:r>
+      <w:proofErr w:type="gramEnd"/>
+      <w:r>
+        <w:rPr>
+          <w:rFonts w:ascii="Consolas" w:eastAsia="Times New Roman" w:hAnsi="Consolas" w:cs="Times New Roman"/>
+          <w:color w:val="DCDCDC"/>
+          <w:sz w:val="21"/>
+          <w:szCs w:val="21"/>
+        </w:rPr>
+        <w:t>();</w:t>
+      </w:r>
+    </w:p>
+    <w:p>
+      <w:pPr>
+        <w:shd w:val="clear" w:color="auto" w:fill="1E1E1E"/>
+        <w:bidi w:val="0"/>
+        <w:spacing w:after="0" w:line="285" w:lineRule="atLeast"/>
+        <w:rPr>
+          <w:rFonts w:ascii="Consolas" w:eastAsia="Times New Roman" w:hAnsi="Consolas" w:cs="Times New Roman"/>
+          <w:color w:val="D4D4D4"/>
+          <w:sz w:val="21"/>
+          <w:szCs w:val="21"/>
+        </w:rPr>
+      </w:pPr>
+    </w:p>
+    <w:p>
+      <w:pPr>
+        <w:shd w:val="clear" w:color="auto" w:fill="1E1E1E"/>
+        <w:bidi w:val="0"/>
+        <w:spacing w:after="0" w:line="285" w:lineRule="atLeast"/>
+        <w:rPr>
+          <w:rFonts w:ascii="Consolas" w:eastAsia="Times New Roman" w:hAnsi="Consolas" w:cs="Times New Roman"/>
+          <w:color w:val="D4D4D4"/>
+          <w:sz w:val="21"/>
+          <w:szCs w:val="21"/>
+        </w:rPr>
+      </w:pPr>
+      <w:r>
+        <w:rPr>
+          <w:rFonts w:ascii="Consolas" w:eastAsia="Times New Roman" w:hAnsi="Consolas" w:cs="Times New Roman"/>
+          <w:color w:val="D4D4D4"/>
+          <w:sz w:val="21"/>
+          <w:szCs w:val="21"/>
+        </w:rPr>
         <w:t xml:space="preserve">    </w:t>
       </w:r>
-      <w:proofErr w:type="spellStart"/>
-      <w:r>
-        <w:rPr>
-          <w:rFonts w:ascii="Consolas" w:eastAsia="Times New Roman" w:hAnsi="Consolas" w:cs="Times New Roman"/>
-          <w:color w:val="D4D4D4"/>
-          <w:sz w:val="21"/>
-          <w:szCs w:val="21"/>
-        </w:rPr>
-        <w:t>WiFiClient</w:t>
-      </w:r>
-      <w:proofErr w:type="spellEnd"/>
-      <w:r>
-        <w:rPr>
-          <w:rFonts w:ascii="Consolas" w:eastAsia="Times New Roman" w:hAnsi="Consolas" w:cs="Times New Roman"/>
-          <w:color w:val="D4D4D4"/>
-          <w:sz w:val="21"/>
-          <w:szCs w:val="21"/>
-        </w:rPr>
-        <w:t xml:space="preserve"> client </w:t>
-      </w:r>
-      <w:r>
-        <w:rPr>
-          <w:rFonts w:ascii="Consolas" w:eastAsia="Times New Roman" w:hAnsi="Consolas" w:cs="Times New Roman"/>
-          <w:color w:val="DCDCDC"/>
-          <w:sz w:val="21"/>
-          <w:szCs w:val="21"/>
-        </w:rPr>
-        <w:t>=</w:t>
+      <w:r>
+        <w:rPr>
+          <w:rFonts w:ascii="Consolas" w:eastAsia="Times New Roman" w:hAnsi="Consolas" w:cs="Times New Roman"/>
+          <w:color w:val="569CD6"/>
+          <w:sz w:val="21"/>
+          <w:szCs w:val="21"/>
+        </w:rPr>
+        <w:t>if</w:t>
       </w:r>
       <w:r>
         <w:rPr>
@@ -8605,89 +8259,32 @@
         </w:rPr>
         <w:t xml:space="preserve"> </w:t>
       </w:r>
-      <w:proofErr w:type="spellStart"/>
-      <w:proofErr w:type="gramStart"/>
-      <w:r>
-        <w:rPr>
-          <w:rFonts w:ascii="Consolas" w:eastAsia="Times New Roman" w:hAnsi="Consolas" w:cs="Times New Roman"/>
-          <w:color w:val="D4D4D4"/>
-          <w:sz w:val="21"/>
-          <w:szCs w:val="21"/>
-        </w:rPr>
-        <w:t>server</w:t>
-      </w:r>
-      <w:r>
-        <w:rPr>
-          <w:rFonts w:ascii="Consolas" w:eastAsia="Times New Roman" w:hAnsi="Consolas" w:cs="Times New Roman"/>
-          <w:color w:val="DCDCDC"/>
-          <w:sz w:val="21"/>
-          <w:szCs w:val="21"/>
-        </w:rPr>
-        <w:t>.</w:t>
-      </w:r>
-      <w:r>
-        <w:rPr>
-          <w:rFonts w:ascii="Consolas" w:eastAsia="Times New Roman" w:hAnsi="Consolas" w:cs="Times New Roman"/>
-          <w:color w:val="E97366"/>
-          <w:sz w:val="21"/>
-          <w:szCs w:val="21"/>
-        </w:rPr>
-        <w:t>available</w:t>
-      </w:r>
-      <w:proofErr w:type="spellEnd"/>
-      <w:proofErr w:type="gramEnd"/>
-      <w:r>
-        <w:rPr>
-          <w:rFonts w:ascii="Consolas" w:eastAsia="Times New Roman" w:hAnsi="Consolas" w:cs="Times New Roman"/>
-          <w:color w:val="DCDCDC"/>
-          <w:sz w:val="21"/>
-          <w:szCs w:val="21"/>
-        </w:rPr>
-        <w:t>();</w:t>
-      </w:r>
-    </w:p>
-    <w:p>
-      <w:pPr>
-        <w:shd w:val="clear" w:color="auto" w:fill="1E1E1E"/>
-        <w:bidi w:val="0"/>
-        <w:spacing w:after="0" w:line="285" w:lineRule="atLeast"/>
-        <w:rPr>
-          <w:rFonts w:ascii="Consolas" w:eastAsia="Times New Roman" w:hAnsi="Consolas" w:cs="Times New Roman"/>
-          <w:color w:val="D4D4D4"/>
-          <w:sz w:val="21"/>
-          <w:szCs w:val="21"/>
-        </w:rPr>
-      </w:pPr>
-    </w:p>
-    <w:p>
-      <w:pPr>
-        <w:shd w:val="clear" w:color="auto" w:fill="1E1E1E"/>
-        <w:bidi w:val="0"/>
-        <w:spacing w:after="0" w:line="285" w:lineRule="atLeast"/>
-        <w:rPr>
-          <w:rFonts w:ascii="Consolas" w:eastAsia="Times New Roman" w:hAnsi="Consolas" w:cs="Times New Roman"/>
-          <w:color w:val="D4D4D4"/>
-          <w:sz w:val="21"/>
-          <w:szCs w:val="21"/>
-        </w:rPr>
-      </w:pPr>
-      <w:r>
-        <w:rPr>
-          <w:rFonts w:ascii="Consolas" w:eastAsia="Times New Roman" w:hAnsi="Consolas" w:cs="Times New Roman"/>
-          <w:color w:val="D4D4D4"/>
-          <w:sz w:val="21"/>
-          <w:szCs w:val="21"/>
-        </w:rPr>
-        <w:t xml:space="preserve">    </w:t>
-      </w:r>
-      <w:r>
-        <w:rPr>
-          <w:rFonts w:ascii="Consolas" w:eastAsia="Times New Roman" w:hAnsi="Consolas" w:cs="Times New Roman"/>
-          <w:color w:val="569CD6"/>
-          <w:sz w:val="21"/>
-          <w:szCs w:val="21"/>
-        </w:rPr>
-        <w:t>if</w:t>
+      <w:r>
+        <w:rPr>
+          <w:rFonts w:ascii="Consolas" w:eastAsia="Times New Roman" w:hAnsi="Consolas" w:cs="Times New Roman"/>
+          <w:color w:val="DCDCDC"/>
+          <w:sz w:val="21"/>
+          <w:szCs w:val="21"/>
+        </w:rPr>
+        <w:t>(</w:t>
+      </w:r>
+      <w:r>
+        <w:rPr>
+          <w:rFonts w:ascii="Consolas" w:eastAsia="Times New Roman" w:hAnsi="Consolas" w:cs="Times New Roman"/>
+          <w:color w:val="D4D4D4"/>
+          <w:sz w:val="21"/>
+          <w:szCs w:val="21"/>
+        </w:rPr>
+        <w:t>client</w:t>
+      </w:r>
+      <w:r>
+        <w:rPr>
+          <w:rFonts w:ascii="Consolas" w:eastAsia="Times New Roman" w:hAnsi="Consolas" w:cs="Times New Roman"/>
+          <w:color w:val="DCDCDC"/>
+          <w:sz w:val="21"/>
+          <w:szCs w:val="21"/>
+        </w:rPr>
+        <w:t>)</w:t>
       </w:r>
       <w:r>
         <w:rPr>
@@ -8705,42 +8302,6 @@
           <w:sz w:val="21"/>
           <w:szCs w:val="21"/>
         </w:rPr>
-        <w:t>(</w:t>
-      </w:r>
-      <w:r>
-        <w:rPr>
-          <w:rFonts w:ascii="Consolas" w:eastAsia="Times New Roman" w:hAnsi="Consolas" w:cs="Times New Roman"/>
-          <w:color w:val="D4D4D4"/>
-          <w:sz w:val="21"/>
-          <w:szCs w:val="21"/>
-        </w:rPr>
-        <w:t>client</w:t>
-      </w:r>
-      <w:r>
-        <w:rPr>
-          <w:rFonts w:ascii="Consolas" w:eastAsia="Times New Roman" w:hAnsi="Consolas" w:cs="Times New Roman"/>
-          <w:color w:val="DCDCDC"/>
-          <w:sz w:val="21"/>
-          <w:szCs w:val="21"/>
-        </w:rPr>
-        <w:t>)</w:t>
-      </w:r>
-      <w:r>
-        <w:rPr>
-          <w:rFonts w:ascii="Consolas" w:eastAsia="Times New Roman" w:hAnsi="Consolas" w:cs="Times New Roman"/>
-          <w:color w:val="D4D4D4"/>
-          <w:sz w:val="21"/>
-          <w:szCs w:val="21"/>
-        </w:rPr>
-        <w:t xml:space="preserve"> </w:t>
-      </w:r>
-      <w:r>
-        <w:rPr>
-          <w:rFonts w:ascii="Consolas" w:eastAsia="Times New Roman" w:hAnsi="Consolas" w:cs="Times New Roman"/>
-          <w:color w:val="DCDCDC"/>
-          <w:sz w:val="21"/>
-          <w:szCs w:val="21"/>
-        </w:rPr>
         <w:t>{</w:t>
       </w:r>
     </w:p>
@@ -8765,7 +8326,6 @@
         </w:rPr>
         <w:t xml:space="preserve">        </w:t>
       </w:r>
-      <w:proofErr w:type="spellStart"/>
       <w:r>
         <w:rPr>
           <w:rFonts w:ascii="Consolas" w:eastAsia="Times New Roman" w:hAnsi="Consolas" w:cs="Times New Roman"/>
@@ -8795,7 +8355,6 @@
         </w:rPr>
         <w:t>println</w:t>
       </w:r>
-      <w:proofErr w:type="spellEnd"/>
       <w:r>
         <w:rPr>
           <w:rFonts w:ascii="Consolas" w:eastAsia="Times New Roman" w:hAnsi="Consolas" w:cs="Times New Roman"/>
@@ -8885,7 +8444,6 @@
         </w:rPr>
         <w:t>(</w:t>
       </w:r>
-      <w:proofErr w:type="spellStart"/>
       <w:proofErr w:type="gramStart"/>
       <w:r>
         <w:rPr>
@@ -8914,7 +8472,6 @@
         </w:rPr>
         <w:t>connected</w:t>
       </w:r>
-      <w:proofErr w:type="spellEnd"/>
       <w:proofErr w:type="gramEnd"/>
       <w:r>
         <w:rPr>
@@ -8923,7 +8480,17 @@
           <w:sz w:val="21"/>
           <w:szCs w:val="21"/>
         </w:rPr>
-        <w:t>())</w:t>
+        <w:t>(</w:t>
+      </w:r>
+      <w:proofErr w:type="gramStart"/>
+      <w:r>
+        <w:rPr>
+          <w:rFonts w:ascii="Consolas" w:eastAsia="Times New Roman" w:hAnsi="Consolas" w:cs="Times New Roman"/>
+          <w:color w:val="DCDCDC"/>
+          <w:sz w:val="21"/>
+          <w:szCs w:val="21"/>
+        </w:rPr>
+        <w:t>))</w:t>
       </w:r>
       <w:r>
         <w:rPr>
@@ -8943,6 +8510,7 @@
         </w:rPr>
         <w:t>{</w:t>
       </w:r>
+      <w:proofErr w:type="gramEnd"/>
     </w:p>
     <w:p>
       <w:pPr>
@@ -8992,7 +8560,6 @@
         </w:rPr>
         <w:t>(</w:t>
       </w:r>
-      <w:proofErr w:type="spellStart"/>
       <w:proofErr w:type="gramStart"/>
       <w:r>
         <w:rPr>
@@ -9021,7 +8588,6 @@
         </w:rPr>
         <w:t>available</w:t>
       </w:r>
-      <w:proofErr w:type="spellEnd"/>
       <w:proofErr w:type="gramEnd"/>
       <w:r>
         <w:rPr>
@@ -9030,7 +8596,17 @@
           <w:sz w:val="21"/>
           <w:szCs w:val="21"/>
         </w:rPr>
-        <w:t>())</w:t>
+        <w:t>(</w:t>
+      </w:r>
+      <w:proofErr w:type="gramStart"/>
+      <w:r>
+        <w:rPr>
+          <w:rFonts w:ascii="Consolas" w:eastAsia="Times New Roman" w:hAnsi="Consolas" w:cs="Times New Roman"/>
+          <w:color w:val="DCDCDC"/>
+          <w:sz w:val="21"/>
+          <w:szCs w:val="21"/>
+        </w:rPr>
+        <w:t>))</w:t>
       </w:r>
       <w:r>
         <w:rPr>
@@ -9050,6 +8626,7 @@
         </w:rPr>
         <w:t>{</w:t>
       </w:r>
+      <w:proofErr w:type="gramEnd"/>
     </w:p>
     <w:p>
       <w:pPr>
@@ -9108,7 +8685,6 @@
         </w:rPr>
         <w:t xml:space="preserve"> </w:t>
       </w:r>
-      <w:proofErr w:type="spellStart"/>
       <w:proofErr w:type="gramStart"/>
       <w:r>
         <w:rPr>
@@ -9137,7 +8713,6 @@
         </w:rPr>
         <w:t>readStringUntil</w:t>
       </w:r>
-      <w:proofErr w:type="spellEnd"/>
       <w:proofErr w:type="gramEnd"/>
       <w:r>
         <w:rPr>
@@ -9188,7 +8763,6 @@
         </w:rPr>
         <w:t xml:space="preserve">                </w:t>
       </w:r>
-      <w:proofErr w:type="spellStart"/>
       <w:proofErr w:type="gramStart"/>
       <w:r>
         <w:rPr>
@@ -9217,7 +8791,6 @@
         </w:rPr>
         <w:t>trim</w:t>
       </w:r>
-      <w:proofErr w:type="spellEnd"/>
       <w:proofErr w:type="gramEnd"/>
       <w:r>
         <w:rPr>
@@ -9424,7 +8997,6 @@
         </w:rPr>
         <w:t xml:space="preserve">                    </w:t>
       </w:r>
-      <w:proofErr w:type="spellStart"/>
       <w:proofErr w:type="gramStart"/>
       <w:r>
         <w:rPr>
@@ -9435,7 +9007,6 @@
         </w:rPr>
         <w:t>digitalWrite</w:t>
       </w:r>
-      <w:proofErr w:type="spellEnd"/>
       <w:r>
         <w:rPr>
           <w:rFonts w:ascii="Consolas" w:eastAsia="Times New Roman" w:hAnsi="Consolas" w:cs="Times New Roman"/>
@@ -9513,7 +9084,6 @@
         </w:rPr>
         <w:t xml:space="preserve">                    </w:t>
       </w:r>
-      <w:proofErr w:type="spellStart"/>
       <w:proofErr w:type="gramStart"/>
       <w:r>
         <w:rPr>
@@ -9524,7 +9094,6 @@
         </w:rPr>
         <w:t>digitalWrite</w:t>
       </w:r>
-      <w:proofErr w:type="spellEnd"/>
       <w:r>
         <w:rPr>
           <w:rFonts w:ascii="Consolas" w:eastAsia="Times New Roman" w:hAnsi="Consolas" w:cs="Times New Roman"/>
@@ -9602,7 +9171,6 @@
         </w:rPr>
         <w:t xml:space="preserve">                    </w:t>
       </w:r>
-      <w:proofErr w:type="spellStart"/>
       <w:proofErr w:type="gramStart"/>
       <w:r>
         <w:rPr>
@@ -9613,7 +9181,6 @@
         </w:rPr>
         <w:t>digitalWrite</w:t>
       </w:r>
-      <w:proofErr w:type="spellEnd"/>
       <w:r>
         <w:rPr>
           <w:rFonts w:ascii="Consolas" w:eastAsia="Times New Roman" w:hAnsi="Consolas" w:cs="Times New Roman"/>
@@ -9691,7 +9258,6 @@
         </w:rPr>
         <w:t xml:space="preserve">                    </w:t>
       </w:r>
-      <w:proofErr w:type="spellStart"/>
       <w:r>
         <w:rPr>
           <w:rFonts w:ascii="Consolas" w:eastAsia="Times New Roman" w:hAnsi="Consolas" w:cs="Times New Roman"/>
@@ -9721,7 +9287,6 @@
         </w:rPr>
         <w:t>println</w:t>
       </w:r>
-      <w:proofErr w:type="spellEnd"/>
       <w:r>
         <w:rPr>
           <w:rFonts w:ascii="Consolas" w:eastAsia="Times New Roman" w:hAnsi="Consolas" w:cs="Times New Roman"/>
@@ -9950,7 +9515,6 @@
         </w:rPr>
         <w:t xml:space="preserve">                    </w:t>
       </w:r>
-      <w:proofErr w:type="spellStart"/>
       <w:proofErr w:type="gramStart"/>
       <w:r>
         <w:rPr>
@@ -9961,7 +9525,6 @@
         </w:rPr>
         <w:t>digitalWrite</w:t>
       </w:r>
-      <w:proofErr w:type="spellEnd"/>
       <w:r>
         <w:rPr>
           <w:rFonts w:ascii="Consolas" w:eastAsia="Times New Roman" w:hAnsi="Consolas" w:cs="Times New Roman"/>
@@ -10039,7 +9602,6 @@
         </w:rPr>
         <w:t xml:space="preserve">                    </w:t>
       </w:r>
-      <w:proofErr w:type="spellStart"/>
       <w:proofErr w:type="gramStart"/>
       <w:r>
         <w:rPr>
@@ -10050,7 +9612,6 @@
         </w:rPr>
         <w:t>digitalWrite</w:t>
       </w:r>
-      <w:proofErr w:type="spellEnd"/>
       <w:r>
         <w:rPr>
           <w:rFonts w:ascii="Consolas" w:eastAsia="Times New Roman" w:hAnsi="Consolas" w:cs="Times New Roman"/>
@@ -10128,7 +9689,6 @@
         </w:rPr>
         <w:t xml:space="preserve">                    </w:t>
       </w:r>
-      <w:proofErr w:type="spellStart"/>
       <w:proofErr w:type="gramStart"/>
       <w:r>
         <w:rPr>
@@ -10139,7 +9699,6 @@
         </w:rPr>
         <w:t>digitalWrite</w:t>
       </w:r>
-      <w:proofErr w:type="spellEnd"/>
       <w:r>
         <w:rPr>
           <w:rFonts w:ascii="Consolas" w:eastAsia="Times New Roman" w:hAnsi="Consolas" w:cs="Times New Roman"/>
@@ -10217,7 +9776,6 @@
         </w:rPr>
         <w:t xml:space="preserve">                    </w:t>
       </w:r>
-      <w:proofErr w:type="spellStart"/>
       <w:r>
         <w:rPr>
           <w:rFonts w:ascii="Consolas" w:eastAsia="Times New Roman" w:hAnsi="Consolas" w:cs="Times New Roman"/>
@@ -10247,7 +9805,6 @@
         </w:rPr>
         <w:t>println</w:t>
       </w:r>
-      <w:proofErr w:type="spellEnd"/>
       <w:r>
         <w:rPr>
           <w:rFonts w:ascii="Consolas" w:eastAsia="Times New Roman" w:hAnsi="Consolas" w:cs="Times New Roman"/>
@@ -10390,7 +9947,6 @@
         </w:rPr>
         <w:t xml:space="preserve">        </w:t>
       </w:r>
-      <w:proofErr w:type="spellStart"/>
       <w:proofErr w:type="gramStart"/>
       <w:r>
         <w:rPr>
@@ -10419,7 +9975,6 @@
         </w:rPr>
         <w:t>stop</w:t>
       </w:r>
-      <w:proofErr w:type="spellEnd"/>
       <w:proofErr w:type="gramEnd"/>
       <w:r>
         <w:rPr>
@@ -10452,7 +10007,6 @@
         </w:rPr>
         <w:t xml:space="preserve">        </w:t>
       </w:r>
-      <w:proofErr w:type="spellStart"/>
       <w:r>
         <w:rPr>
           <w:rFonts w:ascii="Consolas" w:eastAsia="Times New Roman" w:hAnsi="Consolas" w:cs="Times New Roman"/>
@@ -10482,7 +10036,6 @@
         </w:rPr>
         <w:t>println</w:t>
       </w:r>
-      <w:proofErr w:type="spellEnd"/>
       <w:r>
         <w:rPr>
           <w:rFonts w:ascii="Consolas" w:eastAsia="Times New Roman" w:hAnsi="Consolas" w:cs="Times New Roman"/>
@@ -10576,7 +10129,6 @@
         </w:rPr>
         <w:t xml:space="preserve">        </w:t>
       </w:r>
-      <w:proofErr w:type="spellStart"/>
       <w:proofErr w:type="gramStart"/>
       <w:r>
         <w:rPr>
@@ -10587,7 +10139,6 @@
         </w:rPr>
         <w:t>digitalWrite</w:t>
       </w:r>
-      <w:proofErr w:type="spellEnd"/>
       <w:r>
         <w:rPr>
           <w:rFonts w:ascii="Consolas" w:eastAsia="Times New Roman" w:hAnsi="Consolas" w:cs="Times New Roman"/>
@@ -10665,7 +10216,6 @@
         </w:rPr>
         <w:t xml:space="preserve">        </w:t>
       </w:r>
-      <w:proofErr w:type="spellStart"/>
       <w:proofErr w:type="gramStart"/>
       <w:r>
         <w:rPr>
@@ -10676,7 +10226,6 @@
         </w:rPr>
         <w:t>digitalWrite</w:t>
       </w:r>
-      <w:proofErr w:type="spellEnd"/>
       <w:r>
         <w:rPr>
           <w:rFonts w:ascii="Consolas" w:eastAsia="Times New Roman" w:hAnsi="Consolas" w:cs="Times New Roman"/>
@@ -10754,7 +10303,6 @@
         </w:rPr>
         <w:t xml:space="preserve">        </w:t>
       </w:r>
-      <w:proofErr w:type="spellStart"/>
       <w:proofErr w:type="gramStart"/>
       <w:r>
         <w:rPr>
@@ -10765,7 +10313,6 @@
         </w:rPr>
         <w:t>digitalWrite</w:t>
       </w:r>
-      <w:proofErr w:type="spellEnd"/>
       <w:r>
         <w:rPr>
           <w:rFonts w:ascii="Consolas" w:eastAsia="Times New Roman" w:hAnsi="Consolas" w:cs="Times New Roman"/>
@@ -10895,8 +10442,6 @@
           <w:rtl/>
         </w:rPr>
       </w:pPr>
-      <w:bookmarkStart w:id="0" w:name="_GoBack"/>
-      <w:bookmarkEnd w:id="0"/>
       <w:r>
         <w:rPr>
           <w:rFonts w:ascii="Tahoma" w:hAnsi="Tahoma" w:cs="Tahoma"/>
@@ -10906,7 +10451,7 @@
           <w:rtl/>
         </w:rPr>
         <w:drawing>
-          <wp:anchor distT="0" distB="0" distL="114300" distR="114300" simplePos="0" relativeHeight="251661312" behindDoc="0" locked="0" layoutInCell="1" allowOverlap="1" wp14:anchorId="31FD0E2E">
+          <wp:anchor distT="0" distB="0" distL="114300" distR="114300" simplePos="0" relativeHeight="251661312" behindDoc="0" locked="0" layoutInCell="1" allowOverlap="1" wp14:anchorId="31FD0E2E" wp14:editId="42F86599">
             <wp:simplePos x="0" y="0"/>
             <wp:positionH relativeFrom="column">
               <wp:posOffset>1579880</wp:posOffset>
@@ -11238,6 +10783,7 @@
         <w:rPr>
           <w:noProof/>
         </w:rPr>
+        <w:lastRenderedPageBreak/>
         <w:t xml:space="preserve"> </w:t>
       </w:r>
     </w:p>
@@ -11283,7 +10829,7 @@
 </file>
 
 <file path=word/endnotes.xml><?xml version="1.0" encoding="utf-8"?>
-<w:endnotes xmlns:wpc="http://schemas.microsoft.com/office/word/2010/wordprocessingCanvas" xmlns:cx="http://schemas.microsoft.com/office/drawing/2014/chartex" xmlns:cx1="http://schemas.microsoft.com/office/drawing/2015/9/8/chartex" xmlns:cx2="http://schemas.microsoft.com/office/drawing/2015/10/21/chartex" xmlns:cx3="http://schemas.microsoft.com/office/drawing/2016/5/9/chartex" xmlns:cx4="http://schemas.microsoft.com/office/drawing/2016/5/10/chartex" xmlns:cx5="http://schemas.microsoft.com/office/drawing/2016/5/11/chartex" xmlns:cx6="http://schemas.microsoft.com/office/drawing/2016/5/12/chartex" xmlns:cx7="http://schemas.microsoft.com/office/drawing/2016/5/13/chartex" xmlns:cx8="http://schemas.microsoft.com/office/drawing/2016/5/14/chartex" xmlns:mc="http://schemas.openxmlformats.org/markup-compatibility/2006" xmlns:aink="http://schemas.microsoft.com/office/drawing/2016/ink" xmlns:am3d="http://schemas.microsoft.com/office/drawing/2017/model3d" xmlns:o="urn:schemas-microsoft-com:office:office" xmlns:r="http://schemas.openxmlformats.org/officeDocument/2006/relationships" xmlns:m="http://schemas.openxmlformats.org/officeDocument/2006/math" xmlns:v="urn:schemas-microsoft-com:vml" xmlns:wp14="http://schemas.microsoft.com/office/word/2010/wordprocessingDrawing" xmlns:wp="http://schemas.openxmlformats.org/drawingml/2006/wordprocessingDrawing" xmlns:w10="urn:schemas-microsoft-com:office:word" xmlns:w="http://schemas.openxmlformats.org/wordprocessingml/2006/main" xmlns:w14="http://schemas.microsoft.com/office/word/2010/wordml" xmlns:w15="http://schemas.microsoft.com/office/word/2012/wordml" xmlns:w16cid="http://schemas.microsoft.com/office/word/2016/wordml/cid" xmlns:w16se="http://schemas.microsoft.com/office/word/2015/wordml/symex" xmlns:wpg="http://schemas.microsoft.com/office/word/2010/wordprocessingGroup" xmlns:wpi="http://schemas.microsoft.com/office/word/2010/wordprocessingInk" xmlns:wne="http://schemas.microsoft.com/office/word/2006/wordml" xmlns:wps="http://schemas.microsoft.com/office/word/2010/wordprocessingShape" mc:Ignorable="w14 w15 w16se w16cid wp14">
+<w:endnotes xmlns:wpc="http://schemas.microsoft.com/office/word/2010/wordprocessingCanvas" xmlns:cx="http://schemas.microsoft.com/office/drawing/2014/chartex" xmlns:cx1="http://schemas.microsoft.com/office/drawing/2015/9/8/chartex" xmlns:cx2="http://schemas.microsoft.com/office/drawing/2015/10/21/chartex" xmlns:cx3="http://schemas.microsoft.com/office/drawing/2016/5/9/chartex" xmlns:cx4="http://schemas.microsoft.com/office/drawing/2016/5/10/chartex" xmlns:cx5="http://schemas.microsoft.com/office/drawing/2016/5/11/chartex" xmlns:cx6="http://schemas.microsoft.com/office/drawing/2016/5/12/chartex" xmlns:cx7="http://schemas.microsoft.com/office/drawing/2016/5/13/chartex" xmlns:cx8="http://schemas.microsoft.com/office/drawing/2016/5/14/chartex" xmlns:mc="http://schemas.openxmlformats.org/markup-compatibility/2006" xmlns:aink="http://schemas.microsoft.com/office/drawing/2016/ink" xmlns:am3d="http://schemas.microsoft.com/office/drawing/2017/model3d" xmlns:o="urn:schemas-microsoft-com:office:office" xmlns:oel="http://schemas.microsoft.com/office/2019/extlst" xmlns:r="http://schemas.openxmlformats.org/officeDocument/2006/relationships" xmlns:m="http://schemas.openxmlformats.org/officeDocument/2006/math" xmlns:v="urn:schemas-microsoft-com:vml" xmlns:wp14="http://schemas.microsoft.com/office/word/2010/wordprocessingDrawing" xmlns:wp="http://schemas.openxmlformats.org/drawingml/2006/wordprocessingDrawing" xmlns:w10="urn:schemas-microsoft-com:office:word" xmlns:w="http://schemas.openxmlformats.org/wordprocessingml/2006/main" xmlns:w14="http://schemas.microsoft.com/office/word/2010/wordml" xmlns:w15="http://schemas.microsoft.com/office/word/2012/wordml" xmlns:w16cex="http://schemas.microsoft.com/office/word/2018/wordml/cex" xmlns:w16cid="http://schemas.microsoft.com/office/word/2016/wordml/cid" xmlns:w16="http://schemas.microsoft.com/office/word/2018/wordml" xmlns:w16du="http://schemas.microsoft.com/office/word/2023/wordml/word16du" xmlns:w16sdtdh="http://schemas.microsoft.com/office/word/2020/wordml/sdtdatahash" xmlns:w16sdtfl="http://schemas.microsoft.com/office/word/2024/wordml/sdtformatlock" xmlns:w16se="http://schemas.microsoft.com/office/word/2015/wordml/symex" xmlns:wpg="http://schemas.microsoft.com/office/word/2010/wordprocessingGroup" xmlns:wpi="http://schemas.microsoft.com/office/word/2010/wordprocessingInk" xmlns:wne="http://schemas.microsoft.com/office/word/2006/wordml" xmlns:wps="http://schemas.microsoft.com/office/word/2010/wordprocessingShape" mc:Ignorable="w14 w15 w16se w16cid w16 w16cex w16sdtdh w16sdtfl w16du wp14">
   <w:endnote w:type="separator" w:id="-1">
     <w:p>
       <w:pPr>
@@ -11308,7 +10854,7 @@
 </file>
 
 <file path=word/footnotes.xml><?xml version="1.0" encoding="utf-8"?>
-<w:footnotes xmlns:wpc="http://schemas.microsoft.com/office/word/2010/wordprocessingCanvas" xmlns:cx="http://schemas.microsoft.com/office/drawing/2014/chartex" xmlns:cx1="http://schemas.microsoft.com/office/drawing/2015/9/8/chartex" xmlns:cx2="http://schemas.microsoft.com/office/drawing/2015/10/21/chartex" xmlns:cx3="http://schemas.microsoft.com/office/drawing/2016/5/9/chartex" xmlns:cx4="http://schemas.microsoft.com/office/drawing/2016/5/10/chartex" xmlns:cx5="http://schemas.microsoft.com/office/drawing/2016/5/11/chartex" xmlns:cx6="http://schemas.microsoft.com/office/drawing/2016/5/12/chartex" xmlns:cx7="http://schemas.microsoft.com/office/drawing/2016/5/13/chartex" xmlns:cx8="http://schemas.microsoft.com/office/drawing/2016/5/14/chartex" xmlns:mc="http://schemas.openxmlformats.org/markup-compatibility/2006" xmlns:aink="http://schemas.microsoft.com/office/drawing/2016/ink" xmlns:am3d="http://schemas.microsoft.com/office/drawing/2017/model3d" xmlns:o="urn:schemas-microsoft-com:office:office" xmlns:r="http://schemas.openxmlformats.org/officeDocument/2006/relationships" xmlns:m="http://schemas.openxmlformats.org/officeDocument/2006/math" xmlns:v="urn:schemas-microsoft-com:vml" xmlns:wp14="http://schemas.microsoft.com/office/word/2010/wordprocessingDrawing" xmlns:wp="http://schemas.openxmlformats.org/drawingml/2006/wordprocessingDrawing" xmlns:w10="urn:schemas-microsoft-com:office:word" xmlns:w="http://schemas.openxmlformats.org/wordprocessingml/2006/main" xmlns:w14="http://schemas.microsoft.com/office/word/2010/wordml" xmlns:w15="http://schemas.microsoft.com/office/word/2012/wordml" xmlns:w16cid="http://schemas.microsoft.com/office/word/2016/wordml/cid" xmlns:w16se="http://schemas.microsoft.com/office/word/2015/wordml/symex" xmlns:wpg="http://schemas.microsoft.com/office/word/2010/wordprocessingGroup" xmlns:wpi="http://schemas.microsoft.com/office/word/2010/wordprocessingInk" xmlns:wne="http://schemas.microsoft.com/office/word/2006/wordml" xmlns:wps="http://schemas.microsoft.com/office/word/2010/wordprocessingShape" mc:Ignorable="w14 w15 w16se w16cid wp14">
+<w:footnotes xmlns:wpc="http://schemas.microsoft.com/office/word/2010/wordprocessingCanvas" xmlns:cx="http://schemas.microsoft.com/office/drawing/2014/chartex" xmlns:cx1="http://schemas.microsoft.com/office/drawing/2015/9/8/chartex" xmlns:cx2="http://schemas.microsoft.com/office/drawing/2015/10/21/chartex" xmlns:cx3="http://schemas.microsoft.com/office/drawing/2016/5/9/chartex" xmlns:cx4="http://schemas.microsoft.com/office/drawing/2016/5/10/chartex" xmlns:cx5="http://schemas.microsoft.com/office/drawing/2016/5/11/chartex" xmlns:cx6="http://schemas.microsoft.com/office/drawing/2016/5/12/chartex" xmlns:cx7="http://schemas.microsoft.com/office/drawing/2016/5/13/chartex" xmlns:cx8="http://schemas.microsoft.com/office/drawing/2016/5/14/chartex" xmlns:mc="http://schemas.openxmlformats.org/markup-compatibility/2006" xmlns:aink="http://schemas.microsoft.com/office/drawing/2016/ink" xmlns:am3d="http://schemas.microsoft.com/office/drawing/2017/model3d" xmlns:o="urn:schemas-microsoft-com:office:office" xmlns:oel="http://schemas.microsoft.com/office/2019/extlst" xmlns:r="http://schemas.openxmlformats.org/officeDocument/2006/relationships" xmlns:m="http://schemas.openxmlformats.org/officeDocument/2006/math" xmlns:v="urn:schemas-microsoft-com:vml" xmlns:wp14="http://schemas.microsoft.com/office/word/2010/wordprocessingDrawing" xmlns:wp="http://schemas.openxmlformats.org/drawingml/2006/wordprocessingDrawing" xmlns:w10="urn:schemas-microsoft-com:office:word" xmlns:w="http://schemas.openxmlformats.org/wordprocessingml/2006/main" xmlns:w14="http://schemas.microsoft.com/office/word/2010/wordml" xmlns:w15="http://schemas.microsoft.com/office/word/2012/wordml" xmlns:w16cex="http://schemas.microsoft.com/office/word/2018/wordml/cex" xmlns:w16cid="http://schemas.microsoft.com/office/word/2016/wordml/cid" xmlns:w16="http://schemas.microsoft.com/office/word/2018/wordml" xmlns:w16du="http://schemas.microsoft.com/office/word/2023/wordml/word16du" xmlns:w16sdtdh="http://schemas.microsoft.com/office/word/2020/wordml/sdtdatahash" xmlns:w16sdtfl="http://schemas.microsoft.com/office/word/2024/wordml/sdtformatlock" xmlns:w16se="http://schemas.microsoft.com/office/word/2015/wordml/symex" xmlns:wpg="http://schemas.microsoft.com/office/word/2010/wordprocessingGroup" xmlns:wpi="http://schemas.microsoft.com/office/word/2010/wordprocessingInk" xmlns:wne="http://schemas.microsoft.com/office/word/2006/wordml" xmlns:wps="http://schemas.microsoft.com/office/word/2010/wordprocessingShape" mc:Ignorable="w14 w15 w16se w16cid w16 w16cex w16sdtdh w16sdtfl w16du wp14">
   <w:footnote w:type="separator" w:id="-1">
     <w:p>
       <w:pPr>
@@ -11333,7 +10879,7 @@
 </file>
 
 <file path=word/styles.xml><?xml version="1.0" encoding="utf-8"?>
-<w:styles xmlns:mc="http://schemas.openxmlformats.org/markup-compatibility/2006" xmlns:r="http://schemas.openxmlformats.org/officeDocument/2006/relationships" xmlns:w="http://schemas.openxmlformats.org/wordprocessingml/2006/main" xmlns:w14="http://schemas.microsoft.com/office/word/2010/wordml" xmlns:w15="http://schemas.microsoft.com/office/word/2012/wordml" xmlns:w16cid="http://schemas.microsoft.com/office/word/2016/wordml/cid" xmlns:w16se="http://schemas.microsoft.com/office/word/2015/wordml/symex" mc:Ignorable="w14 w15 w16se w16cid">
+<w:styles xmlns:mc="http://schemas.openxmlformats.org/markup-compatibility/2006" xmlns:r="http://schemas.openxmlformats.org/officeDocument/2006/relationships" xmlns:w="http://schemas.openxmlformats.org/wordprocessingml/2006/main" xmlns:w14="http://schemas.microsoft.com/office/word/2010/wordml" xmlns:w15="http://schemas.microsoft.com/office/word/2012/wordml" xmlns:w16cex="http://schemas.microsoft.com/office/word/2018/wordml/cex" xmlns:w16cid="http://schemas.microsoft.com/office/word/2016/wordml/cid" xmlns:w16="http://schemas.microsoft.com/office/word/2018/wordml" xmlns:w16du="http://schemas.microsoft.com/office/word/2023/wordml/word16du" xmlns:w16sdtdh="http://schemas.microsoft.com/office/word/2020/wordml/sdtdatahash" xmlns:w16sdtfl="http://schemas.microsoft.com/office/word/2024/wordml/sdtformatlock" xmlns:w16se="http://schemas.microsoft.com/office/word/2015/wordml/symex" mc:Ignorable="w14 w15 w16se w16cid w16 w16cex w16sdtdh w16sdtfl w16du">
   <w:docDefaults>
     <w:rPrDefault>
       <w:rPr>
@@ -11349,7 +10895,7 @@
       </w:pPr>
     </w:pPrDefault>
   </w:docDefaults>
-  <w:latentStyles w:defLockedState="0" w:defUIPriority="99" w:defSemiHidden="0" w:defUnhideWhenUsed="0" w:defQFormat="0" w:count="375">
+  <w:latentStyles w:defLockedState="0" w:defUIPriority="99" w:defSemiHidden="0" w:defUnhideWhenUsed="0" w:defQFormat="0" w:count="376">
     <w:lsdException w:name="Normal" w:uiPriority="0" w:qFormat="1"/>
     <w:lsdException w:name="heading 1" w:uiPriority="9" w:qFormat="1"/>
     <w:lsdException w:name="heading 2" w:semiHidden="1" w:uiPriority="9" w:unhideWhenUsed="1" w:qFormat="1"/>
@@ -11725,6 +11271,7 @@
     <w:lsdException w:name="Smart Hyperlink" w:semiHidden="1" w:unhideWhenUsed="1"/>
     <w:lsdException w:name="Hashtag" w:semiHidden="1" w:unhideWhenUsed="1"/>
     <w:lsdException w:name="Unresolved Mention" w:semiHidden="1" w:unhideWhenUsed="1"/>
+    <w:lsdException w:name="Smart Link" w:semiHidden="1" w:unhideWhenUsed="1"/>
   </w:latentStyles>
   <w:style w:type="paragraph" w:default="1" w:styleId="a">
     <w:name w:val="Normal"/>
